--- a/fuentes/CFA5_228122_DU.docx
+++ b/fuentes/CFA5_228122_DU.docx
@@ -531,7 +531,7 @@
         </w:rPr>
         <w:fldChar w:fldCharType="separate"/>
       </w:r>
-      <w:hyperlink w:anchor="_Toc228874068" w:history="1">
+      <w:hyperlink w:anchor="_Toc235515439" w:history="1">
         <w:r>
           <w:rPr>
             <w:rStyle w:val="Hipervnculo"/>
@@ -558,7 +558,7 @@
             <w:noProof/>
             <w:webHidden/>
           </w:rPr>
-          <w:instrText xml:space="preserve"> PAGEREF _Toc228874068 \h </w:instrText>
+          <w:instrText xml:space="preserve"> PAGEREF _Toc235515439 \h </w:instrText>
         </w:r>
         <w:r>
           <w:rPr>
@@ -604,7 +604,7 @@
           <w:lang w:eastAsia="es-CO"/>
         </w:rPr>
       </w:pPr>
-      <w:hyperlink w:anchor="_Toc228874069" w:history="1">
+      <w:hyperlink w:anchor="_Toc235515440" w:history="1">
         <w:r>
           <w:rPr>
             <w:rStyle w:val="Hipervnculo"/>
@@ -648,7 +648,7 @@
             <w:noProof/>
             <w:webHidden/>
           </w:rPr>
-          <w:instrText xml:space="preserve"> PAGEREF _Toc228874069 \h </w:instrText>
+          <w:instrText xml:space="preserve"> PAGEREF _Toc235515440 \h </w:instrText>
         </w:r>
         <w:r>
           <w:rPr>
@@ -694,7 +694,7 @@
           <w:lang w:eastAsia="es-CO"/>
         </w:rPr>
       </w:pPr>
-      <w:hyperlink w:anchor="_Toc228874070" w:history="1">
+      <w:hyperlink w:anchor="_Toc235515441" w:history="1">
         <w:r>
           <w:rPr>
             <w:rStyle w:val="Hipervnculo"/>
@@ -738,7 +738,7 @@
             <w:noProof/>
             <w:webHidden/>
           </w:rPr>
-          <w:instrText xml:space="preserve"> PAGEREF _Toc228874070 \h </w:instrText>
+          <w:instrText xml:space="preserve"> PAGEREF _Toc235515441 \h </w:instrText>
         </w:r>
         <w:r>
           <w:rPr>
@@ -758,7 +758,7 @@
             <w:noProof/>
             <w:webHidden/>
           </w:rPr>
-          <w:t>10</w:t>
+          <w:t>9</w:t>
         </w:r>
         <w:r>
           <w:rPr>
@@ -784,7 +784,7 @@
           <w:lang w:eastAsia="es-CO"/>
         </w:rPr>
       </w:pPr>
-      <w:hyperlink w:anchor="_Toc228874071" w:history="1">
+      <w:hyperlink w:anchor="_Toc235515442" w:history="1">
         <w:r>
           <w:rPr>
             <w:rStyle w:val="Hipervnculo"/>
@@ -828,7 +828,7 @@
             <w:noProof/>
             <w:webHidden/>
           </w:rPr>
-          <w:instrText xml:space="preserve"> PAGEREF _Toc228874071 \h </w:instrText>
+          <w:instrText xml:space="preserve"> PAGEREF _Toc235515442 \h </w:instrText>
         </w:r>
         <w:r>
           <w:rPr>
@@ -874,7 +874,7 @@
           <w:lang w:eastAsia="es-CO"/>
         </w:rPr>
       </w:pPr>
-      <w:hyperlink w:anchor="_Toc228874072" w:history="1">
+      <w:hyperlink w:anchor="_Toc235515443" w:history="1">
         <w:r>
           <w:rPr>
             <w:rStyle w:val="Hipervnculo"/>
@@ -918,7 +918,7 @@
             <w:noProof/>
             <w:webHidden/>
           </w:rPr>
-          <w:instrText xml:space="preserve"> PAGEREF _Toc228874072 \h </w:instrText>
+          <w:instrText xml:space="preserve"> PAGEREF _Toc235515443 \h </w:instrText>
         </w:r>
         <w:r>
           <w:rPr>
@@ -938,7 +938,7 @@
             <w:noProof/>
             <w:webHidden/>
           </w:rPr>
-          <w:t>22</w:t>
+          <w:t>20</w:t>
         </w:r>
         <w:r>
           <w:rPr>
@@ -964,7 +964,7 @@
           <w:lang w:eastAsia="es-CO"/>
         </w:rPr>
       </w:pPr>
-      <w:hyperlink w:anchor="_Toc228874073" w:history="1">
+      <w:hyperlink w:anchor="_Toc235515444" w:history="1">
         <w:r>
           <w:rPr>
             <w:rStyle w:val="Hipervnculo"/>
@@ -1008,7 +1008,7 @@
             <w:noProof/>
             <w:webHidden/>
           </w:rPr>
-          <w:instrText xml:space="preserve"> PAGEREF _Toc228874073 \h </w:instrText>
+          <w:instrText xml:space="preserve"> PAGEREF _Toc235515444 \h </w:instrText>
         </w:r>
         <w:r>
           <w:rPr>
@@ -1028,7 +1028,7 @@
             <w:noProof/>
             <w:webHidden/>
           </w:rPr>
-          <w:t>28</w:t>
+          <w:t>26</w:t>
         </w:r>
         <w:r>
           <w:rPr>
@@ -1054,7 +1054,7 @@
           <w:lang w:eastAsia="es-CO"/>
         </w:rPr>
       </w:pPr>
-      <w:hyperlink w:anchor="_Toc228874075" w:history="1">
+      <w:hyperlink w:anchor="_Toc235515446" w:history="1">
         <w:r>
           <w:rPr>
             <w:rStyle w:val="Hipervnculo"/>
@@ -1098,7 +1098,7 @@
             <w:noProof/>
             <w:webHidden/>
           </w:rPr>
-          <w:instrText xml:space="preserve"> PAGEREF _Toc228874075 \h </w:instrText>
+          <w:instrText xml:space="preserve"> PAGEREF _Toc235515446 \h </w:instrText>
         </w:r>
         <w:r>
           <w:rPr>
@@ -1118,7 +1118,7 @@
             <w:noProof/>
             <w:webHidden/>
           </w:rPr>
-          <w:t>31</w:t>
+          <w:t>29</w:t>
         </w:r>
         <w:r>
           <w:rPr>
@@ -1144,7 +1144,7 @@
           <w:lang w:eastAsia="es-CO"/>
         </w:rPr>
       </w:pPr>
-      <w:hyperlink w:anchor="_Toc228874076" w:history="1">
+      <w:hyperlink w:anchor="_Toc235515447" w:history="1">
         <w:r>
           <w:rPr>
             <w:rStyle w:val="Hipervnculo"/>
@@ -1188,7 +1188,7 @@
             <w:noProof/>
             <w:webHidden/>
           </w:rPr>
-          <w:instrText xml:space="preserve"> PAGEREF _Toc228874076 \h </w:instrText>
+          <w:instrText xml:space="preserve"> PAGEREF _Toc235515447 \h </w:instrText>
         </w:r>
         <w:r>
           <w:rPr>
@@ -1208,7 +1208,7 @@
             <w:noProof/>
             <w:webHidden/>
           </w:rPr>
-          <w:t>36</w:t>
+          <w:t>34</w:t>
         </w:r>
         <w:r>
           <w:rPr>
@@ -1234,7 +1234,7 @@
           <w:lang w:eastAsia="es-CO"/>
         </w:rPr>
       </w:pPr>
-      <w:hyperlink w:anchor="_Toc228874077" w:history="1">
+      <w:hyperlink w:anchor="_Toc235515448" w:history="1">
         <w:r>
           <w:rPr>
             <w:rStyle w:val="Hipervnculo"/>
@@ -1278,7 +1278,7 @@
             <w:noProof/>
             <w:webHidden/>
           </w:rPr>
-          <w:instrText xml:space="preserve"> PAGEREF _Toc228874077 \h </w:instrText>
+          <w:instrText xml:space="preserve"> PAGEREF _Toc235515448 \h </w:instrText>
         </w:r>
         <w:r>
           <w:rPr>
@@ -1298,7 +1298,7 @@
             <w:noProof/>
             <w:webHidden/>
           </w:rPr>
-          <w:t>40</w:t>
+          <w:t>38</w:t>
         </w:r>
         <w:r>
           <w:rPr>
@@ -1324,7 +1324,7 @@
           <w:lang w:eastAsia="es-CO"/>
         </w:rPr>
       </w:pPr>
-      <w:hyperlink w:anchor="_Toc228874078" w:history="1">
+      <w:hyperlink w:anchor="_Toc235515449" w:history="1">
         <w:r>
           <w:rPr>
             <w:rStyle w:val="Hipervnculo"/>
@@ -1368,7 +1368,7 @@
             <w:noProof/>
             <w:webHidden/>
           </w:rPr>
-          <w:instrText xml:space="preserve"> PAGEREF _Toc228874078 \h </w:instrText>
+          <w:instrText xml:space="preserve"> PAGEREF _Toc235515449 \h </w:instrText>
         </w:r>
         <w:r>
           <w:rPr>
@@ -1388,7 +1388,7 @@
             <w:noProof/>
             <w:webHidden/>
           </w:rPr>
-          <w:t>45</w:t>
+          <w:t>43</w:t>
         </w:r>
         <w:r>
           <w:rPr>
@@ -1414,7 +1414,7 @@
           <w:lang w:eastAsia="es-CO"/>
         </w:rPr>
       </w:pPr>
-      <w:hyperlink w:anchor="_Toc228874079" w:history="1">
+      <w:hyperlink w:anchor="_Toc235515450" w:history="1">
         <w:r>
           <w:rPr>
             <w:rStyle w:val="Hipervnculo"/>
@@ -1458,7 +1458,7 @@
             <w:noProof/>
             <w:webHidden/>
           </w:rPr>
-          <w:instrText xml:space="preserve"> PAGEREF _Toc228874079 \h </w:instrText>
+          <w:instrText xml:space="preserve"> PAGEREF _Toc235515450 \h </w:instrText>
         </w:r>
         <w:r>
           <w:rPr>
@@ -1478,7 +1478,7 @@
             <w:noProof/>
             <w:webHidden/>
           </w:rPr>
-          <w:t>53</w:t>
+          <w:t>51</w:t>
         </w:r>
         <w:r>
           <w:rPr>
@@ -1504,7 +1504,7 @@
           <w:lang w:eastAsia="es-CO"/>
         </w:rPr>
       </w:pPr>
-      <w:hyperlink w:anchor="_Toc228874081" w:history="1">
+      <w:hyperlink w:anchor="_Toc235515452" w:history="1">
         <w:r>
           <w:rPr>
             <w:rStyle w:val="Hipervnculo"/>
@@ -1548,7 +1548,7 @@
             <w:noProof/>
             <w:webHidden/>
           </w:rPr>
-          <w:instrText xml:space="preserve"> PAGEREF _Toc228874081 \h </w:instrText>
+          <w:instrText xml:space="preserve"> PAGEREF _Toc235515452 \h </w:instrText>
         </w:r>
         <w:r>
           <w:rPr>
@@ -1568,7 +1568,7 @@
             <w:noProof/>
             <w:webHidden/>
           </w:rPr>
-          <w:t>54</w:t>
+          <w:t>52</w:t>
         </w:r>
         <w:r>
           <w:rPr>
@@ -1594,7 +1594,7 @@
           <w:lang w:eastAsia="es-CO"/>
         </w:rPr>
       </w:pPr>
-      <w:hyperlink w:anchor="_Toc228874082" w:history="1">
+      <w:hyperlink w:anchor="_Toc235515453" w:history="1">
         <w:r>
           <w:rPr>
             <w:rStyle w:val="Hipervnculo"/>
@@ -1638,7 +1638,7 @@
             <w:noProof/>
             <w:webHidden/>
           </w:rPr>
-          <w:instrText xml:space="preserve"> PAGEREF _Toc228874082 \h </w:instrText>
+          <w:instrText xml:space="preserve"> PAGEREF _Toc235515453 \h </w:instrText>
         </w:r>
         <w:r>
           <w:rPr>
@@ -1658,7 +1658,7 @@
             <w:noProof/>
             <w:webHidden/>
           </w:rPr>
-          <w:t>57</w:t>
+          <w:t>55</w:t>
         </w:r>
         <w:r>
           <w:rPr>
@@ -1684,7 +1684,7 @@
           <w:lang w:eastAsia="es-CO"/>
         </w:rPr>
       </w:pPr>
-      <w:hyperlink w:anchor="_Toc228874083" w:history="1">
+      <w:hyperlink w:anchor="_Toc235515454" w:history="1">
         <w:r>
           <w:rPr>
             <w:rStyle w:val="Hipervnculo"/>
@@ -1728,7 +1728,7 @@
             <w:noProof/>
             <w:webHidden/>
           </w:rPr>
-          <w:instrText xml:space="preserve"> PAGEREF _Toc228874083 \h </w:instrText>
+          <w:instrText xml:space="preserve"> PAGEREF _Toc235515454 \h </w:instrText>
         </w:r>
         <w:r>
           <w:rPr>
@@ -1748,7 +1748,7 @@
             <w:noProof/>
             <w:webHidden/>
           </w:rPr>
-          <w:t>58</w:t>
+          <w:t>56</w:t>
         </w:r>
         <w:r>
           <w:rPr>
@@ -1774,7 +1774,7 @@
           <w:lang w:eastAsia="es-CO"/>
         </w:rPr>
       </w:pPr>
-      <w:hyperlink w:anchor="_Toc228874084" w:history="1">
+      <w:hyperlink w:anchor="_Toc235515455" w:history="1">
         <w:r>
           <w:rPr>
             <w:rStyle w:val="Hipervnculo"/>
@@ -1818,7 +1818,7 @@
             <w:noProof/>
             <w:webHidden/>
           </w:rPr>
-          <w:instrText xml:space="preserve"> PAGEREF _Toc228874084 \h </w:instrText>
+          <w:instrText xml:space="preserve"> PAGEREF _Toc235515455 \h </w:instrText>
         </w:r>
         <w:r>
           <w:rPr>
@@ -1838,7 +1838,7 @@
             <w:noProof/>
             <w:webHidden/>
           </w:rPr>
-          <w:t>61</w:t>
+          <w:t>59</w:t>
         </w:r>
         <w:r>
           <w:rPr>
@@ -1864,7 +1864,7 @@
           <w:lang w:eastAsia="es-CO"/>
         </w:rPr>
       </w:pPr>
-      <w:hyperlink w:anchor="_Toc228874085" w:history="1">
+      <w:hyperlink w:anchor="_Toc235515456" w:history="1">
         <w:r>
           <w:rPr>
             <w:rStyle w:val="Hipervnculo"/>
@@ -1908,7 +1908,7 @@
             <w:noProof/>
             <w:webHidden/>
           </w:rPr>
-          <w:instrText xml:space="preserve"> PAGEREF _Toc228874085 \h </w:instrText>
+          <w:instrText xml:space="preserve"> PAGEREF _Toc235515456 \h </w:instrText>
         </w:r>
         <w:r>
           <w:rPr>
@@ -1928,7 +1928,7 @@
             <w:noProof/>
             <w:webHidden/>
           </w:rPr>
-          <w:t>64</w:t>
+          <w:t>62</w:t>
         </w:r>
         <w:r>
           <w:rPr>
@@ -1954,7 +1954,7 @@
           <w:lang w:eastAsia="es-CO"/>
         </w:rPr>
       </w:pPr>
-      <w:hyperlink w:anchor="_Toc228874086" w:history="1">
+      <w:hyperlink w:anchor="_Toc235515457" w:history="1">
         <w:r>
           <w:rPr>
             <w:rStyle w:val="Hipervnculo"/>
@@ -1998,7 +1998,7 @@
             <w:noProof/>
             <w:webHidden/>
           </w:rPr>
-          <w:instrText xml:space="preserve"> PAGEREF _Toc228874086 \h </w:instrText>
+          <w:instrText xml:space="preserve"> PAGEREF _Toc235515457 \h </w:instrText>
         </w:r>
         <w:r>
           <w:rPr>
@@ -2018,7 +2018,7 @@
             <w:noProof/>
             <w:webHidden/>
           </w:rPr>
-          <w:t>68</w:t>
+          <w:t>66</w:t>
         </w:r>
         <w:r>
           <w:rPr>
@@ -2044,7 +2044,7 @@
           <w:lang w:eastAsia="es-CO"/>
         </w:rPr>
       </w:pPr>
-      <w:hyperlink w:anchor="_Toc228874088" w:history="1">
+      <w:hyperlink w:anchor="_Toc235515459" w:history="1">
         <w:r>
           <w:rPr>
             <w:rStyle w:val="Hipervnculo"/>
@@ -2088,7 +2088,7 @@
             <w:noProof/>
             <w:webHidden/>
           </w:rPr>
-          <w:instrText xml:space="preserve"> PAGEREF _Toc228874088 \h </w:instrText>
+          <w:instrText xml:space="preserve"> PAGEREF _Toc235515459 \h </w:instrText>
         </w:r>
         <w:r>
           <w:rPr>
@@ -2108,7 +2108,7 @@
             <w:noProof/>
             <w:webHidden/>
           </w:rPr>
-          <w:t>68</w:t>
+          <w:t>66</w:t>
         </w:r>
         <w:r>
           <w:rPr>
@@ -2134,7 +2134,7 @@
           <w:lang w:eastAsia="es-CO"/>
         </w:rPr>
       </w:pPr>
-      <w:hyperlink w:anchor="_Toc228874089" w:history="1">
+      <w:hyperlink w:anchor="_Toc235515460" w:history="1">
         <w:r>
           <w:rPr>
             <w:rStyle w:val="Hipervnculo"/>
@@ -2178,7 +2178,7 @@
             <w:noProof/>
             <w:webHidden/>
           </w:rPr>
-          <w:instrText xml:space="preserve"> PAGEREF _Toc228874089 \h </w:instrText>
+          <w:instrText xml:space="preserve"> PAGEREF _Toc235515460 \h </w:instrText>
         </w:r>
         <w:r>
           <w:rPr>
@@ -2198,7 +2198,7 @@
             <w:noProof/>
             <w:webHidden/>
           </w:rPr>
-          <w:t>74</w:t>
+          <w:t>72</w:t>
         </w:r>
         <w:r>
           <w:rPr>
@@ -2224,7 +2224,7 @@
           <w:lang w:eastAsia="es-CO"/>
         </w:rPr>
       </w:pPr>
-      <w:hyperlink w:anchor="_Toc228874090" w:history="1">
+      <w:hyperlink w:anchor="_Toc235515461" w:history="1">
         <w:r>
           <w:rPr>
             <w:rStyle w:val="Hipervnculo"/>
@@ -2268,7 +2268,7 @@
             <w:noProof/>
             <w:webHidden/>
           </w:rPr>
-          <w:instrText xml:space="preserve"> PAGEREF _Toc228874090 \h </w:instrText>
+          <w:instrText xml:space="preserve"> PAGEREF _Toc235515461 \h </w:instrText>
         </w:r>
         <w:r>
           <w:rPr>
@@ -2288,7 +2288,7 @@
             <w:noProof/>
             <w:webHidden/>
           </w:rPr>
-          <w:t>75</w:t>
+          <w:t>73</w:t>
         </w:r>
         <w:r>
           <w:rPr>
@@ -2314,7 +2314,7 @@
           <w:lang w:eastAsia="es-CO"/>
         </w:rPr>
       </w:pPr>
-      <w:hyperlink w:anchor="_Toc228874091" w:history="1">
+      <w:hyperlink w:anchor="_Toc235515462" w:history="1">
         <w:r>
           <w:rPr>
             <w:rStyle w:val="Hipervnculo"/>
@@ -2358,7 +2358,7 @@
             <w:noProof/>
             <w:webHidden/>
           </w:rPr>
-          <w:instrText xml:space="preserve"> PAGEREF _Toc228874091 \h </w:instrText>
+          <w:instrText xml:space="preserve"> PAGEREF _Toc235515462 \h </w:instrText>
         </w:r>
         <w:r>
           <w:rPr>
@@ -2378,7 +2378,7 @@
             <w:noProof/>
             <w:webHidden/>
           </w:rPr>
-          <w:t>77</w:t>
+          <w:t>75</w:t>
         </w:r>
         <w:r>
           <w:rPr>
@@ -2404,7 +2404,7 @@
           <w:lang w:eastAsia="es-CO"/>
         </w:rPr>
       </w:pPr>
-      <w:hyperlink w:anchor="_Toc228874092" w:history="1">
+      <w:hyperlink w:anchor="_Toc235515463" w:history="1">
         <w:r>
           <w:rPr>
             <w:rStyle w:val="Hipervnculo"/>
@@ -2448,7 +2448,7 @@
             <w:noProof/>
             <w:webHidden/>
           </w:rPr>
-          <w:instrText xml:space="preserve"> PAGEREF _Toc228874092 \h </w:instrText>
+          <w:instrText xml:space="preserve"> PAGEREF _Toc235515463 \h </w:instrText>
         </w:r>
         <w:r>
           <w:rPr>
@@ -2468,7 +2468,7 @@
             <w:noProof/>
             <w:webHidden/>
           </w:rPr>
-          <w:t>81</w:t>
+          <w:t>79</w:t>
         </w:r>
         <w:r>
           <w:rPr>
@@ -2494,7 +2494,7 @@
           <w:lang w:eastAsia="es-CO"/>
         </w:rPr>
       </w:pPr>
-      <w:hyperlink w:anchor="_Toc228874094" w:history="1">
+      <w:hyperlink w:anchor="_Toc235515465" w:history="1">
         <w:r>
           <w:rPr>
             <w:rStyle w:val="Hipervnculo"/>
@@ -2538,7 +2538,7 @@
             <w:noProof/>
             <w:webHidden/>
           </w:rPr>
-          <w:instrText xml:space="preserve"> PAGEREF _Toc228874094 \h </w:instrText>
+          <w:instrText xml:space="preserve"> PAGEREF _Toc235515465 \h </w:instrText>
         </w:r>
         <w:r>
           <w:rPr>
@@ -2558,7 +2558,7 @@
             <w:noProof/>
             <w:webHidden/>
           </w:rPr>
-          <w:t>81</w:t>
+          <w:t>79</w:t>
         </w:r>
         <w:r>
           <w:rPr>
@@ -2584,7 +2584,7 @@
           <w:lang w:eastAsia="es-CO"/>
         </w:rPr>
       </w:pPr>
-      <w:hyperlink w:anchor="_Toc228874095" w:history="1">
+      <w:hyperlink w:anchor="_Toc235515466" w:history="1">
         <w:r>
           <w:rPr>
             <w:rStyle w:val="Hipervnculo"/>
@@ -2628,7 +2628,7 @@
             <w:noProof/>
             <w:webHidden/>
           </w:rPr>
-          <w:instrText xml:space="preserve"> PAGEREF _Toc228874095 \h </w:instrText>
+          <w:instrText xml:space="preserve"> PAGEREF _Toc235515466 \h </w:instrText>
         </w:r>
         <w:r>
           <w:rPr>
@@ -2648,7 +2648,7 @@
             <w:noProof/>
             <w:webHidden/>
           </w:rPr>
-          <w:t>84</w:t>
+          <w:t>82</w:t>
         </w:r>
         <w:r>
           <w:rPr>
@@ -2674,7 +2674,7 @@
           <w:lang w:eastAsia="es-CO"/>
         </w:rPr>
       </w:pPr>
-      <w:hyperlink w:anchor="_Toc228874096" w:history="1">
+      <w:hyperlink w:anchor="_Toc235515467" w:history="1">
         <w:r>
           <w:rPr>
             <w:rStyle w:val="Hipervnculo"/>
@@ -2718,7 +2718,7 @@
             <w:noProof/>
             <w:webHidden/>
           </w:rPr>
-          <w:instrText xml:space="preserve"> PAGEREF _Toc228874096 \h </w:instrText>
+          <w:instrText xml:space="preserve"> PAGEREF _Toc235515467 \h </w:instrText>
         </w:r>
         <w:r>
           <w:rPr>
@@ -2738,7 +2738,7 @@
             <w:noProof/>
             <w:webHidden/>
           </w:rPr>
-          <w:t>85</w:t>
+          <w:t>83</w:t>
         </w:r>
         <w:r>
           <w:rPr>
@@ -2764,7 +2764,7 @@
           <w:lang w:eastAsia="es-CO"/>
         </w:rPr>
       </w:pPr>
-      <w:hyperlink w:anchor="_Toc228874097" w:history="1">
+      <w:hyperlink w:anchor="_Toc235515468" w:history="1">
         <w:r>
           <w:rPr>
             <w:rStyle w:val="Hipervnculo"/>
@@ -2808,7 +2808,7 @@
             <w:noProof/>
             <w:webHidden/>
           </w:rPr>
-          <w:instrText xml:space="preserve"> PAGEREF _Toc228874097 \h </w:instrText>
+          <w:instrText xml:space="preserve"> PAGEREF _Toc235515468 \h </w:instrText>
         </w:r>
         <w:r>
           <w:rPr>
@@ -2828,7 +2828,7 @@
             <w:noProof/>
             <w:webHidden/>
           </w:rPr>
-          <w:t>88</w:t>
+          <w:t>86</w:t>
         </w:r>
         <w:r>
           <w:rPr>
@@ -2854,7 +2854,7 @@
           <w:lang w:eastAsia="es-CO"/>
         </w:rPr>
       </w:pPr>
-      <w:hyperlink w:anchor="_Toc228874098" w:history="1">
+      <w:hyperlink w:anchor="_Toc235515469" w:history="1">
         <w:r>
           <w:rPr>
             <w:rStyle w:val="Hipervnculo"/>
@@ -2898,7 +2898,79 @@
             <w:noProof/>
             <w:webHidden/>
           </w:rPr>
-          <w:instrText xml:space="preserve"> PAGEREF _Toc228874098 \h </w:instrText>
+          <w:instrText xml:space="preserve"> PAGEREF _Toc235515469 \h </w:instrText>
+        </w:r>
+        <w:r>
+          <w:rPr>
+            <w:noProof/>
+            <w:webHidden/>
+          </w:rPr>
+        </w:r>
+        <w:r>
+          <w:rPr>
+            <w:noProof/>
+            <w:webHidden/>
+          </w:rPr>
+          <w:fldChar w:fldCharType="separate"/>
+        </w:r>
+        <w:r>
+          <w:rPr>
+            <w:noProof/>
+            <w:webHidden/>
+          </w:rPr>
+          <w:t>86</w:t>
+        </w:r>
+        <w:r>
+          <w:rPr>
+            <w:noProof/>
+            <w:webHidden/>
+          </w:rPr>
+          <w:fldChar w:fldCharType="end"/>
+        </w:r>
+      </w:hyperlink>
+    </w:p>
+    <w:p>
+      <w:pPr>
+        <w:pStyle w:val="TDC1"/>
+        <w:tabs>
+          <w:tab w:val="right" w:leader="dot" w:pos="9962"/>
+        </w:tabs>
+        <w:rPr>
+          <w:rFonts w:asciiTheme="minorHAnsi" w:eastAsiaTheme="minorEastAsia" w:hAnsiTheme="minorHAnsi" w:cstheme="minorBidi"/>
+          <w:noProof/>
+          <w:kern w:val="0"/>
+          <w:sz w:val="22"/>
+          <w:lang w:eastAsia="es-CO"/>
+        </w:rPr>
+      </w:pPr>
+      <w:hyperlink w:anchor="_Toc235515470" w:history="1">
+        <w:r>
+          <w:rPr>
+            <w:rStyle w:val="Hipervnculo"/>
+            <w:noProof/>
+          </w:rPr>
+          <w:t>Síntesis</w:t>
+        </w:r>
+        <w:r>
+          <w:rPr>
+            <w:noProof/>
+            <w:webHidden/>
+          </w:rPr>
+          <w:tab/>
+        </w:r>
+        <w:r>
+          <w:rPr>
+            <w:noProof/>
+            <w:webHidden/>
+          </w:rPr>
+          <w:fldChar w:fldCharType="begin"/>
+        </w:r>
+        <w:r>
+          <w:rPr>
+            <w:noProof/>
+            <w:webHidden/>
+          </w:rPr>
+          <w:instrText xml:space="preserve"> PAGEREF _Toc235515470 \h </w:instrText>
         </w:r>
         <w:r>
           <w:rPr>
@@ -2943,79 +3015,7 @@
           <w:lang w:eastAsia="es-CO"/>
         </w:rPr>
       </w:pPr>
-      <w:hyperlink w:anchor="_Toc228874099" w:history="1">
-        <w:r>
-          <w:rPr>
-            <w:rStyle w:val="Hipervnculo"/>
-            <w:noProof/>
-          </w:rPr>
-          <w:t>Síntesis</w:t>
-        </w:r>
-        <w:r>
-          <w:rPr>
-            <w:noProof/>
-            <w:webHidden/>
-          </w:rPr>
-          <w:tab/>
-        </w:r>
-        <w:r>
-          <w:rPr>
-            <w:noProof/>
-            <w:webHidden/>
-          </w:rPr>
-          <w:fldChar w:fldCharType="begin"/>
-        </w:r>
-        <w:r>
-          <w:rPr>
-            <w:noProof/>
-            <w:webHidden/>
-          </w:rPr>
-          <w:instrText xml:space="preserve"> PAGEREF _Toc228874099 \h </w:instrText>
-        </w:r>
-        <w:r>
-          <w:rPr>
-            <w:noProof/>
-            <w:webHidden/>
-          </w:rPr>
-        </w:r>
-        <w:r>
-          <w:rPr>
-            <w:noProof/>
-            <w:webHidden/>
-          </w:rPr>
-          <w:fldChar w:fldCharType="separate"/>
-        </w:r>
-        <w:r>
-          <w:rPr>
-            <w:noProof/>
-            <w:webHidden/>
-          </w:rPr>
-          <w:t>92</w:t>
-        </w:r>
-        <w:r>
-          <w:rPr>
-            <w:noProof/>
-            <w:webHidden/>
-          </w:rPr>
-          <w:fldChar w:fldCharType="end"/>
-        </w:r>
-      </w:hyperlink>
-    </w:p>
-    <w:p>
-      <w:pPr>
-        <w:pStyle w:val="TDC1"/>
-        <w:tabs>
-          <w:tab w:val="right" w:leader="dot" w:pos="9962"/>
-        </w:tabs>
-        <w:rPr>
-          <w:rFonts w:asciiTheme="minorHAnsi" w:eastAsiaTheme="minorEastAsia" w:hAnsiTheme="minorHAnsi" w:cstheme="minorBidi"/>
-          <w:noProof/>
-          <w:kern w:val="0"/>
-          <w:sz w:val="22"/>
-          <w:lang w:eastAsia="es-CO"/>
-        </w:rPr>
-      </w:pPr>
-      <w:hyperlink w:anchor="_Toc228874100" w:history="1">
+      <w:hyperlink w:anchor="_Toc235515471" w:history="1">
         <w:r>
           <w:rPr>
             <w:rStyle w:val="Hipervnculo"/>
@@ -3042,7 +3042,152 @@
             <w:noProof/>
             <w:webHidden/>
           </w:rPr>
-          <w:instrText xml:space="preserve"> PAGEREF _Toc228874100 \h </w:instrText>
+          <w:instrText xml:space="preserve"> PAGEREF _Toc235515471 \h </w:instrText>
+        </w:r>
+        <w:r>
+          <w:rPr>
+            <w:noProof/>
+            <w:webHidden/>
+          </w:rPr>
+        </w:r>
+        <w:r>
+          <w:rPr>
+            <w:noProof/>
+            <w:webHidden/>
+          </w:rPr>
+          <w:fldChar w:fldCharType="separate"/>
+        </w:r>
+        <w:r>
+          <w:rPr>
+            <w:noProof/>
+            <w:webHidden/>
+          </w:rPr>
+          <w:t>91</w:t>
+        </w:r>
+        <w:r>
+          <w:rPr>
+            <w:noProof/>
+            <w:webHidden/>
+          </w:rPr>
+          <w:fldChar w:fldCharType="end"/>
+        </w:r>
+      </w:hyperlink>
+    </w:p>
+    <w:p>
+      <w:pPr>
+        <w:pStyle w:val="TDC1"/>
+        <w:tabs>
+          <w:tab w:val="right" w:leader="dot" w:pos="9962"/>
+        </w:tabs>
+        <w:rPr>
+          <w:rFonts w:asciiTheme="minorHAnsi" w:eastAsiaTheme="minorEastAsia" w:hAnsiTheme="minorHAnsi" w:cstheme="minorBidi"/>
+          <w:noProof/>
+          <w:kern w:val="0"/>
+          <w:sz w:val="22"/>
+          <w:lang w:eastAsia="es-CO"/>
+        </w:rPr>
+      </w:pPr>
+      <w:hyperlink w:anchor="_Toc235515472" w:history="1">
+        <w:r>
+          <w:rPr>
+            <w:rStyle w:val="Hipervnculo"/>
+            <w:noProof/>
+            <w:lang w:val="es-MX"/>
+          </w:rPr>
+          <w:t>Referencias bibliográficas</w:t>
+        </w:r>
+        <w:r>
+          <w:rPr>
+            <w:noProof/>
+            <w:webHidden/>
+          </w:rPr>
+          <w:tab/>
+        </w:r>
+        <w:r>
+          <w:rPr>
+            <w:noProof/>
+            <w:webHidden/>
+          </w:rPr>
+          <w:fldChar w:fldCharType="begin"/>
+        </w:r>
+        <w:r>
+          <w:rPr>
+            <w:noProof/>
+            <w:webHidden/>
+          </w:rPr>
+          <w:instrText xml:space="preserve"> PAGEREF _Toc235515472 \h </w:instrText>
+        </w:r>
+        <w:r>
+          <w:rPr>
+            <w:noProof/>
+            <w:webHidden/>
+          </w:rPr>
+        </w:r>
+        <w:r>
+          <w:rPr>
+            <w:noProof/>
+            <w:webHidden/>
+          </w:rPr>
+          <w:fldChar w:fldCharType="separate"/>
+        </w:r>
+        <w:r>
+          <w:rPr>
+            <w:noProof/>
+            <w:webHidden/>
+          </w:rPr>
+          <w:t>93</w:t>
+        </w:r>
+        <w:r>
+          <w:rPr>
+            <w:noProof/>
+            <w:webHidden/>
+          </w:rPr>
+          <w:fldChar w:fldCharType="end"/>
+        </w:r>
+      </w:hyperlink>
+    </w:p>
+    <w:p>
+      <w:pPr>
+        <w:pStyle w:val="TDC1"/>
+        <w:tabs>
+          <w:tab w:val="right" w:leader="dot" w:pos="9962"/>
+        </w:tabs>
+        <w:rPr>
+          <w:rFonts w:asciiTheme="minorHAnsi" w:eastAsiaTheme="minorEastAsia" w:hAnsiTheme="minorHAnsi" w:cstheme="minorBidi"/>
+          <w:noProof/>
+          <w:kern w:val="0"/>
+          <w:sz w:val="22"/>
+          <w:lang w:eastAsia="es-CO"/>
+        </w:rPr>
+      </w:pPr>
+      <w:hyperlink w:anchor="_Toc235515473" w:history="1">
+        <w:r>
+          <w:rPr>
+            <w:rStyle w:val="Hipervnculo"/>
+            <w:noProof/>
+          </w:rPr>
+          <w:t>Créditos</w:t>
+        </w:r>
+        <w:r>
+          <w:rPr>
+            <w:noProof/>
+            <w:webHidden/>
+          </w:rPr>
+          <w:tab/>
+        </w:r>
+        <w:r>
+          <w:rPr>
+            <w:noProof/>
+            <w:webHidden/>
+          </w:rPr>
+          <w:fldChar w:fldCharType="begin"/>
+        </w:r>
+        <w:r>
+          <w:rPr>
+            <w:noProof/>
+            <w:webHidden/>
+          </w:rPr>
+          <w:instrText xml:space="preserve"> PAGEREF _Toc235515473 \h </w:instrText>
         </w:r>
         <w:r>
           <w:rPr>
@@ -3075,151 +3220,6 @@
     </w:p>
     <w:p>
       <w:pPr>
-        <w:pStyle w:val="TDC1"/>
-        <w:tabs>
-          <w:tab w:val="right" w:leader="dot" w:pos="9962"/>
-        </w:tabs>
-        <w:rPr>
-          <w:rFonts w:asciiTheme="minorHAnsi" w:eastAsiaTheme="minorEastAsia" w:hAnsiTheme="minorHAnsi" w:cstheme="minorBidi"/>
-          <w:noProof/>
-          <w:kern w:val="0"/>
-          <w:sz w:val="22"/>
-          <w:lang w:eastAsia="es-CO"/>
-        </w:rPr>
-      </w:pPr>
-      <w:hyperlink w:anchor="_Toc228874101" w:history="1">
-        <w:r>
-          <w:rPr>
-            <w:rStyle w:val="Hipervnculo"/>
-            <w:noProof/>
-            <w:lang w:val="es-MX"/>
-          </w:rPr>
-          <w:t>Referencias bibliográficas</w:t>
-        </w:r>
-        <w:r>
-          <w:rPr>
-            <w:noProof/>
-            <w:webHidden/>
-          </w:rPr>
-          <w:tab/>
-        </w:r>
-        <w:r>
-          <w:rPr>
-            <w:noProof/>
-            <w:webHidden/>
-          </w:rPr>
-          <w:fldChar w:fldCharType="begin"/>
-        </w:r>
-        <w:r>
-          <w:rPr>
-            <w:noProof/>
-            <w:webHidden/>
-          </w:rPr>
-          <w:instrText xml:space="preserve"> PAGEREF _Toc228874101 \h </w:instrText>
-        </w:r>
-        <w:r>
-          <w:rPr>
-            <w:noProof/>
-            <w:webHidden/>
-          </w:rPr>
-        </w:r>
-        <w:r>
-          <w:rPr>
-            <w:noProof/>
-            <w:webHidden/>
-          </w:rPr>
-          <w:fldChar w:fldCharType="separate"/>
-        </w:r>
-        <w:r>
-          <w:rPr>
-            <w:noProof/>
-            <w:webHidden/>
-          </w:rPr>
-          <w:t>96</w:t>
-        </w:r>
-        <w:r>
-          <w:rPr>
-            <w:noProof/>
-            <w:webHidden/>
-          </w:rPr>
-          <w:fldChar w:fldCharType="end"/>
-        </w:r>
-      </w:hyperlink>
-    </w:p>
-    <w:p>
-      <w:pPr>
-        <w:pStyle w:val="TDC1"/>
-        <w:tabs>
-          <w:tab w:val="right" w:leader="dot" w:pos="9962"/>
-        </w:tabs>
-        <w:rPr>
-          <w:rFonts w:asciiTheme="minorHAnsi" w:eastAsiaTheme="minorEastAsia" w:hAnsiTheme="minorHAnsi" w:cstheme="minorBidi"/>
-          <w:noProof/>
-          <w:kern w:val="0"/>
-          <w:sz w:val="22"/>
-          <w:lang w:eastAsia="es-CO"/>
-        </w:rPr>
-      </w:pPr>
-      <w:hyperlink w:anchor="_Toc228874102" w:history="1">
-        <w:r>
-          <w:rPr>
-            <w:rStyle w:val="Hipervnculo"/>
-            <w:noProof/>
-          </w:rPr>
-          <w:t>Créditos</w:t>
-        </w:r>
-        <w:r>
-          <w:rPr>
-            <w:noProof/>
-            <w:webHidden/>
-          </w:rPr>
-          <w:tab/>
-        </w:r>
-        <w:r>
-          <w:rPr>
-            <w:noProof/>
-            <w:webHidden/>
-          </w:rPr>
-          <w:fldChar w:fldCharType="begin"/>
-        </w:r>
-        <w:r>
-          <w:rPr>
-            <w:noProof/>
-            <w:webHidden/>
-          </w:rPr>
-          <w:instrText xml:space="preserve"> PAGEREF _Toc228874102 \h </w:instrText>
-        </w:r>
-        <w:r>
-          <w:rPr>
-            <w:noProof/>
-            <w:webHidden/>
-          </w:rPr>
-        </w:r>
-        <w:r>
-          <w:rPr>
-            <w:noProof/>
-            <w:webHidden/>
-          </w:rPr>
-          <w:fldChar w:fldCharType="separate"/>
-        </w:r>
-        <w:r>
-          <w:rPr>
-            <w:noProof/>
-            <w:webHidden/>
-          </w:rPr>
-          <w:t>97</w:t>
-        </w:r>
-        <w:r>
-          <w:rPr>
-            <w:noProof/>
-            <w:webHidden/>
-          </w:rPr>
-          <w:fldChar w:fldCharType="end"/>
-        </w:r>
-      </w:hyperlink>
-    </w:p>
-    <w:p>
-      <w:pPr>
         <w:pStyle w:val="Titulosgenerales"/>
       </w:pPr>
       <w:r>
@@ -3230,7 +3230,7 @@
         <w:fldChar w:fldCharType="end"/>
       </w:r>
       <w:bookmarkStart w:id="0" w:name="_Toc176443691"/>
-      <w:bookmarkStart w:id="1" w:name="_Toc228874068"/>
+      <w:bookmarkStart w:id="1" w:name="_Toc235515439"/>
       <w:r>
         <w:t>Introducción</w:t>
       </w:r>
@@ -3432,7 +3432,7 @@
       <w:pPr>
         <w:pStyle w:val="Ttulo1"/>
       </w:pPr>
-      <w:bookmarkStart w:id="2" w:name="_Toc228874069"/>
+      <w:bookmarkStart w:id="2" w:name="_Toc235515440"/>
       <w:r>
         <w:lastRenderedPageBreak/>
         <w:t>Fundamentos de lógica y algoritmia</w:t>
@@ -3827,9 +3827,9 @@
         <w:tblLook w:val="04A0" w:firstRow="1" w:lastRow="0" w:firstColumn="1" w:lastColumn="0" w:noHBand="0" w:noVBand="1"/>
       </w:tblPr>
       <w:tblGrid>
-        <w:gridCol w:w="1717"/>
-        <w:gridCol w:w="4242"/>
-        <w:gridCol w:w="4003"/>
+        <w:gridCol w:w="1696"/>
+        <w:gridCol w:w="4253"/>
+        <w:gridCol w:w="4013"/>
       </w:tblGrid>
       <w:tr>
         <w:trPr>
@@ -3842,10 +3842,7 @@
           </w:tcPr>
           <w:p>
             <w:pPr>
-              <w:ind w:firstLine="0"/>
-              <w:rPr>
-                <w:lang w:eastAsia="es-CO"/>
-              </w:rPr>
+              <w:pStyle w:val="TextoTablas"/>
             </w:pPr>
             <w:r>
               <w:t>Componente</w:t>
@@ -3858,10 +3855,7 @@
           </w:tcPr>
           <w:p>
             <w:pPr>
-              <w:ind w:firstLine="0"/>
-              <w:rPr>
-                <w:lang w:eastAsia="es-CO"/>
-              </w:rPr>
+              <w:pStyle w:val="TextoTablas"/>
             </w:pPr>
             <w:r>
               <w:t>Descripción</w:t>
@@ -3874,10 +3868,7 @@
           </w:tcPr>
           <w:p>
             <w:pPr>
-              <w:ind w:firstLine="0"/>
-              <w:rPr>
-                <w:lang w:eastAsia="es-CO"/>
-              </w:rPr>
+              <w:pStyle w:val="TextoTablas"/>
             </w:pPr>
             <w:r>
               <w:t>Ejemplo</w:t>
@@ -3895,10 +3886,7 @@
           </w:tcPr>
           <w:p>
             <w:pPr>
-              <w:ind w:firstLine="0"/>
-              <w:rPr>
-                <w:lang w:eastAsia="es-CO"/>
-              </w:rPr>
+              <w:pStyle w:val="TextoTablas"/>
             </w:pPr>
             <w:r>
               <w:t>Lógica</w:t>
@@ -3911,10 +3899,7 @@
           </w:tcPr>
           <w:p>
             <w:pPr>
-              <w:ind w:firstLine="0"/>
-              <w:rPr>
-                <w:lang w:eastAsia="es-CO"/>
-              </w:rPr>
+              <w:pStyle w:val="TextoTablas"/>
             </w:pPr>
             <w:r>
               <w:t>Permite estructurar el pensamiento y establecer relaciones coherentes.</w:t>
@@ -3927,10 +3912,7 @@
           </w:tcPr>
           <w:p>
             <w:pPr>
-              <w:ind w:firstLine="0"/>
-              <w:rPr>
-                <w:lang w:eastAsia="es-CO"/>
-              </w:rPr>
+              <w:pStyle w:val="TextoTablas"/>
             </w:pPr>
             <w:r>
               <w:t>Evaluar una condición si–entonces para decidir si un estudiante aprueba o no una asignatura.</w:t>
@@ -3945,10 +3927,7 @@
           </w:tcPr>
           <w:p>
             <w:pPr>
-              <w:ind w:firstLine="0"/>
-              <w:rPr>
-                <w:lang w:eastAsia="es-CO"/>
-              </w:rPr>
+              <w:pStyle w:val="TextoTablas"/>
             </w:pPr>
             <w:r>
               <w:t>Algoritmo</w:t>
@@ -3961,10 +3940,7 @@
           </w:tcPr>
           <w:p>
             <w:pPr>
-              <w:ind w:firstLine="0"/>
-              <w:rPr>
-                <w:lang w:eastAsia="es-CO"/>
-              </w:rPr>
+              <w:pStyle w:val="TextoTablas"/>
             </w:pPr>
             <w:r>
               <w:t>Secuencia de pasos para resolver un problema.</w:t>
@@ -3977,10 +3953,7 @@
           </w:tcPr>
           <w:p>
             <w:pPr>
-              <w:ind w:firstLine="0"/>
-              <w:rPr>
-                <w:lang w:eastAsia="es-CO"/>
-              </w:rPr>
+              <w:pStyle w:val="TextoTablas"/>
             </w:pPr>
             <w:r>
               <w:t>Pasos ordenados para calcular el promedio de varias calificaciones.</w:t>
@@ -3998,10 +3971,7 @@
           </w:tcPr>
           <w:p>
             <w:pPr>
-              <w:ind w:firstLine="0"/>
-              <w:rPr>
-                <w:lang w:eastAsia="es-CO"/>
-              </w:rPr>
+              <w:pStyle w:val="TextoTablas"/>
             </w:pPr>
             <w:r>
               <w:t>Datos</w:t>
@@ -4014,10 +3984,7 @@
           </w:tcPr>
           <w:p>
             <w:pPr>
-              <w:ind w:firstLine="0"/>
-              <w:rPr>
-                <w:lang w:eastAsia="es-CO"/>
-              </w:rPr>
+              <w:pStyle w:val="TextoTablas"/>
             </w:pPr>
             <w:r>
               <w:t>Información que se procesa.</w:t>
@@ -4030,10 +3997,7 @@
           </w:tcPr>
           <w:p>
             <w:pPr>
-              <w:ind w:firstLine="0"/>
-              <w:rPr>
-                <w:lang w:eastAsia="es-CO"/>
-              </w:rPr>
+              <w:pStyle w:val="TextoTablas"/>
             </w:pPr>
             <w:r>
               <w:t>Lista de notas registradas en un sistema académico.</w:t>
@@ -4048,10 +4012,7 @@
           </w:tcPr>
           <w:p>
             <w:pPr>
-              <w:ind w:firstLine="0"/>
-              <w:rPr>
-                <w:lang w:eastAsia="es-CO"/>
-              </w:rPr>
+              <w:pStyle w:val="TextoTablas"/>
             </w:pPr>
             <w:r>
               <w:t>Procesos</w:t>
@@ -4064,10 +4025,7 @@
           </w:tcPr>
           <w:p>
             <w:pPr>
-              <w:ind w:firstLine="0"/>
-              <w:rPr>
-                <w:lang w:eastAsia="es-CO"/>
-              </w:rPr>
+              <w:pStyle w:val="TextoTablas"/>
             </w:pPr>
             <w:r>
               <w:t>Transformación de datos en resultados.</w:t>
@@ -4080,10 +4038,7 @@
           </w:tcPr>
           <w:p>
             <w:pPr>
-              <w:ind w:firstLine="0"/>
-              <w:rPr>
-                <w:lang w:eastAsia="es-CO"/>
-              </w:rPr>
+              <w:pStyle w:val="TextoTablas"/>
             </w:pPr>
             <w:r>
               <w:t>Operaciones matemáticas que calculan el promedio a partir de las notas.</w:t>
@@ -4101,13 +4056,9 @@
           </w:tcPr>
           <w:p>
             <w:pPr>
-              <w:ind w:firstLine="0"/>
-              <w:rPr>
-                <w:lang w:eastAsia="es-CO"/>
-              </w:rPr>
+              <w:pStyle w:val="TextoTablas"/>
             </w:pPr>
             <w:r>
-              <w:lastRenderedPageBreak/>
               <w:t>Resultados</w:t>
             </w:r>
           </w:p>
@@ -4118,10 +4069,7 @@
           </w:tcPr>
           <w:p>
             <w:pPr>
-              <w:ind w:firstLine="0"/>
-              <w:rPr>
-                <w:lang w:eastAsia="es-CO"/>
-              </w:rPr>
+              <w:pStyle w:val="TextoTablas"/>
             </w:pPr>
             <w:r>
               <w:t>Salida generada por el sistema.</w:t>
@@ -4134,10 +4082,7 @@
           </w:tcPr>
           <w:p>
             <w:pPr>
-              <w:ind w:firstLine="0"/>
-              <w:rPr>
-                <w:lang w:eastAsia="es-CO"/>
-              </w:rPr>
+              <w:pStyle w:val="TextoTablas"/>
             </w:pPr>
             <w:r>
               <w:t>Promedio final mostrado en pantalla o almacenado en el sistema.</w:t>
@@ -4258,14 +4203,6 @@
     </w:p>
     <w:p>
       <w:pPr>
-        <w:rPr>
-          <w:b/>
-          <w:lang w:eastAsia="es-CO"/>
-        </w:rPr>
-      </w:pPr>
-    </w:p>
-    <w:p>
-      <w:pPr>
         <w:pStyle w:val="Prrafodelista"/>
         <w:numPr>
           <w:ilvl w:val="0"/>
@@ -4281,6 +4218,7 @@
           <w:b/>
           <w:lang w:eastAsia="es-CO"/>
         </w:rPr>
+        <w:lastRenderedPageBreak/>
         <w:t>Características de una solución basada en lógica y algoritmia</w:t>
       </w:r>
     </w:p>
@@ -4404,7 +4342,6 @@
         <w:rPr>
           <w:lang w:eastAsia="es-CO"/>
         </w:rPr>
-        <w:lastRenderedPageBreak/>
         <w:t>El siguiente es el proceso lógico en la solución de problemas:</w:t>
       </w:r>
     </w:p>
@@ -4491,7 +4428,7 @@
       <w:pPr>
         <w:pStyle w:val="Ttulo2"/>
       </w:pPr>
-      <w:bookmarkStart w:id="3" w:name="_Toc228874070"/>
+      <w:bookmarkStart w:id="3" w:name="_Toc235515441"/>
       <w:r>
         <w:t>Formatos de representación de la información</w:t>
       </w:r>
@@ -4520,6 +4457,7 @@
         <w:rPr>
           <w:lang w:eastAsia="es-CO"/>
         </w:rPr>
+        <w:lastRenderedPageBreak/>
         <w:t>En el contexto del diseño y modelado de bases de datos, la representación de la información permite transformar datos del mundo real en estructuras formales que pueden ser interpretadas por sistemas computacionales. Esto es esencial para garantizar que la información sea consistente, accesible y útil para la toma de decisiones.</w:t>
       </w:r>
     </w:p>
@@ -4614,7 +4552,6 @@
         <w:rPr>
           <w:lang w:eastAsia="es-CO"/>
         </w:rPr>
-        <w:lastRenderedPageBreak/>
         <w:t>Mejorar la organización y almacenamiento de datos.</w:t>
       </w:r>
     </w:p>
@@ -4669,15 +4606,66 @@
     </w:p>
     <w:p>
       <w:pPr>
+        <w:rPr>
+          <w:lang w:eastAsia="es-CO"/>
+        </w:rPr>
+      </w:pPr>
+    </w:p>
+    <w:p>
+      <w:pPr>
+        <w:rPr>
+          <w:lang w:eastAsia="es-CO"/>
+        </w:rPr>
+      </w:pPr>
+    </w:p>
+    <w:p>
+      <w:pPr>
+        <w:rPr>
+          <w:lang w:eastAsia="es-CO"/>
+        </w:rPr>
+      </w:pPr>
+    </w:p>
+    <w:p>
+      <w:pPr>
+        <w:rPr>
+          <w:lang w:eastAsia="es-CO"/>
+        </w:rPr>
+      </w:pPr>
+    </w:p>
+    <w:p>
+      <w:pPr>
+        <w:rPr>
+          <w:lang w:eastAsia="es-CO"/>
+        </w:rPr>
+      </w:pPr>
+    </w:p>
+    <w:p>
+      <w:pPr>
+        <w:rPr>
+          <w:lang w:eastAsia="es-CO"/>
+        </w:rPr>
+      </w:pPr>
+    </w:p>
+    <w:p>
+      <w:pPr>
+        <w:rPr>
+          <w:lang w:eastAsia="es-CO"/>
+        </w:rPr>
+      </w:pPr>
+    </w:p>
+    <w:p>
+      <w:pPr>
         <w:pStyle w:val="Figura"/>
       </w:pPr>
       <w:r>
+        <w:lastRenderedPageBreak/>
         <w:t>Proceso de representación de la información</w:t>
       </w:r>
     </w:p>
     <w:p>
       <w:pPr>
         <w:ind w:firstLine="0"/>
+        <w:jc w:val="center"/>
         <w:rPr>
           <w:lang w:eastAsia="es-CO"/>
         </w:rPr>
@@ -4783,20 +4771,6 @@
     </w:p>
     <w:p>
       <w:pPr>
-        <w:rPr>
-          <w:lang w:eastAsia="es-CO"/>
-        </w:rPr>
-      </w:pPr>
-    </w:p>
-    <w:p>
-      <w:pPr>
-        <w:rPr>
-          <w:lang w:eastAsia="es-CO"/>
-        </w:rPr>
-      </w:pPr>
-    </w:p>
-    <w:p>
-      <w:pPr>
         <w:pStyle w:val="Tabla"/>
         <w:rPr>
           <w:lang w:eastAsia="es-CO"/>
@@ -4806,7 +4780,6 @@
         <w:rPr>
           <w:lang w:eastAsia="es-CO"/>
         </w:rPr>
-        <w:lastRenderedPageBreak/>
         <w:t>Tipos de formatos de representación de la información</w:t>
       </w:r>
     </w:p>
@@ -4832,10 +4805,7 @@
           </w:tcPr>
           <w:p>
             <w:pPr>
-              <w:ind w:firstLine="0"/>
-              <w:rPr>
-                <w:lang w:eastAsia="es-CO"/>
-              </w:rPr>
+              <w:pStyle w:val="TextoTablas"/>
             </w:pPr>
             <w:r>
               <w:t>Formato</w:t>
@@ -4848,10 +4818,7 @@
           </w:tcPr>
           <w:p>
             <w:pPr>
-              <w:ind w:firstLine="0"/>
-              <w:rPr>
-                <w:lang w:eastAsia="es-CO"/>
-              </w:rPr>
+              <w:pStyle w:val="TextoTablas"/>
             </w:pPr>
             <w:r>
               <w:t>Descripción</w:t>
@@ -4864,10 +4831,7 @@
           </w:tcPr>
           <w:p>
             <w:pPr>
-              <w:ind w:firstLine="0"/>
-              <w:rPr>
-                <w:lang w:eastAsia="es-CO"/>
-              </w:rPr>
+              <w:pStyle w:val="TextoTablas"/>
             </w:pPr>
             <w:r>
               <w:t>Ejemplo</w:t>
@@ -4885,10 +4849,7 @@
           </w:tcPr>
           <w:p>
             <w:pPr>
-              <w:ind w:firstLine="0"/>
-              <w:rPr>
-                <w:lang w:eastAsia="es-CO"/>
-              </w:rPr>
+              <w:pStyle w:val="TextoTablas"/>
             </w:pPr>
             <w:r>
               <w:t>Textual</w:t>
@@ -4901,10 +4862,7 @@
           </w:tcPr>
           <w:p>
             <w:pPr>
-              <w:ind w:firstLine="0"/>
-              <w:rPr>
-                <w:lang w:eastAsia="es-CO"/>
-              </w:rPr>
+              <w:pStyle w:val="TextoTablas"/>
             </w:pPr>
             <w:r>
               <w:t>Representación mediante palabras o caracteres.</w:t>
@@ -4917,10 +4875,7 @@
           </w:tcPr>
           <w:p>
             <w:pPr>
-              <w:ind w:firstLine="0"/>
-              <w:rPr>
-                <w:lang w:eastAsia="es-CO"/>
-              </w:rPr>
+              <w:pStyle w:val="TextoTablas"/>
             </w:pPr>
             <w:r>
               <w:t>Documentos, registros.</w:t>
@@ -4935,10 +4890,7 @@
           </w:tcPr>
           <w:p>
             <w:pPr>
-              <w:ind w:firstLine="0"/>
-              <w:rPr>
-                <w:lang w:eastAsia="es-CO"/>
-              </w:rPr>
+              <w:pStyle w:val="TextoTablas"/>
             </w:pPr>
             <w:r>
               <w:t>Numérico</w:t>
@@ -4951,10 +4903,7 @@
           </w:tcPr>
           <w:p>
             <w:pPr>
-              <w:ind w:firstLine="0"/>
-              <w:rPr>
-                <w:lang w:eastAsia="es-CO"/>
-              </w:rPr>
+              <w:pStyle w:val="TextoTablas"/>
             </w:pPr>
             <w:r>
               <w:t>Representación mediante números.</w:t>
@@ -4967,10 +4916,7 @@
           </w:tcPr>
           <w:p>
             <w:pPr>
-              <w:ind w:firstLine="0"/>
-              <w:rPr>
-                <w:lang w:eastAsia="es-CO"/>
-              </w:rPr>
+              <w:pStyle w:val="TextoTablas"/>
             </w:pPr>
             <w:r>
               <w:t>Edad, salario.</w:t>
@@ -4988,10 +4934,7 @@
           </w:tcPr>
           <w:p>
             <w:pPr>
-              <w:ind w:firstLine="0"/>
-              <w:rPr>
-                <w:lang w:eastAsia="es-CO"/>
-              </w:rPr>
+              <w:pStyle w:val="TextoTablas"/>
             </w:pPr>
             <w:r>
               <w:t>Gráfico</w:t>
@@ -5004,10 +4947,7 @@
           </w:tcPr>
           <w:p>
             <w:pPr>
-              <w:ind w:firstLine="0"/>
-              <w:rPr>
-                <w:lang w:eastAsia="es-CO"/>
-              </w:rPr>
+              <w:pStyle w:val="TextoTablas"/>
             </w:pPr>
             <w:r>
               <w:t>Representación visual de la información.</w:t>
@@ -5020,10 +4960,7 @@
           </w:tcPr>
           <w:p>
             <w:pPr>
-              <w:ind w:firstLine="0"/>
-              <w:rPr>
-                <w:lang w:eastAsia="es-CO"/>
-              </w:rPr>
+              <w:pStyle w:val="TextoTablas"/>
             </w:pPr>
             <w:r>
               <w:t>Diagramas, gráficos.</w:t>
@@ -5038,12 +4975,10 @@
           </w:tcPr>
           <w:p>
             <w:pPr>
-              <w:ind w:firstLine="0"/>
-              <w:rPr>
-                <w:lang w:eastAsia="es-CO"/>
-              </w:rPr>
+              <w:pStyle w:val="TextoTablas"/>
             </w:pPr>
             <w:r>
+              <w:lastRenderedPageBreak/>
               <w:t>Tabular</w:t>
             </w:r>
           </w:p>
@@ -5054,10 +4989,7 @@
           </w:tcPr>
           <w:p>
             <w:pPr>
-              <w:ind w:firstLine="0"/>
-              <w:rPr>
-                <w:lang w:eastAsia="es-CO"/>
-              </w:rPr>
+              <w:pStyle w:val="TextoTablas"/>
             </w:pPr>
             <w:r>
               <w:t>Organización en filas y columnas.</w:t>
@@ -5070,10 +5002,7 @@
           </w:tcPr>
           <w:p>
             <w:pPr>
-              <w:ind w:firstLine="0"/>
-              <w:rPr>
-                <w:lang w:eastAsia="es-CO"/>
-              </w:rPr>
+              <w:pStyle w:val="TextoTablas"/>
             </w:pPr>
             <w:r>
               <w:t>Tablas de datos.</w:t>
@@ -5091,10 +5020,7 @@
           </w:tcPr>
           <w:p>
             <w:pPr>
-              <w:ind w:firstLine="0"/>
-              <w:rPr>
-                <w:lang w:eastAsia="es-CO"/>
-              </w:rPr>
+              <w:pStyle w:val="TextoTablas"/>
             </w:pPr>
             <w:r>
               <w:t>Estructurado</w:t>
@@ -5107,10 +5033,7 @@
           </w:tcPr>
           <w:p>
             <w:pPr>
-              <w:ind w:firstLine="0"/>
-              <w:rPr>
-                <w:lang w:eastAsia="es-CO"/>
-              </w:rPr>
+              <w:pStyle w:val="TextoTablas"/>
             </w:pPr>
             <w:r>
               <w:t>Organización con reglas definidas.</w:t>
@@ -5123,10 +5046,7 @@
           </w:tcPr>
           <w:p>
             <w:pPr>
-              <w:ind w:firstLine="0"/>
-              <w:rPr>
-                <w:lang w:eastAsia="es-CO"/>
-              </w:rPr>
+              <w:pStyle w:val="TextoTablas"/>
             </w:pPr>
             <w:r>
               <w:t>Bases de datos.</w:t>
@@ -5141,10 +5061,7 @@
           </w:tcPr>
           <w:p>
             <w:pPr>
-              <w:ind w:firstLine="0"/>
-              <w:rPr>
-                <w:lang w:eastAsia="es-CO"/>
-              </w:rPr>
+              <w:pStyle w:val="TextoTablas"/>
             </w:pPr>
             <w:r>
               <w:t>Multimedia</w:t>
@@ -5157,10 +5074,7 @@
           </w:tcPr>
           <w:p>
             <w:pPr>
-              <w:ind w:firstLine="0"/>
-              <w:rPr>
-                <w:lang w:eastAsia="es-CO"/>
-              </w:rPr>
+              <w:pStyle w:val="TextoTablas"/>
             </w:pPr>
             <w:r>
               <w:t>Uso de imágenes, audio o video.</w:t>
@@ -5173,10 +5087,7 @@
           </w:tcPr>
           <w:p>
             <w:pPr>
-              <w:ind w:firstLine="0"/>
-              <w:rPr>
-                <w:lang w:eastAsia="es-CO"/>
-              </w:rPr>
+              <w:pStyle w:val="TextoTablas"/>
             </w:pPr>
             <w:r>
               <w:t>Archivos digitales.</w:t>
@@ -5262,7 +5173,6 @@
           <w:b/>
           <w:lang w:eastAsia="es-CO"/>
         </w:rPr>
-        <w:lastRenderedPageBreak/>
         <w:t>Lógico</w:t>
       </w:r>
     </w:p>
@@ -5322,6 +5232,7 @@
         <w:rPr>
           <w:lang w:eastAsia="es-CO"/>
         </w:rPr>
+        <w:lastRenderedPageBreak/>
         <w:t>Igualmente, para representar la información de manera estructurada, se utilizan diferentes modelos:</w:t>
       </w:r>
     </w:p>
@@ -5520,7 +5431,6 @@
         <w:rPr>
           <w:lang w:eastAsia="es-CO"/>
         </w:rPr>
-        <w:lastRenderedPageBreak/>
         <w:t>Curso: Programación</w:t>
       </w:r>
     </w:p>
@@ -5680,6 +5590,7 @@
         <w:rPr>
           <w:lang w:eastAsia="es-CO"/>
         </w:rPr>
+        <w:lastRenderedPageBreak/>
         <w:t>Los siguientes son los errores comunes en la representación de la información, por ello es importante tenerlos en cuenta para no cometerlos:</w:t>
       </w:r>
     </w:p>
@@ -5784,7 +5695,7 @@
       <w:pPr>
         <w:pStyle w:val="Ttulo2"/>
       </w:pPr>
-      <w:bookmarkStart w:id="4" w:name="_Toc228874071"/>
+      <w:bookmarkStart w:id="4" w:name="_Toc235515442"/>
       <w:r>
         <w:t>Clasificación de las bases de datos</w:t>
       </w:r>
@@ -5800,68 +5711,68 @@
         <w:rPr>
           <w:lang w:eastAsia="es-CO"/>
         </w:rPr>
-        <w:t xml:space="preserve">La clasificación de las bases de datos responde a la necesidad de organizar, almacenar y gestionar la información de acuerdo con diferentes modelos, arquitecturas y requerimientos tecnológicos. A medida que evolucionan los sistemas de información, han surgido distintos tipos de bases de datos que permiten adaptarse a escenarios </w:t>
+        <w:t>La clasificación de las bases de datos responde a la necesidad de organizar, almacenar y gestionar la información de acuerdo con diferentes modelos, arquitecturas y requerimientos tecnológicos. A medida que evolucionan los sistemas de información, han surgido distintos tipos de bases de datos que permiten adaptarse a escenarios específicos, como grandes volúmenes de datos, alta velocidad de procesamiento o flexibilidad en la estructura de la información.</w:t>
+      </w:r>
+    </w:p>
+    <w:p>
+      <w:pPr>
+        <w:rPr>
+          <w:lang w:eastAsia="es-CO"/>
+        </w:rPr>
+      </w:pPr>
+      <w:r>
+        <w:rPr>
+          <w:lang w:eastAsia="es-CO"/>
+        </w:rPr>
+        <w:t xml:space="preserve">En este contexto, las bases de datos se clasifican principalmente en relacionales, NoSQL, in </w:t>
+      </w:r>
+      <w:proofErr w:type="spellStart"/>
+      <w:r>
+        <w:rPr>
+          <w:lang w:eastAsia="es-CO"/>
+        </w:rPr>
+        <w:t>memory</w:t>
+      </w:r>
+      <w:proofErr w:type="spellEnd"/>
+      <w:r>
+        <w:rPr>
+          <w:lang w:eastAsia="es-CO"/>
+        </w:rPr>
+        <w:t xml:space="preserve"> y </w:t>
+      </w:r>
+      <w:proofErr w:type="spellStart"/>
+      <w:r>
+        <w:rPr>
+          <w:lang w:eastAsia="es-CO"/>
+        </w:rPr>
+        <w:t>NewSQL</w:t>
+      </w:r>
+      <w:proofErr w:type="spellEnd"/>
+      <w:r>
+        <w:rPr>
+          <w:lang w:eastAsia="es-CO"/>
+        </w:rPr>
+        <w:t xml:space="preserve">, cada una con características particulares que determinan su uso, ventajas y limitaciones. Esta clasificación permite seleccionar el tipo de base de datos más adecuado, según las necesidades del sistema, el tipo de información a manejar y el entorno tecnológico. </w:t>
+      </w:r>
+    </w:p>
+    <w:p>
+      <w:pPr>
+        <w:rPr>
+          <w:lang w:eastAsia="es-CO"/>
+        </w:rPr>
+      </w:pPr>
+      <w:r>
+        <w:rPr>
+          <w:lang w:eastAsia="es-CO"/>
+        </w:rPr>
+        <w:t xml:space="preserve">Aunque el enfoque principal se centra en los cuatro tipos mencionados, resulta fundamental comprender su clasificación general, teniendo en cuenta que estas </w:t>
       </w:r>
       <w:r>
         <w:rPr>
           <w:lang w:eastAsia="es-CO"/>
         </w:rPr>
         <w:lastRenderedPageBreak/>
-        <w:t>específicos, como grandes volúmenes de datos, alta velocidad de procesamiento o flexibilidad en la estructura de la información.</w:t>
-      </w:r>
-    </w:p>
-    <w:p>
-      <w:pPr>
-        <w:rPr>
-          <w:lang w:eastAsia="es-CO"/>
-        </w:rPr>
-      </w:pPr>
-      <w:r>
-        <w:rPr>
-          <w:lang w:eastAsia="es-CO"/>
-        </w:rPr>
-        <w:t xml:space="preserve">En este contexto, las bases de datos se clasifican principalmente en relacionales, NoSQL, in </w:t>
-      </w:r>
-      <w:proofErr w:type="spellStart"/>
-      <w:r>
-        <w:rPr>
-          <w:lang w:eastAsia="es-CO"/>
-        </w:rPr>
-        <w:t>memory</w:t>
-      </w:r>
-      <w:proofErr w:type="spellEnd"/>
-      <w:r>
-        <w:rPr>
-          <w:lang w:eastAsia="es-CO"/>
-        </w:rPr>
-        <w:t xml:space="preserve"> y </w:t>
-      </w:r>
-      <w:proofErr w:type="spellStart"/>
-      <w:r>
-        <w:rPr>
-          <w:lang w:eastAsia="es-CO"/>
-        </w:rPr>
-        <w:t>NewSQL</w:t>
-      </w:r>
-      <w:proofErr w:type="spellEnd"/>
-      <w:r>
-        <w:rPr>
-          <w:lang w:eastAsia="es-CO"/>
-        </w:rPr>
-        <w:t xml:space="preserve">, cada una con características particulares que determinan su uso, ventajas y limitaciones. Esta clasificación permite seleccionar el tipo de base de datos más adecuado, según las necesidades del sistema, el tipo de información a manejar y el entorno tecnológico. </w:t>
-      </w:r>
-    </w:p>
-    <w:p>
-      <w:pPr>
-        <w:rPr>
-          <w:lang w:eastAsia="es-CO"/>
-        </w:rPr>
-      </w:pPr>
-      <w:r>
-        <w:rPr>
-          <w:lang w:eastAsia="es-CO"/>
-        </w:rPr>
-        <w:t>Aunque el enfoque principal se centra en los cuatro tipos mencionados, resulta fundamental comprender su clasificación general, teniendo en cuenta que estas denominaciones se mantienen en inglés por tratarse de términos técnicos estandarizados:</w:t>
+        <w:t>denominaciones se mantienen en inglés por tratarse de términos técnicos estandarizados:</w:t>
       </w:r>
     </w:p>
     <w:p>
@@ -5882,6 +5793,7 @@
     <w:p>
       <w:pPr>
         <w:ind w:firstLine="0"/>
+        <w:jc w:val="center"/>
         <w:rPr>
           <w:lang w:eastAsia="es-CO"/>
         </w:rPr>
@@ -5955,7 +5867,6 @@
           <w:b/>
           <w:lang w:eastAsia="es-CO"/>
         </w:rPr>
-        <w:lastRenderedPageBreak/>
         <w:t>Bases de datos relacionales (</w:t>
       </w:r>
       <w:r>
@@ -5997,7 +5908,14 @@
         <w:rPr>
           <w:lang w:eastAsia="es-CO"/>
         </w:rPr>
-        <w:t>Este tipo de bases de datos se caracteriza por garantizar la integridad, consistencia y estructuración de la información, lo que las hace ideales para sistemas que requieren alta precisión, como sistemas financieros, administrativos y empresariales. Además, utilizan el lenguaje SQL (</w:t>
+        <w:t xml:space="preserve">Este tipo de bases de datos se caracteriza por garantizar la integridad, consistencia y estructuración de la información, lo que las hace ideales para sistemas que requieren alta precisión, como sistemas financieros, administrativos y </w:t>
+      </w:r>
+      <w:r>
+        <w:rPr>
+          <w:lang w:eastAsia="es-CO"/>
+        </w:rPr>
+        <w:lastRenderedPageBreak/>
+        <w:t>empresariales. Además, utilizan el lenguaje SQL (</w:t>
       </w:r>
       <w:proofErr w:type="spellStart"/>
       <w:r>
@@ -6133,48 +6051,35 @@
         <w:rPr>
           <w:lang w:eastAsia="es-CO"/>
         </w:rPr>
-        <w:t xml:space="preserve">Estas bases de datos se orientan a entornos dinámicos donde la agilidad en el manejo de la información es prioritaria, facilitando la integración con aplicaciones </w:t>
-      </w:r>
+        <w:t>Estas bases de datos se orientan a entornos dinámicos donde la agilidad en el manejo de la información es prioritaria, facilitando la integración con aplicaciones distribuidas y plataformas tecnológicas actuales. Su diseño favorece la rapidez en el acceso a los datos y la capacidad de respuesta ante grandes volúmenes de información generados de forma continua.</w:t>
+      </w:r>
+    </w:p>
+    <w:p>
+      <w:pPr>
+        <w:rPr>
+          <w:lang w:eastAsia="es-CO"/>
+        </w:rPr>
+      </w:pPr>
+      <w:r>
+        <w:rPr>
+          <w:lang w:eastAsia="es-CO"/>
+        </w:rPr>
+        <w:t>Desde una perspectiva general, NoSQL propone una forma alternativa de organizar y gestionar los datos, enfocándose en la flexibilidad y en la adecuación del modelo de almacenamiento al uso real de la información, más que en estructuras estrictamente predefinidas.</w:t>
+      </w:r>
+    </w:p>
+    <w:p>
+      <w:pPr>
+        <w:rPr>
+          <w:lang w:eastAsia="es-CO"/>
+        </w:rPr>
+      </w:pPr>
       <w:r>
         <w:rPr>
           <w:lang w:eastAsia="es-CO"/>
         </w:rPr>
         <w:lastRenderedPageBreak/>
-        <w:t>distribuidas y plataformas tecnológicas actuales. Su diseño favorece la rapidez en el acceso a los datos y la capacidad de respuesta ante grandes volúmenes de información generados de forma continua.</w:t>
-      </w:r>
-    </w:p>
-    <w:p>
-      <w:pPr>
-        <w:rPr>
-          <w:lang w:eastAsia="es-CO"/>
-        </w:rPr>
-      </w:pPr>
-      <w:r>
-        <w:rPr>
-          <w:lang w:eastAsia="es-CO"/>
-        </w:rPr>
-        <w:t>Desde una perspectiva general, NoSQL propone una forma alternativa de organizar y gestionar los datos, enfocándose en la flexibilidad y en la adecuación del modelo de almacenamiento al uso real de la información, más que en estructuras estrictamente predefinidas.</w:t>
-      </w:r>
-    </w:p>
-    <w:p>
-      <w:pPr>
-        <w:rPr>
-          <w:lang w:eastAsia="es-CO"/>
-        </w:rPr>
-      </w:pPr>
-      <w:r>
-        <w:rPr>
-          <w:lang w:eastAsia="es-CO"/>
-        </w:rPr>
         <w:t>A continuación, se presentan los principales tipos de bases de datos NoSQL y algunos ejemplos representativos:</w:t>
       </w:r>
-    </w:p>
-    <w:p>
-      <w:pPr>
-        <w:rPr>
-          <w:lang w:eastAsia="es-CO"/>
-        </w:rPr>
-      </w:pPr>
     </w:p>
     <w:p>
       <w:pPr>
@@ -6212,10 +6117,7 @@
           </w:tcPr>
           <w:p>
             <w:pPr>
-              <w:ind w:firstLine="0"/>
-              <w:rPr>
-                <w:lang w:eastAsia="es-CO"/>
-              </w:rPr>
+              <w:pStyle w:val="TextoTablas"/>
             </w:pPr>
             <w:r>
               <w:t>Tipo</w:t>
@@ -6228,10 +6130,7 @@
           </w:tcPr>
           <w:p>
             <w:pPr>
-              <w:ind w:firstLine="0"/>
-              <w:rPr>
-                <w:lang w:eastAsia="es-CO"/>
-              </w:rPr>
+              <w:pStyle w:val="TextoTablas"/>
             </w:pPr>
             <w:r>
               <w:t>Descripción</w:t>
@@ -6244,10 +6143,7 @@
           </w:tcPr>
           <w:p>
             <w:pPr>
-              <w:ind w:firstLine="0"/>
-              <w:rPr>
-                <w:lang w:eastAsia="es-CO"/>
-              </w:rPr>
+              <w:pStyle w:val="TextoTablas"/>
             </w:pPr>
             <w:r>
               <w:t>Ejemplo</w:t>
@@ -6265,10 +6161,7 @@
           </w:tcPr>
           <w:p>
             <w:pPr>
-              <w:ind w:firstLine="0"/>
-              <w:rPr>
-                <w:lang w:eastAsia="es-CO"/>
-              </w:rPr>
+              <w:pStyle w:val="TextoTablas"/>
             </w:pPr>
             <w:r>
               <w:t>Clave-valor</w:t>
@@ -6281,10 +6174,7 @@
           </w:tcPr>
           <w:p>
             <w:pPr>
-              <w:ind w:firstLine="0"/>
-              <w:rPr>
-                <w:lang w:eastAsia="es-CO"/>
-              </w:rPr>
+              <w:pStyle w:val="TextoTablas"/>
             </w:pPr>
             <w:r>
               <w:t>Almacena datos en pares clave-valor.</w:t>
@@ -6297,10 +6187,7 @@
           </w:tcPr>
           <w:p>
             <w:pPr>
-              <w:ind w:firstLine="0"/>
-              <w:rPr>
-                <w:lang w:eastAsia="es-CO"/>
-              </w:rPr>
+              <w:pStyle w:val="TextoTablas"/>
             </w:pPr>
             <w:r>
               <w:t>Redis.</w:t>
@@ -6315,10 +6202,7 @@
           </w:tcPr>
           <w:p>
             <w:pPr>
-              <w:ind w:firstLine="0"/>
-              <w:rPr>
-                <w:lang w:eastAsia="es-CO"/>
-              </w:rPr>
+              <w:pStyle w:val="TextoTablas"/>
             </w:pPr>
             <w:r>
               <w:t>Documentales</w:t>
@@ -6331,10 +6215,7 @@
           </w:tcPr>
           <w:p>
             <w:pPr>
-              <w:ind w:firstLine="0"/>
-              <w:rPr>
-                <w:lang w:eastAsia="es-CO"/>
-              </w:rPr>
+              <w:pStyle w:val="TextoTablas"/>
             </w:pPr>
             <w:r>
               <w:t>Manejan datos en formato JSON o similar.</w:t>
@@ -6347,10 +6228,7 @@
           </w:tcPr>
           <w:p>
             <w:pPr>
-              <w:ind w:firstLine="0"/>
-              <w:rPr>
-                <w:lang w:eastAsia="es-CO"/>
-              </w:rPr>
+              <w:pStyle w:val="TextoTablas"/>
             </w:pPr>
             <w:r>
               <w:t>MongoDB.</w:t>
@@ -6368,10 +6246,7 @@
           </w:tcPr>
           <w:p>
             <w:pPr>
-              <w:ind w:firstLine="0"/>
-              <w:rPr>
-                <w:lang w:eastAsia="es-CO"/>
-              </w:rPr>
+              <w:pStyle w:val="TextoTablas"/>
             </w:pPr>
             <w:r>
               <w:t>Columnar</w:t>
@@ -6384,10 +6259,7 @@
           </w:tcPr>
           <w:p>
             <w:pPr>
-              <w:ind w:firstLine="0"/>
-              <w:rPr>
-                <w:lang w:eastAsia="es-CO"/>
-              </w:rPr>
+              <w:pStyle w:val="TextoTablas"/>
             </w:pPr>
             <w:r>
               <w:t>Organizan datos por columnas.</w:t>
@@ -6400,10 +6272,7 @@
           </w:tcPr>
           <w:p>
             <w:pPr>
-              <w:ind w:firstLine="0"/>
-              <w:rPr>
-                <w:lang w:eastAsia="es-CO"/>
-              </w:rPr>
+              <w:pStyle w:val="TextoTablas"/>
             </w:pPr>
             <w:proofErr w:type="spellStart"/>
             <w:r>
@@ -6423,10 +6292,7 @@
           </w:tcPr>
           <w:p>
             <w:pPr>
-              <w:ind w:firstLine="0"/>
-              <w:rPr>
-                <w:lang w:eastAsia="es-CO"/>
-              </w:rPr>
+              <w:pStyle w:val="TextoTablas"/>
             </w:pPr>
             <w:r>
               <w:t>Grafos</w:t>
@@ -6439,10 +6305,7 @@
           </w:tcPr>
           <w:p>
             <w:pPr>
-              <w:ind w:firstLine="0"/>
-              <w:rPr>
-                <w:lang w:eastAsia="es-CO"/>
-              </w:rPr>
+              <w:pStyle w:val="TextoTablas"/>
             </w:pPr>
             <w:r>
               <w:t>Representan relaciones complejas.</w:t>
@@ -6455,10 +6318,7 @@
           </w:tcPr>
           <w:p>
             <w:pPr>
-              <w:ind w:firstLine="0"/>
-              <w:rPr>
-                <w:lang w:eastAsia="es-CO"/>
-              </w:rPr>
+              <w:pStyle w:val="TextoTablas"/>
             </w:pPr>
             <w:r>
               <w:t>Neo4j.</w:t>
@@ -6476,20 +6336,6 @@
     </w:p>
     <w:p>
       <w:pPr>
-        <w:rPr>
-          <w:lang w:eastAsia="es-CO"/>
-        </w:rPr>
-      </w:pPr>
-    </w:p>
-    <w:p>
-      <w:pPr>
-        <w:rPr>
-          <w:lang w:eastAsia="es-CO"/>
-        </w:rPr>
-      </w:pPr>
-    </w:p>
-    <w:p>
-      <w:pPr>
         <w:pStyle w:val="Prrafodelista"/>
         <w:numPr>
           <w:ilvl w:val="0"/>
@@ -6505,69 +6351,76 @@
           <w:b/>
           <w:lang w:eastAsia="es-CO"/>
         </w:rPr>
+        <w:t>Bases de datos In-</w:t>
+      </w:r>
+      <w:proofErr w:type="spellStart"/>
+      <w:r>
+        <w:rPr>
+          <w:b/>
+          <w:lang w:eastAsia="es-CO"/>
+        </w:rPr>
+        <w:t>Memory</w:t>
+      </w:r>
+      <w:proofErr w:type="spellEnd"/>
+    </w:p>
+    <w:p>
+      <w:pPr>
+        <w:rPr>
+          <w:lang w:eastAsia="es-CO"/>
+        </w:rPr>
+      </w:pPr>
+      <w:r>
+        <w:rPr>
+          <w:lang w:eastAsia="es-CO"/>
+        </w:rPr>
+        <w:t>Estas bases de datos se caracterizan por almacenar la información directamente en la memoria RAM en lugar de hacerlo en disco, lo que permite un acceso extremadamente rápido a los datos. Este tipo de bases de datos es ideal para aplicaciones que requieren procesamiento en tiempo real, como sistemas financieros, análisis de datos en vivo o plataformas de alta concurrencia.</w:t>
+      </w:r>
+    </w:p>
+    <w:p>
+      <w:pPr>
+        <w:rPr>
+          <w:lang w:eastAsia="es-CO"/>
+        </w:rPr>
+      </w:pPr>
+      <w:r>
+        <w:rPr>
+          <w:lang w:eastAsia="es-CO"/>
+        </w:rPr>
+        <w:t>El uso de memoria principal reduce significativamente los tiempos de lectura y escritura, mejorando el rendimiento del sistema. Sin embargo, este enfoque requiere mecanismos adicionales para garantizar la persistencia de los datos, ya que la memoria RAM es volátil.</w:t>
+      </w:r>
+    </w:p>
+    <w:p>
+      <w:pPr>
+        <w:rPr>
+          <w:lang w:eastAsia="es-CO"/>
+        </w:rPr>
+      </w:pPr>
+      <w:r>
+        <w:rPr>
+          <w:lang w:eastAsia="es-CO"/>
+        </w:rPr>
+        <w:t>La siguiente es una comparación de este tipo de bases de datos:</w:t>
+      </w:r>
+    </w:p>
+    <w:p>
+      <w:pPr>
+        <w:rPr>
+          <w:lang w:eastAsia="es-CO"/>
+        </w:rPr>
+      </w:pPr>
+    </w:p>
+    <w:p>
+      <w:pPr>
+        <w:pStyle w:val="Tabla"/>
+        <w:rPr>
+          <w:lang w:eastAsia="es-CO"/>
+        </w:rPr>
+      </w:pPr>
+      <w:r>
+        <w:rPr>
+          <w:lang w:eastAsia="es-CO"/>
+        </w:rPr>
         <w:lastRenderedPageBreak/>
-        <w:t>Bases de datos In-</w:t>
-      </w:r>
-      <w:proofErr w:type="spellStart"/>
-      <w:r>
-        <w:rPr>
-          <w:b/>
-          <w:lang w:eastAsia="es-CO"/>
-        </w:rPr>
-        <w:t>Memory</w:t>
-      </w:r>
-      <w:proofErr w:type="spellEnd"/>
-    </w:p>
-    <w:p>
-      <w:pPr>
-        <w:rPr>
-          <w:lang w:eastAsia="es-CO"/>
-        </w:rPr>
-      </w:pPr>
-      <w:r>
-        <w:rPr>
-          <w:lang w:eastAsia="es-CO"/>
-        </w:rPr>
-        <w:t>Estas bases de datos se caracterizan por almacenar la información directamente en la memoria RAM en lugar de hacerlo en disco, lo que permite un acceso extremadamente rápido a los datos. Este tipo de bases de datos es ideal para aplicaciones que requieren procesamiento en tiempo real, como sistemas financieros, análisis de datos en vivo o plataformas de alta concurrencia.</w:t>
-      </w:r>
-    </w:p>
-    <w:p>
-      <w:pPr>
-        <w:rPr>
-          <w:lang w:eastAsia="es-CO"/>
-        </w:rPr>
-      </w:pPr>
-      <w:r>
-        <w:rPr>
-          <w:lang w:eastAsia="es-CO"/>
-        </w:rPr>
-        <w:t>El uso de memoria principal reduce significativamente los tiempos de lectura y escritura, mejorando el rendimiento del sistema. Sin embargo, este enfoque requiere mecanismos adicionales para garantizar la persistencia de los datos, ya que la memoria RAM es volátil.</w:t>
-      </w:r>
-    </w:p>
-    <w:p>
-      <w:pPr>
-        <w:rPr>
-          <w:lang w:eastAsia="es-CO"/>
-        </w:rPr>
-      </w:pPr>
-      <w:r>
-        <w:rPr>
-          <w:lang w:eastAsia="es-CO"/>
-        </w:rPr>
-        <w:t>La siguiente es una comparación de este tipo de bases de datos:</w:t>
-      </w:r>
-    </w:p>
-    <w:p>
-      <w:pPr>
-        <w:pStyle w:val="Tabla"/>
-        <w:rPr>
-          <w:lang w:eastAsia="es-CO"/>
-        </w:rPr>
-      </w:pPr>
-      <w:r>
-        <w:rPr>
-          <w:lang w:eastAsia="es-CO"/>
-        </w:rPr>
         <w:t>Comparación de bases de datos In-</w:t>
       </w:r>
       <w:proofErr w:type="spellStart"/>
@@ -6602,10 +6455,7 @@
           </w:tcPr>
           <w:p>
             <w:pPr>
-              <w:ind w:firstLine="0"/>
-              <w:rPr>
-                <w:lang w:eastAsia="es-CO"/>
-              </w:rPr>
+              <w:pStyle w:val="TextoTablas"/>
             </w:pPr>
             <w:r>
               <w:t>Acción</w:t>
@@ -6618,10 +6468,7 @@
           </w:tcPr>
           <w:p>
             <w:pPr>
-              <w:ind w:firstLine="0"/>
-              <w:rPr>
-                <w:lang w:eastAsia="es-CO"/>
-              </w:rPr>
+              <w:pStyle w:val="TextoTablas"/>
             </w:pPr>
             <w:r>
               <w:t>Base de datos en memoria</w:t>
@@ -6634,10 +6481,7 @@
           </w:tcPr>
           <w:p>
             <w:pPr>
-              <w:ind w:firstLine="0"/>
-              <w:rPr>
-                <w:lang w:eastAsia="es-CO"/>
-              </w:rPr>
+              <w:pStyle w:val="TextoTablas"/>
             </w:pPr>
             <w:r>
               <w:t>Base de datos que prioriza la memoria</w:t>
@@ -6650,10 +6494,7 @@
           </w:tcPr>
           <w:p>
             <w:pPr>
-              <w:ind w:firstLine="0"/>
-              <w:rPr>
-                <w:lang w:eastAsia="es-CO"/>
-              </w:rPr>
+              <w:pStyle w:val="TextoTablas"/>
             </w:pPr>
             <w:r>
               <w:t>Base de datos en disco</w:t>
@@ -6671,10 +6512,7 @@
           </w:tcPr>
           <w:p>
             <w:pPr>
-              <w:ind w:firstLine="0"/>
-              <w:rPr>
-                <w:lang w:eastAsia="es-CO"/>
-              </w:rPr>
+              <w:pStyle w:val="TextoTablas"/>
             </w:pPr>
             <w:r>
               <w:t>Rendimiento</w:t>
@@ -6687,10 +6525,7 @@
           </w:tcPr>
           <w:p>
             <w:pPr>
-              <w:ind w:firstLine="0"/>
-              <w:rPr>
-                <w:lang w:eastAsia="es-CO"/>
-              </w:rPr>
+              <w:pStyle w:val="TextoTablas"/>
             </w:pPr>
             <w:r>
               <w:t>Suele ser el más rápido debido al acceso directo a la memoria que reduce la latencia de E/S del disco.</w:t>
@@ -6703,10 +6538,7 @@
           </w:tcPr>
           <w:p>
             <w:pPr>
-              <w:ind w:firstLine="0"/>
-              <w:rPr>
-                <w:lang w:eastAsia="es-CO"/>
-              </w:rPr>
+              <w:pStyle w:val="TextoTablas"/>
             </w:pPr>
             <w:r>
               <w:t>Más rápido que el basado en disco, pero puede no ser tan rápido como el puramente en memoria debido a la posible latencia de E/S del disco.</w:t>
@@ -6719,10 +6551,7 @@
           </w:tcPr>
           <w:p>
             <w:pPr>
-              <w:ind w:firstLine="0"/>
-              <w:rPr>
-                <w:lang w:eastAsia="es-CO"/>
-              </w:rPr>
+              <w:pStyle w:val="TextoTablas"/>
             </w:pPr>
             <w:r>
               <w:t>Normalmente más lento debido a la latencia de E/S del disco.</w:t>
@@ -6737,13 +6566,9 @@
           </w:tcPr>
           <w:p>
             <w:pPr>
-              <w:ind w:firstLine="0"/>
-              <w:rPr>
-                <w:lang w:eastAsia="es-CO"/>
-              </w:rPr>
+              <w:pStyle w:val="TextoTablas"/>
             </w:pPr>
             <w:r>
-              <w:lastRenderedPageBreak/>
               <w:t>Coste</w:t>
             </w:r>
           </w:p>
@@ -6754,10 +6579,7 @@
           </w:tcPr>
           <w:p>
             <w:pPr>
-              <w:ind w:firstLine="0"/>
-              <w:rPr>
-                <w:lang w:eastAsia="es-CO"/>
-              </w:rPr>
+              <w:pStyle w:val="TextoTablas"/>
             </w:pPr>
             <w:r>
               <w:t>Suele ser más costosa debido al elevado coste de la RAM. (La RAM suele ser sólo una parte del coste total).</w:t>
@@ -6770,10 +6592,7 @@
           </w:tcPr>
           <w:p>
             <w:pPr>
-              <w:ind w:firstLine="0"/>
-              <w:rPr>
-                <w:lang w:eastAsia="es-CO"/>
-              </w:rPr>
+              <w:pStyle w:val="TextoTablas"/>
             </w:pPr>
             <w:r>
               <w:t>Coste medio. Se puede aumentar la RAM con almacenamiento en disco más económico.</w:t>
@@ -6786,10 +6605,7 @@
           </w:tcPr>
           <w:p>
             <w:pPr>
-              <w:ind w:firstLine="0"/>
-              <w:rPr>
-                <w:lang w:eastAsia="es-CO"/>
-              </w:rPr>
+              <w:pStyle w:val="TextoTablas"/>
             </w:pPr>
             <w:r>
               <w:t>Suelen ser menos costosas debido a su dependencia del almacenamiento en disco.</w:t>
@@ -6807,7 +6623,7 @@
           </w:tcPr>
           <w:p>
             <w:pPr>
-              <w:ind w:firstLine="0"/>
+              <w:pStyle w:val="TextoTablas"/>
             </w:pPr>
             <w:r>
               <w:t>Persistencia de datos</w:t>
@@ -6820,7 +6636,7 @@
           </w:tcPr>
           <w:p>
             <w:pPr>
-              <w:ind w:firstLine="0"/>
+              <w:pStyle w:val="TextoTablas"/>
             </w:pPr>
             <w:r>
               <w:t>A menudo volátiles. Los datos pueden perderse en caso de reinicio o fallo si no se utilizan las funciones de durabilidad.</w:t>
@@ -6833,7 +6649,7 @@
           </w:tcPr>
           <w:p>
             <w:pPr>
-              <w:ind w:firstLine="0"/>
+              <w:pStyle w:val="TextoTablas"/>
             </w:pPr>
             <w:r>
               <w:t>Proporciona persistencia, lo que reduce el riesgo de pérdida de datos a pesar de depender principalmente de la memoria.</w:t>
@@ -6846,7 +6662,7 @@
           </w:tcPr>
           <w:p>
             <w:pPr>
-              <w:ind w:firstLine="0"/>
+              <w:pStyle w:val="TextoTablas"/>
             </w:pPr>
             <w:r>
               <w:t>Alta persistencia. Los datos se almacenan, aunque el sistema se apague.</w:t>
@@ -6861,7 +6677,7 @@
           </w:tcPr>
           <w:p>
             <w:pPr>
-              <w:ind w:firstLine="0"/>
+              <w:pStyle w:val="TextoTablas"/>
             </w:pPr>
             <w:r>
               <w:t>Escalabilidad</w:t>
@@ -6874,7 +6690,7 @@
           </w:tcPr>
           <w:p>
             <w:pPr>
-              <w:ind w:firstLine="0"/>
+              <w:pStyle w:val="TextoTablas"/>
             </w:pPr>
             <w:r>
               <w:t>Limitado por la RAM disponible a menos que sea posible el escalado horizontal.</w:t>
@@ -6887,7 +6703,7 @@
           </w:tcPr>
           <w:p>
             <w:pPr>
-              <w:ind w:firstLine="0"/>
+              <w:pStyle w:val="TextoTablas"/>
             </w:pPr>
             <w:r>
               <w:t>Mayor escalabilidad, ya que puede utilizar almacenamiento en disco para conjuntos de datos más grandes.</w:t>
@@ -6900,7 +6716,7 @@
           </w:tcPr>
           <w:p>
             <w:pPr>
-              <w:ind w:firstLine="0"/>
+              <w:pStyle w:val="TextoTablas"/>
             </w:pPr>
             <w:r>
               <w:t>Puede almacenar datos en discos de gran tamaño, pero es posible que no pueda mantener el ritmo de las demandas de E/S.</w:t>
@@ -6918,10 +6734,9 @@
           </w:tcPr>
           <w:p>
             <w:pPr>
-              <w:ind w:firstLine="0"/>
+              <w:pStyle w:val="TextoTablas"/>
             </w:pPr>
             <w:r>
-              <w:lastRenderedPageBreak/>
               <w:t>Patrones de acceso a los datos</w:t>
             </w:r>
           </w:p>
@@ -6932,7 +6747,7 @@
           </w:tcPr>
           <w:p>
             <w:pPr>
-              <w:ind w:firstLine="0"/>
+              <w:pStyle w:val="TextoTablas"/>
             </w:pPr>
             <w:r>
               <w:t>Lo mejor para cargas de trabajo con altas tasas de operación y baja latencia. La mayoría están optimizados para el almacenamiento transitorio de datos.</w:t>
@@ -6945,7 +6760,7 @@
           </w:tcPr>
           <w:p>
             <w:pPr>
-              <w:ind w:firstLine="0"/>
+              <w:pStyle w:val="TextoTablas"/>
             </w:pPr>
             <w:r>
               <w:t>Adecuado para cargas de trabajo con una combinación de operaciones de lectura y escritura. Requisitos de latencia de bajos a moderados.</w:t>
@@ -6958,10 +6773,14 @@
           </w:tcPr>
           <w:p>
             <w:pPr>
-              <w:ind w:firstLine="0"/>
+              <w:pStyle w:val="TextoTablas"/>
             </w:pPr>
             <w:r>
-              <w:t>La mejor opción para cargas de trabajo analíticas, de almacenamiento a largo plazo o que requieran mucha escritura, o si el rendimiento no es un problema.</w:t>
+              <w:t xml:space="preserve">La mejor opción para cargas de trabajo analíticas, de almacenamiento a largo plazo o que requieran mucha escritura, o si el </w:t>
+            </w:r>
+            <w:r>
+              <w:lastRenderedPageBreak/>
+              <w:t>rendimiento no es un problema.</w:t>
             </w:r>
           </w:p>
         </w:tc>
@@ -6973,9 +6792,10 @@
           </w:tcPr>
           <w:p>
             <w:pPr>
-              <w:ind w:firstLine="0"/>
+              <w:pStyle w:val="TextoTablas"/>
             </w:pPr>
             <w:r>
+              <w:lastRenderedPageBreak/>
               <w:t>Casos prácticos</w:t>
             </w:r>
           </w:p>
@@ -6986,7 +6806,7 @@
           </w:tcPr>
           <w:p>
             <w:pPr>
-              <w:ind w:firstLine="0"/>
+              <w:pStyle w:val="TextoTablas"/>
             </w:pPr>
             <w:r>
               <w:t>Análisis en tiempo real, almacenamiento en caché, almacenamiento de sesiones o cualquier cosa transitoria.</w:t>
@@ -6999,7 +6819,7 @@
           </w:tcPr>
           <w:p>
             <w:pPr>
-              <w:ind w:firstLine="0"/>
+              <w:pStyle w:val="TextoTablas"/>
             </w:pPr>
             <w:r>
               <w:t>Uso general, incluidas aplicaciones en tiempo real y casi real, almacenamiento en caché y cargas de trabajo mixtas.</w:t>
@@ -7012,7 +6832,7 @@
           </w:tcPr>
           <w:p>
             <w:pPr>
-              <w:ind w:firstLine="0"/>
+              <w:pStyle w:val="TextoTablas"/>
             </w:pPr>
             <w:r>
               <w:t>Almacenamiento de datos a gran escala y aplicaciones con requisitos que no cambian con frecuencia.</w:t>
@@ -7030,7 +6850,7 @@
           </w:tcPr>
           <w:p>
             <w:pPr>
-              <w:ind w:firstLine="0"/>
+              <w:pStyle w:val="TextoTablas"/>
             </w:pPr>
             <w:r>
               <w:t>Ejemplos</w:t>
@@ -7043,12 +6863,7 @@
           </w:tcPr>
           <w:p>
             <w:pPr>
-              <w:pStyle w:val="Prrafodelista"/>
-              <w:numPr>
-                <w:ilvl w:val="0"/>
-                <w:numId w:val="7"/>
-              </w:numPr>
-              <w:ind w:left="453"/>
+              <w:pStyle w:val="TextoTablas"/>
             </w:pPr>
             <w:proofErr w:type="spellStart"/>
             <w:r>
@@ -7061,15 +6876,9 @@
           </w:p>
           <w:p>
             <w:pPr>
-              <w:pStyle w:val="Prrafodelista"/>
-              <w:numPr>
-                <w:ilvl w:val="0"/>
-                <w:numId w:val="7"/>
-              </w:numPr>
-              <w:ind w:left="453"/>
+              <w:pStyle w:val="TextoTablas"/>
             </w:pPr>
             <w:r>
-              <w:lastRenderedPageBreak/>
               <w:t xml:space="preserve">Servidor </w:t>
             </w:r>
             <w:proofErr w:type="spellStart"/>
@@ -7088,11 +6897,10 @@
           </w:tcPr>
           <w:p>
             <w:pPr>
-              <w:ind w:firstLine="0"/>
+              <w:pStyle w:val="TextoTablas"/>
             </w:pPr>
             <w:proofErr w:type="spellStart"/>
             <w:r>
-              <w:lastRenderedPageBreak/>
               <w:t>CouchStore</w:t>
             </w:r>
             <w:proofErr w:type="spellEnd"/>
@@ -7105,11 +6913,7 @@
             </w:r>
             <w:proofErr w:type="spellEnd"/>
             <w:r>
-              <w:t xml:space="preserve"> </w:t>
-            </w:r>
-            <w:r>
-              <w:lastRenderedPageBreak/>
-              <w:t xml:space="preserve">Capella como en </w:t>
+              <w:t xml:space="preserve"> Capella como en </w:t>
             </w:r>
             <w:proofErr w:type="spellStart"/>
             <w:r>
@@ -7127,10 +6931,9 @@
           </w:tcPr>
           <w:p>
             <w:pPr>
-              <w:ind w:firstLine="0"/>
+              <w:pStyle w:val="TextoTablas"/>
             </w:pPr>
             <w:r>
-              <w:lastRenderedPageBreak/>
               <w:t xml:space="preserve">Despliegues típicos de SQL Server, Oracle, </w:t>
             </w:r>
             <w:proofErr w:type="spellStart"/>
@@ -7139,11 +6942,7 @@
             </w:r>
             <w:proofErr w:type="spellEnd"/>
             <w:r>
-              <w:t xml:space="preserve">, </w:t>
-            </w:r>
-            <w:r>
-              <w:lastRenderedPageBreak/>
-              <w:t>MySQL, etc. (Estos pueden utilizar memoria para almacenar en búfer y caché los planes de consulta y algunos pueden tener complementos para aumentar el almacenamiento en caché). Comparar con NoSQL.</w:t>
+              <w:t>, MySQL, etc. (Estos pueden utilizar memoria para almacenar en búfer y caché los planes de consulta y algunos pueden tener complementos para aumentar el almacenamiento en caché). Comparar con NoSQL.</w:t>
             </w:r>
           </w:p>
         </w:tc>
@@ -7290,10 +7089,7 @@
           </w:tcPr>
           <w:p>
             <w:pPr>
-              <w:ind w:firstLine="0"/>
-              <w:rPr>
-                <w:lang w:eastAsia="es-CO"/>
-              </w:rPr>
+              <w:pStyle w:val="TextoTablas"/>
             </w:pPr>
             <w:r>
               <w:t>Tipo</w:t>
@@ -7306,10 +7102,7 @@
           </w:tcPr>
           <w:p>
             <w:pPr>
-              <w:ind w:firstLine="0"/>
-              <w:rPr>
-                <w:lang w:eastAsia="es-CO"/>
-              </w:rPr>
+              <w:pStyle w:val="TextoTablas"/>
             </w:pPr>
             <w:r>
               <w:t>Estructura</w:t>
@@ -7322,10 +7115,7 @@
           </w:tcPr>
           <w:p>
             <w:pPr>
-              <w:ind w:firstLine="0"/>
-              <w:rPr>
-                <w:lang w:eastAsia="es-CO"/>
-              </w:rPr>
+              <w:pStyle w:val="TextoTablas"/>
             </w:pPr>
             <w:r>
               <w:t>Escalabilidad</w:t>
@@ -7338,10 +7128,7 @@
           </w:tcPr>
           <w:p>
             <w:pPr>
-              <w:ind w:firstLine="0"/>
-              <w:rPr>
-                <w:lang w:eastAsia="es-CO"/>
-              </w:rPr>
+              <w:pStyle w:val="TextoTablas"/>
             </w:pPr>
             <w:r>
               <w:t>Velocidad</w:t>
@@ -7354,10 +7141,7 @@
           </w:tcPr>
           <w:p>
             <w:pPr>
-              <w:ind w:firstLine="0"/>
-              <w:rPr>
-                <w:lang w:eastAsia="es-CO"/>
-              </w:rPr>
+              <w:pStyle w:val="TextoTablas"/>
             </w:pPr>
             <w:r>
               <w:t>Uso principal</w:t>
@@ -7375,10 +7159,7 @@
           </w:tcPr>
           <w:p>
             <w:pPr>
-              <w:ind w:firstLine="0"/>
-              <w:rPr>
-                <w:lang w:eastAsia="es-CO"/>
-              </w:rPr>
+              <w:pStyle w:val="TextoTablas"/>
             </w:pPr>
             <w:r>
               <w:t>Relacional (</w:t>
@@ -7400,10 +7181,7 @@
           </w:tcPr>
           <w:p>
             <w:pPr>
-              <w:ind w:firstLine="0"/>
-              <w:rPr>
-                <w:lang w:eastAsia="es-CO"/>
-              </w:rPr>
+              <w:pStyle w:val="TextoTablas"/>
             </w:pPr>
             <w:r>
               <w:t>Tablas</w:t>
@@ -7416,10 +7194,7 @@
           </w:tcPr>
           <w:p>
             <w:pPr>
-              <w:ind w:firstLine="0"/>
-              <w:rPr>
-                <w:lang w:eastAsia="es-CO"/>
-              </w:rPr>
+              <w:pStyle w:val="TextoTablas"/>
             </w:pPr>
             <w:r>
               <w:t>Media</w:t>
@@ -7432,10 +7207,7 @@
           </w:tcPr>
           <w:p>
             <w:pPr>
-              <w:ind w:firstLine="0"/>
-              <w:rPr>
-                <w:lang w:eastAsia="es-CO"/>
-              </w:rPr>
+              <w:pStyle w:val="TextoTablas"/>
             </w:pPr>
             <w:r>
               <w:t>Media</w:t>
@@ -7448,10 +7220,7 @@
           </w:tcPr>
           <w:p>
             <w:pPr>
-              <w:ind w:firstLine="0"/>
-              <w:rPr>
-                <w:lang w:eastAsia="es-CO"/>
-              </w:rPr>
+              <w:pStyle w:val="TextoTablas"/>
             </w:pPr>
             <w:r>
               <w:t>Sistemas empresariales.</w:t>
@@ -7466,10 +7235,7 @@
           </w:tcPr>
           <w:p>
             <w:pPr>
-              <w:ind w:firstLine="0"/>
-              <w:rPr>
-                <w:lang w:eastAsia="es-CO"/>
-              </w:rPr>
+              <w:pStyle w:val="TextoTablas"/>
             </w:pPr>
             <w:r>
               <w:t>NoSQL</w:t>
@@ -7482,10 +7248,7 @@
           </w:tcPr>
           <w:p>
             <w:pPr>
-              <w:ind w:firstLine="0"/>
-              <w:rPr>
-                <w:lang w:eastAsia="es-CO"/>
-              </w:rPr>
+              <w:pStyle w:val="TextoTablas"/>
             </w:pPr>
             <w:r>
               <w:t>Flexible</w:t>
@@ -7498,10 +7261,7 @@
           </w:tcPr>
           <w:p>
             <w:pPr>
-              <w:ind w:firstLine="0"/>
-              <w:rPr>
-                <w:lang w:eastAsia="es-CO"/>
-              </w:rPr>
+              <w:pStyle w:val="TextoTablas"/>
             </w:pPr>
             <w:r>
               <w:t>Alta</w:t>
@@ -7514,10 +7274,7 @@
           </w:tcPr>
           <w:p>
             <w:pPr>
-              <w:ind w:firstLine="0"/>
-              <w:rPr>
-                <w:lang w:eastAsia="es-CO"/>
-              </w:rPr>
+              <w:pStyle w:val="TextoTablas"/>
             </w:pPr>
             <w:r>
               <w:t>Alta</w:t>
@@ -7530,10 +7287,7 @@
           </w:tcPr>
           <w:p>
             <w:pPr>
-              <w:ind w:firstLine="0"/>
-              <w:rPr>
-                <w:lang w:eastAsia="es-CO"/>
-              </w:rPr>
+              <w:pStyle w:val="TextoTablas"/>
             </w:pPr>
             <w:r>
               <w:rPr>
@@ -7557,10 +7311,7 @@
           </w:tcPr>
           <w:p>
             <w:pPr>
-              <w:ind w:firstLine="0"/>
-              <w:rPr>
-                <w:lang w:eastAsia="es-CO"/>
-              </w:rPr>
+              <w:pStyle w:val="TextoTablas"/>
             </w:pPr>
             <w:r>
               <w:t>In-</w:t>
@@ -7578,10 +7329,7 @@
           </w:tcPr>
           <w:p>
             <w:pPr>
-              <w:ind w:firstLine="0"/>
-              <w:rPr>
-                <w:lang w:eastAsia="es-CO"/>
-              </w:rPr>
+              <w:pStyle w:val="TextoTablas"/>
             </w:pPr>
             <w:r>
               <w:t>En RAM</w:t>
@@ -7594,10 +7342,7 @@
           </w:tcPr>
           <w:p>
             <w:pPr>
-              <w:ind w:firstLine="0"/>
-              <w:rPr>
-                <w:lang w:eastAsia="es-CO"/>
-              </w:rPr>
+              <w:pStyle w:val="TextoTablas"/>
             </w:pPr>
             <w:r>
               <w:t>Alta</w:t>
@@ -7610,10 +7355,7 @@
           </w:tcPr>
           <w:p>
             <w:pPr>
-              <w:ind w:firstLine="0"/>
-              <w:rPr>
-                <w:lang w:eastAsia="es-CO"/>
-              </w:rPr>
+              <w:pStyle w:val="TextoTablas"/>
             </w:pPr>
             <w:r>
               <w:t>Muy alta</w:t>
@@ -7626,10 +7368,7 @@
           </w:tcPr>
           <w:p>
             <w:pPr>
-              <w:ind w:firstLine="0"/>
-              <w:rPr>
-                <w:lang w:eastAsia="es-CO"/>
-              </w:rPr>
+              <w:pStyle w:val="TextoTablas"/>
             </w:pPr>
             <w:r>
               <w:t>Tiempo real.</w:t>
@@ -7644,10 +7383,7 @@
           </w:tcPr>
           <w:p>
             <w:pPr>
-              <w:ind w:firstLine="0"/>
-              <w:rPr>
-                <w:lang w:eastAsia="es-CO"/>
-              </w:rPr>
+              <w:pStyle w:val="TextoTablas"/>
             </w:pPr>
             <w:proofErr w:type="spellStart"/>
             <w:r>
@@ -7662,10 +7398,7 @@
           </w:tcPr>
           <w:p>
             <w:pPr>
-              <w:ind w:firstLine="0"/>
-              <w:rPr>
-                <w:lang w:eastAsia="es-CO"/>
-              </w:rPr>
+              <w:pStyle w:val="TextoTablas"/>
             </w:pPr>
             <w:r>
               <w:t>Tablas distribuidas</w:t>
@@ -7678,10 +7411,7 @@
           </w:tcPr>
           <w:p>
             <w:pPr>
-              <w:ind w:firstLine="0"/>
-              <w:rPr>
-                <w:lang w:eastAsia="es-CO"/>
-              </w:rPr>
+              <w:pStyle w:val="TextoTablas"/>
             </w:pPr>
             <w:r>
               <w:t>Alta</w:t>
@@ -7694,10 +7424,7 @@
           </w:tcPr>
           <w:p>
             <w:pPr>
-              <w:ind w:firstLine="0"/>
-              <w:rPr>
-                <w:lang w:eastAsia="es-CO"/>
-              </w:rPr>
+              <w:pStyle w:val="TextoTablas"/>
             </w:pPr>
             <w:r>
               <w:t>Alta</w:t>
@@ -7710,10 +7437,7 @@
           </w:tcPr>
           <w:p>
             <w:pPr>
-              <w:ind w:firstLine="0"/>
-              <w:rPr>
-                <w:lang w:eastAsia="es-CO"/>
-              </w:rPr>
+              <w:pStyle w:val="TextoTablas"/>
             </w:pPr>
             <w:r>
               <w:t>Sistemas modernos.</w:t>
@@ -7733,7 +7457,7 @@
       <w:pPr>
         <w:pStyle w:val="Ttulo2"/>
       </w:pPr>
-      <w:bookmarkStart w:id="5" w:name="_Toc228874072"/>
+      <w:bookmarkStart w:id="5" w:name="_Toc235515443"/>
       <w:r>
         <w:t>Usos, diferencias y ventajas de los distintos tipos de bases de datos</w:t>
       </w:r>
@@ -7749,14 +7473,14 @@
         <w:rPr>
           <w:lang w:eastAsia="es-CO"/>
         </w:rPr>
-        <w:t xml:space="preserve">El análisis de los usos, diferencias y ventajas de los distintos tipos de bases de datos constituye un aspecto fundamental en el diseño de sistemas de información, ya </w:t>
+        <w:t xml:space="preserve">El análisis de los usos, diferencias y ventajas de los distintos tipos de bases de datos constituye un aspecto fundamental en el diseño de sistemas de información, ya que permite seleccionar la tecnología más adecuada según las necesidades del entorno, el volumen de datos, la velocidad requerida y el tipo de aplicación a desarrollar. En la actualidad, la diversidad de modelos de bases de datos responde a la </w:t>
       </w:r>
       <w:r>
         <w:rPr>
           <w:lang w:eastAsia="es-CO"/>
         </w:rPr>
         <w:lastRenderedPageBreak/>
-        <w:t>que permite seleccionar la tecnología más adecuada según las necesidades del entorno, el volumen de datos, la velocidad requerida y el tipo de aplicación a desarrollar. En la actualidad, la diversidad de modelos de bases de datos responde a la evolución de los sistemas digitales, los cuales demandan soluciones más flexibles, escalables y eficientes.</w:t>
+        <w:t>evolución de los sistemas digitales, los cuales demandan soluciones más flexibles, escalables y eficientes.</w:t>
       </w:r>
     </w:p>
     <w:p>
@@ -7883,20 +7607,6 @@
     </w:p>
     <w:p>
       <w:pPr>
-        <w:rPr>
-          <w:lang w:eastAsia="es-CO"/>
-        </w:rPr>
-      </w:pPr>
-    </w:p>
-    <w:p>
-      <w:pPr>
-        <w:rPr>
-          <w:lang w:eastAsia="es-CO"/>
-        </w:rPr>
-      </w:pPr>
-    </w:p>
-    <w:p>
-      <w:pPr>
         <w:pStyle w:val="Prrafodelista"/>
         <w:numPr>
           <w:ilvl w:val="0"/>
@@ -7912,33 +7622,39 @@
           <w:b/>
           <w:lang w:eastAsia="es-CO"/>
         </w:rPr>
+        <w:t>NoSQL</w:t>
+      </w:r>
+    </w:p>
+    <w:p>
+      <w:pPr>
+        <w:rPr>
+          <w:lang w:eastAsia="es-CO"/>
+        </w:rPr>
+      </w:pPr>
+      <w:r>
+        <w:rPr>
+          <w:lang w:eastAsia="es-CO"/>
+        </w:rPr>
+        <w:t>Han ganado relevancia en aplicaciones modernas, especialmente en sistemas web, redes sociales, plataformas de comercio electrónico y sistemas de análisis de grandes volúmenes de datos (</w:t>
+      </w:r>
+      <w:r>
+        <w:rPr>
+          <w:rStyle w:val="Extranjerismo"/>
+        </w:rPr>
+        <w:t>big data</w:t>
+      </w:r>
+      <w:r>
+        <w:rPr>
+          <w:lang w:eastAsia="es-CO"/>
+        </w:rPr>
+        <w:t xml:space="preserve">). Su uso se orienta a escenarios donde la flexibilidad en la estructura de los datos y la capacidad de escalar horizontalmente son </w:t>
+      </w:r>
+      <w:r>
+        <w:rPr>
+          <w:lang w:eastAsia="es-CO"/>
+        </w:rPr>
         <w:lastRenderedPageBreak/>
-        <w:t>NoSQL</w:t>
-      </w:r>
-    </w:p>
-    <w:p>
-      <w:pPr>
-        <w:rPr>
-          <w:lang w:eastAsia="es-CO"/>
-        </w:rPr>
-      </w:pPr>
-      <w:r>
-        <w:rPr>
-          <w:lang w:eastAsia="es-CO"/>
-        </w:rPr>
-        <w:t>Han ganado relevancia en aplicaciones modernas, especialmente en sistemas web, redes sociales, plataformas de comercio electrónico y sistemas de análisis de grandes volúmenes de datos (</w:t>
-      </w:r>
-      <w:r>
-        <w:rPr>
-          <w:rStyle w:val="Extranjerismo"/>
-        </w:rPr>
-        <w:t>big data</w:t>
-      </w:r>
-      <w:r>
-        <w:rPr>
-          <w:lang w:eastAsia="es-CO"/>
-        </w:rPr>
-        <w:t>). Su uso se orienta a escenarios donde la flexibilidad en la estructura de los datos y la capacidad de escalar horizontalmente son fundamentales. Este tipo de bases de datos permite manejar datos no estructurados o semiestructurados, lo que resulta clave en entornos dinámicos.</w:t>
+        <w:t>fundamentales. Este tipo de bases de datos permite manejar datos no estructurados o semiestructurados, lo que resulta clave en entornos dinámicos.</w:t>
       </w:r>
     </w:p>
     <w:p>
@@ -8034,20 +7750,6 @@
     </w:p>
     <w:p>
       <w:pPr>
-        <w:rPr>
-          <w:lang w:eastAsia="es-CO"/>
-        </w:rPr>
-      </w:pPr>
-    </w:p>
-    <w:p>
-      <w:pPr>
-        <w:rPr>
-          <w:lang w:eastAsia="es-CO"/>
-        </w:rPr>
-      </w:pPr>
-    </w:p>
-    <w:p>
-      <w:pPr>
         <w:pStyle w:val="Prrafodelista"/>
         <w:numPr>
           <w:ilvl w:val="0"/>
@@ -8063,33 +7765,33 @@
           <w:b/>
           <w:lang w:eastAsia="es-CO"/>
         </w:rPr>
+        <w:t>Diferencias</w:t>
+      </w:r>
+    </w:p>
+    <w:p>
+      <w:pPr>
+        <w:rPr>
+          <w:lang w:eastAsia="es-CO"/>
+        </w:rPr>
+      </w:pPr>
+      <w:r>
+        <w:rPr>
+          <w:lang w:eastAsia="es-CO"/>
+        </w:rPr>
+        <w:t>Las diferencias entre estos tipos de bases de datos se evidencian principalmente en su estructura, forma de almacenamiento, escalabilidad y consistencia de los datos. Mientras las bases de datos relacionales utilizan esquemas rígidos basados en tablas, las NoSQL permiten estructuras flexibles que se adaptan a diferentes tipos de información.</w:t>
+      </w:r>
+    </w:p>
+    <w:p>
+      <w:pPr>
+        <w:rPr>
+          <w:lang w:eastAsia="es-CO"/>
+        </w:rPr>
+      </w:pPr>
+      <w:r>
+        <w:rPr>
+          <w:lang w:eastAsia="es-CO"/>
+        </w:rPr>
         <w:lastRenderedPageBreak/>
-        <w:t>Diferencias</w:t>
-      </w:r>
-    </w:p>
-    <w:p>
-      <w:pPr>
-        <w:rPr>
-          <w:lang w:eastAsia="es-CO"/>
-        </w:rPr>
-      </w:pPr>
-      <w:r>
-        <w:rPr>
-          <w:lang w:eastAsia="es-CO"/>
-        </w:rPr>
-        <w:t>Las diferencias entre estos tipos de bases de datos se evidencian principalmente en su estructura, forma de almacenamiento, escalabilidad y consistencia de los datos. Mientras las bases de datos relacionales utilizan esquemas rígidos basados en tablas, las NoSQL permiten estructuras flexibles que se adaptan a diferentes tipos de información.</w:t>
-      </w:r>
-    </w:p>
-    <w:p>
-      <w:pPr>
-        <w:rPr>
-          <w:lang w:eastAsia="es-CO"/>
-        </w:rPr>
-      </w:pPr>
-      <w:r>
-        <w:rPr>
-          <w:lang w:eastAsia="es-CO"/>
-        </w:rPr>
         <w:t>Otra diferencia importante radica en el enfoque de consistencia. Las bases de datos relacionales priorizan la integridad de los datos mediante el cumplimiento de las propiedades ACID, lo que garantiza transacciones seguras. En contraste, muchas bases de datos NoSQL adoptan un enfoque basado en la disponibilidad y la tolerancia a fallos, sacrificando en algunos casos la consistencia inmediata.</w:t>
       </w:r>
     </w:p>
@@ -8176,20 +7878,6 @@
     </w:p>
     <w:p>
       <w:pPr>
-        <w:rPr>
-          <w:lang w:eastAsia="es-CO"/>
-        </w:rPr>
-      </w:pPr>
-    </w:p>
-    <w:p>
-      <w:pPr>
-        <w:rPr>
-          <w:lang w:eastAsia="es-CO"/>
-        </w:rPr>
-      </w:pPr>
-    </w:p>
-    <w:p>
-      <w:pPr>
         <w:pStyle w:val="Prrafodelista"/>
         <w:numPr>
           <w:ilvl w:val="0"/>
@@ -8205,7 +7893,6 @@
           <w:b/>
           <w:lang w:eastAsia="es-CO"/>
         </w:rPr>
-        <w:lastRenderedPageBreak/>
         <w:t>Relacionales (</w:t>
       </w:r>
       <w:r>
@@ -8267,7 +7954,14 @@
         <w:rPr>
           <w:lang w:eastAsia="es-CO"/>
         </w:rPr>
-        <w:t>Ofrecen una gran ventaja en términos de flexibilidad y escalabilidad, permitiendo manejar grandes volúmenes de datos distribuidos en múltiples servidores. Esta característica es especialmente útil en aplicaciones que requieren adaptarse rápidamente a cambios en la estructura de la información.</w:t>
+        <w:t xml:space="preserve">Ofrecen una gran ventaja en términos de flexibilidad y escalabilidad, permitiendo manejar grandes volúmenes de datos distribuidos en múltiples servidores. Esta </w:t>
+      </w:r>
+      <w:r>
+        <w:rPr>
+          <w:lang w:eastAsia="es-CO"/>
+        </w:rPr>
+        <w:lastRenderedPageBreak/>
+        <w:t>característica es especialmente útil en aplicaciones que requieren adaptarse rápidamente a cambios en la estructura de la información.</w:t>
       </w:r>
     </w:p>
     <w:p>
@@ -8363,20 +8057,6 @@
     </w:p>
     <w:p>
       <w:pPr>
-        <w:rPr>
-          <w:lang w:eastAsia="es-CO"/>
-        </w:rPr>
-      </w:pPr>
-    </w:p>
-    <w:p>
-      <w:pPr>
-        <w:rPr>
-          <w:lang w:eastAsia="es-CO"/>
-        </w:rPr>
-      </w:pPr>
-    </w:p>
-    <w:p>
-      <w:pPr>
         <w:pStyle w:val="Prrafodelista"/>
         <w:numPr>
           <w:ilvl w:val="0"/>
@@ -8392,41 +8072,41 @@
           <w:b/>
           <w:lang w:eastAsia="es-CO"/>
         </w:rPr>
+        <w:t>Criterios para seleccionar un tipo de base de datos</w:t>
+      </w:r>
+    </w:p>
+    <w:p>
+      <w:pPr>
+        <w:rPr>
+          <w:lang w:eastAsia="es-CO"/>
+        </w:rPr>
+      </w:pPr>
+      <w:r>
+        <w:rPr>
+          <w:lang w:eastAsia="es-CO"/>
+        </w:rPr>
+        <w:t>La elección del tipo de base de datos depende de múltiples factores, entre los que se destacan el volumen de datos, la velocidad de procesamiento requerida, el nivel de consistencia necesario, la estructura de la información y la capacidad de escalabilidad del sistema. En sistemas tradicionales, donde la precisión y la integridad son prioritarias, las bases de datos relacionales suelen ser la mejor opción. En entornos donde se manejan grandes volúmenes de datos y se requiere flexibilidad, las bases de datos NoSQL resultan más adecuadas. Para aplicaciones en tiempo real, las bases de datos In-</w:t>
+      </w:r>
+      <w:proofErr w:type="spellStart"/>
+      <w:r>
+        <w:rPr>
+          <w:lang w:eastAsia="es-CO"/>
+        </w:rPr>
+        <w:t>Memory</w:t>
+      </w:r>
+      <w:proofErr w:type="spellEnd"/>
+      <w:r>
+        <w:rPr>
+          <w:lang w:eastAsia="es-CO"/>
+        </w:rPr>
+        <w:t xml:space="preserve"> ofrecen un rendimiento superior, mientras que las bases de datos </w:t>
+      </w:r>
+      <w:proofErr w:type="spellStart"/>
+      <w:r>
+        <w:rPr>
+          <w:lang w:eastAsia="es-CO"/>
+        </w:rPr>
         <w:lastRenderedPageBreak/>
-        <w:t>Criterios para seleccionar un tipo de base de datos</w:t>
-      </w:r>
-    </w:p>
-    <w:p>
-      <w:pPr>
-        <w:rPr>
-          <w:lang w:eastAsia="es-CO"/>
-        </w:rPr>
-      </w:pPr>
-      <w:r>
-        <w:rPr>
-          <w:lang w:eastAsia="es-CO"/>
-        </w:rPr>
-        <w:t>La elección del tipo de base de datos depende de múltiples factores, entre los que se destacan el volumen de datos, la velocidad de procesamiento requerida, el nivel de consistencia necesario, la estructura de la información y la capacidad de escalabilidad del sistema. En sistemas tradicionales, donde la precisión y la integridad son prioritarias, las bases de datos relacionales suelen ser la mejor opción. En entornos donde se manejan grandes volúmenes de datos y se requiere flexibilidad, las bases de datos NoSQL resultan más adecuadas. Para aplicaciones en tiempo real, las bases de datos In-</w:t>
-      </w:r>
-      <w:proofErr w:type="spellStart"/>
-      <w:r>
-        <w:rPr>
-          <w:lang w:eastAsia="es-CO"/>
-        </w:rPr>
-        <w:t>Memory</w:t>
-      </w:r>
-      <w:proofErr w:type="spellEnd"/>
-      <w:r>
-        <w:rPr>
-          <w:lang w:eastAsia="es-CO"/>
-        </w:rPr>
-        <w:t xml:space="preserve"> ofrecen un rendimiento superior, mientras que las bases de datos </w:t>
-      </w:r>
-      <w:proofErr w:type="spellStart"/>
-      <w:r>
-        <w:rPr>
-          <w:lang w:eastAsia="es-CO"/>
-        </w:rPr>
         <w:t>NewSQL</w:t>
       </w:r>
       <w:proofErr w:type="spellEnd"/>
@@ -8456,7 +8136,7 @@
       <w:pPr>
         <w:pStyle w:val="Ttulo1"/>
       </w:pPr>
-      <w:bookmarkStart w:id="6" w:name="_Toc228874073"/>
+      <w:bookmarkStart w:id="6" w:name="_Toc235515444"/>
       <w:r>
         <w:lastRenderedPageBreak/>
         <w:t>Fundamentos de bases de datos relacionales</w:t>
@@ -8707,21 +8387,29 @@
     </w:p>
     <w:p>
       <w:pPr>
-        <w:ind w:firstLine="0"/>
-        <w:rPr>
-          <w:lang w:eastAsia="es-CO"/>
-        </w:rPr>
-      </w:pPr>
+        <w:rPr>
+          <w:lang w:eastAsia="es-CO"/>
+        </w:rPr>
+      </w:pPr>
+      <w:bookmarkStart w:id="7" w:name="_GoBack"/>
       <w:r>
         <w:rPr>
           <w:noProof/>
           <w:lang w:eastAsia="es-CO"/>
         </w:rPr>
         <w:drawing>
-          <wp:inline distT="0" distB="0" distL="0" distR="0" wp14:anchorId="5E345396" wp14:editId="57F12DFF">
-            <wp:extent cx="6275721" cy="2713327"/>
-            <wp:effectExtent l="0" t="0" r="0" b="0"/>
-            <wp:docPr id="10" name="Imagen 10" descr="Figura 4 que muestra la estructura básica de una base de datos relacional, donde se representan las tablas de clientes, productos y ventas. El esquema evidencia el uso de llaves primarias para identificar registros y llaves secundarias o foráneas para establecer relaciones entre las tablas, permitiendo la integridad y coherencia de los datos dentro del sistema."/>
+          <wp:anchor distT="0" distB="0" distL="114300" distR="114300" simplePos="0" relativeHeight="251660288" behindDoc="0" locked="0" layoutInCell="1" allowOverlap="1" wp14:anchorId="6028E8D4" wp14:editId="5D5220FC">
+            <wp:simplePos x="0" y="0"/>
+            <wp:positionH relativeFrom="margin">
+              <wp:posOffset>55659</wp:posOffset>
+            </wp:positionH>
+            <wp:positionV relativeFrom="paragraph">
+              <wp:posOffset>70567</wp:posOffset>
+            </wp:positionV>
+            <wp:extent cx="6074951" cy="2181641"/>
+            <wp:effectExtent l="0" t="0" r="2540" b="9525"/>
+            <wp:wrapNone/>
+            <wp:docPr id="19" name="Imagen 19" descr="Figura 4 que muestra la estructura básica de una base de datos relacional, donde se representan las tablas de clientes, productos y ventas. El esquema evidencia el uso de llaves primarias para identificar registros y llaves secundarias o foráneas para establecer relaciones entre las tablas, permitiendo la integridad y coherencia de los datos dentro del sistema."/>
             <wp:cNvGraphicFramePr>
               <a:graphicFrameLocks xmlns:a="http://schemas.openxmlformats.org/drawingml/2006/main" noChangeAspect="1"/>
             </wp:cNvGraphicFramePr>
@@ -8729,7 +8417,7 @@
               <a:graphicData uri="http://schemas.openxmlformats.org/drawingml/2006/picture">
                 <pic:pic xmlns:pic="http://schemas.openxmlformats.org/drawingml/2006/picture">
                   <pic:nvPicPr>
-                    <pic:cNvPr id="0" name="Picture 5"/>
+                    <pic:cNvPr id="0" name="Picture 2"/>
                     <pic:cNvPicPr>
                       <a:picLocks noChangeAspect="1" noChangeArrowheads="1"/>
                     </pic:cNvPicPr>
@@ -8750,7 +8438,7 @@
                   <pic:spPr bwMode="auto">
                     <a:xfrm>
                       <a:off x="0" y="0"/>
-                      <a:ext cx="6310402" cy="2728321"/>
+                      <a:ext cx="6074951" cy="2181641"/>
                     </a:xfrm>
                     <a:prstGeom prst="rect">
                       <a:avLst/>
@@ -8760,9 +8448,45 @@
                 </pic:pic>
               </a:graphicData>
             </a:graphic>
-          </wp:inline>
+            <wp14:sizeRelH relativeFrom="page">
+              <wp14:pctWidth>0</wp14:pctWidth>
+            </wp14:sizeRelH>
+            <wp14:sizeRelV relativeFrom="page">
+              <wp14:pctHeight>0</wp14:pctHeight>
+            </wp14:sizeRelV>
+          </wp:anchor>
         </w:drawing>
       </w:r>
+      <w:bookmarkEnd w:id="7"/>
+    </w:p>
+    <w:p>
+      <w:pPr>
+        <w:rPr>
+          <w:lang w:eastAsia="es-CO"/>
+        </w:rPr>
+      </w:pPr>
+    </w:p>
+    <w:p>
+      <w:pPr>
+        <w:rPr>
+          <w:lang w:eastAsia="es-CO"/>
+        </w:rPr>
+      </w:pPr>
+    </w:p>
+    <w:p>
+      <w:pPr>
+        <w:rPr>
+          <w:lang w:eastAsia="es-CO"/>
+        </w:rPr>
+      </w:pPr>
+    </w:p>
+    <w:p>
+      <w:pPr>
+        <w:ind w:firstLine="0"/>
+        <w:rPr>
+          <w:lang w:eastAsia="es-CO"/>
+        </w:rPr>
+      </w:pPr>
     </w:p>
     <w:p>
       <w:pPr>
@@ -8957,7 +8681,6 @@
         <w:rPr>
           <w:lang w:eastAsia="es-CO"/>
         </w:rPr>
-        <w:lastRenderedPageBreak/>
         <w:t xml:space="preserve"># CLIENTE - </w:t>
       </w:r>
       <w:r>
@@ -9036,6 +8759,7 @@
         <w:rPr>
           <w:lang w:eastAsia="es-CO"/>
         </w:rPr>
+        <w:lastRenderedPageBreak/>
         <w:t>IVA</w:t>
       </w:r>
     </w:p>
@@ -9228,7 +8952,6 @@
         <w:rPr>
           <w:lang w:eastAsia="es-CO"/>
         </w:rPr>
-        <w:lastRenderedPageBreak/>
         <w:t>Otro aspecto fundamental es la integridad de los datos, la cual se garantiza mediante restricciones que aseguran que la información almacenada sea válida, coherente y completa. Estas restricciones incluyen claves primarias, claves foráneas y reglas de dominio.</w:t>
       </w:r>
     </w:p>
@@ -9315,18 +9038,20 @@
           <w:lang w:eastAsia="es-CO"/>
         </w:rPr>
       </w:pPr>
-      <w:bookmarkStart w:id="7" w:name="_Toc228874074"/>
-      <w:bookmarkEnd w:id="7"/>
+      <w:bookmarkStart w:id="8" w:name="_Toc228874074"/>
+      <w:bookmarkStart w:id="9" w:name="_Toc235515445"/>
+      <w:bookmarkEnd w:id="8"/>
+      <w:bookmarkEnd w:id="9"/>
     </w:p>
     <w:p>
       <w:pPr>
         <w:pStyle w:val="Ttulo2"/>
       </w:pPr>
-      <w:bookmarkStart w:id="8" w:name="_Toc228874075"/>
+      <w:bookmarkStart w:id="10" w:name="_Toc235515446"/>
       <w:r>
         <w:t>Teoría de bases de datos relacionales</w:t>
       </w:r>
-      <w:bookmarkEnd w:id="8"/>
+      <w:bookmarkEnd w:id="10"/>
     </w:p>
     <w:p>
       <w:pPr>
@@ -9351,22 +9076,8 @@
         <w:rPr>
           <w:lang w:eastAsia="es-CO"/>
         </w:rPr>
-        <w:t xml:space="preserve">Desde esta perspectiva, una base de datos relacional no se concibe únicamente como un conjunto de tablas, sino como un sistema estructurado de relaciones </w:t>
-      </w:r>
-      <w:r>
-        <w:rPr>
-          <w:lang w:eastAsia="es-CO"/>
-        </w:rPr>
-        <w:lastRenderedPageBreak/>
-        <w:t>matemáticas que permiten representar entidades del mundo real y sus interacciones. Esta formalización facilita la manipulación de los datos mediante lenguajes como SQL, garantizando coherencia, integridad y flexibilidad en su gestión.</w:t>
-      </w:r>
-    </w:p>
-    <w:p>
-      <w:pPr>
-        <w:rPr>
-          <w:lang w:eastAsia="es-CO"/>
-        </w:rPr>
-      </w:pPr>
+        <w:t>Desde esta perspectiva, una base de datos relacional no se concibe únicamente como un conjunto de tablas, sino como un sistema estructurado de relaciones matemáticas que permiten representar entidades del mundo real y sus interacciones. Esta formalización facilita la manipulación de los datos mediante lenguajes como SQL, garantizando coherencia, integridad y flexibilidad en su gestión.</w:t>
+      </w:r>
     </w:p>
     <w:p>
       <w:pPr>
@@ -9398,6 +9109,7 @@
         <w:rPr>
           <w:lang w:eastAsia="es-CO"/>
         </w:rPr>
+        <w:lastRenderedPageBreak/>
         <w:t>En la teoría relacional, una relación corresponde a una tabla que contiene un conjunto de tuplas (filas), donde cada tupla representa una instancia única de una entidad. Cada columna de la tabla corresponde a un atributo, el cual define una propiedad específica de dicha entidad.</w:t>
       </w:r>
     </w:p>
@@ -9595,41 +9307,42 @@
           <w:lang w:eastAsia="es-CO"/>
         </w:rPr>
       </w:pPr>
-    </w:p>
-    <w:p>
-      <w:pPr>
-        <w:rPr>
-          <w:lang w:eastAsia="es-CO"/>
-        </w:rPr>
-      </w:pPr>
-      <w:r>
-        <w:rPr>
+      <w:r>
+        <w:rPr>
+          <w:lang w:eastAsia="es-CO"/>
+        </w:rPr>
+        <w:t>Asimismo, su representación se puede ejemplificar de la siguiente manera:</w:t>
+      </w:r>
+    </w:p>
+    <w:p>
+      <w:pPr>
+        <w:rPr>
+          <w:lang w:eastAsia="es-CO"/>
+        </w:rPr>
+      </w:pPr>
+    </w:p>
+    <w:p>
+      <w:pPr>
+        <w:pStyle w:val="Figura"/>
+      </w:pPr>
+      <w:r>
+        <w:t>Representación conceptual de una relación</w:t>
+      </w:r>
+    </w:p>
+    <w:p>
+      <w:pPr>
+        <w:ind w:firstLine="0"/>
+        <w:jc w:val="center"/>
+        <w:rPr>
+          <w:lang w:eastAsia="es-CO"/>
+        </w:rPr>
+      </w:pPr>
+      <w:r>
+        <w:rPr>
+          <w:noProof/>
           <w:lang w:eastAsia="es-CO"/>
         </w:rPr>
         <w:lastRenderedPageBreak/>
-        <w:t>Asimismo, su representación se puede ejemplificar de la siguiente manera:</w:t>
-      </w:r>
-    </w:p>
-    <w:p>
-      <w:pPr>
-        <w:pStyle w:val="Figura"/>
-      </w:pPr>
-      <w:r>
-        <w:t>Representación conceptual de una relación</w:t>
-      </w:r>
-    </w:p>
-    <w:p>
-      <w:pPr>
-        <w:ind w:firstLine="0"/>
-        <w:rPr>
-          <w:lang w:eastAsia="es-CO"/>
-        </w:rPr>
-      </w:pPr>
-      <w:r>
-        <w:rPr>
-          <w:noProof/>
-          <w:lang w:eastAsia="es-CO"/>
-        </w:rPr>
         <w:drawing>
           <wp:inline distT="0" distB="0" distL="0" distR="0" wp14:anchorId="0D37CBD9" wp14:editId="28728812">
             <wp:extent cx="6105525" cy="3489727"/>
@@ -9802,7 +9515,218 @@
         <w:rPr>
           <w:lang w:eastAsia="es-CO"/>
         </w:rPr>
+        <w:t>(</w:t>
+      </w:r>
+      <w:proofErr w:type="gramStart"/>
+      <w:r>
+        <w:rPr>
+          <w:lang w:eastAsia="es-CO"/>
+        </w:rPr>
+        <w:t>1,n</w:t>
+      </w:r>
+      <w:proofErr w:type="gramEnd"/>
+      <w:r>
+        <w:rPr>
+          <w:lang w:eastAsia="es-CO"/>
+        </w:rPr>
+        <w:t xml:space="preserve">) </w:t>
+      </w:r>
+    </w:p>
+    <w:p>
+      <w:pPr>
+        <w:rPr>
+          <w:lang w:eastAsia="es-CO"/>
+        </w:rPr>
+      </w:pPr>
+      <w:r>
+        <w:rPr>
+          <w:lang w:eastAsia="es-CO"/>
+        </w:rPr>
+        <w:t>LIBRO</w:t>
+      </w:r>
+    </w:p>
+    <w:p>
+      <w:pPr>
+        <w:rPr>
+          <w:lang w:eastAsia="es-CO"/>
+        </w:rPr>
+      </w:pPr>
+      <w:r>
+        <w:rPr>
+          <w:lang w:eastAsia="es-CO"/>
+        </w:rPr>
         <w:lastRenderedPageBreak/>
+        <w:t>Páginas</w:t>
+      </w:r>
+    </w:p>
+    <w:p>
+      <w:pPr>
+        <w:rPr>
+          <w:lang w:eastAsia="es-CO"/>
+        </w:rPr>
+      </w:pPr>
+      <w:r>
+        <w:rPr>
+          <w:lang w:eastAsia="es-CO"/>
+        </w:rPr>
+        <w:t>Código</w:t>
+      </w:r>
+    </w:p>
+    <w:p>
+      <w:pPr>
+        <w:rPr>
+          <w:lang w:eastAsia="es-CO"/>
+        </w:rPr>
+      </w:pPr>
+      <w:r>
+        <w:rPr>
+          <w:lang w:eastAsia="es-CO"/>
+        </w:rPr>
+        <w:t>Nombre</w:t>
+      </w:r>
+    </w:p>
+    <w:p>
+      <w:pPr>
+        <w:rPr>
+          <w:lang w:eastAsia="es-CO"/>
+        </w:rPr>
+      </w:pPr>
+      <w:r>
+        <w:rPr>
+          <w:lang w:eastAsia="es-CO"/>
+        </w:rPr>
+        <w:t>Título</w:t>
+      </w:r>
+    </w:p>
+    <w:p>
+      <w:pPr>
+        <w:rPr>
+          <w:lang w:eastAsia="es-CO"/>
+        </w:rPr>
+      </w:pPr>
+      <w:r>
+        <w:rPr>
+          <w:lang w:eastAsia="es-CO"/>
+        </w:rPr>
+        <w:t>ISBN</w:t>
+      </w:r>
+    </w:p>
+    <w:p>
+      <w:pPr>
+        <w:rPr>
+          <w:lang w:eastAsia="es-CO"/>
+        </w:rPr>
+      </w:pPr>
+      <w:r>
+        <w:rPr>
+          <w:lang w:eastAsia="es-CO"/>
+        </w:rPr>
+        <w:t>Editorial</w:t>
+      </w:r>
+    </w:p>
+    <w:p>
+      <w:pPr>
+        <w:rPr>
+          <w:lang w:eastAsia="es-CO"/>
+        </w:rPr>
+      </w:pPr>
+      <w:r>
+        <w:rPr>
+          <w:lang w:eastAsia="es-CO"/>
+        </w:rPr>
+        <w:t>(1,1)</w:t>
+      </w:r>
+    </w:p>
+    <w:p>
+      <w:pPr>
+        <w:rPr>
+          <w:lang w:eastAsia="es-CO"/>
+        </w:rPr>
+      </w:pPr>
+      <w:r>
+        <w:rPr>
+          <w:lang w:eastAsia="es-CO"/>
+        </w:rPr>
+        <w:t>Tiene</w:t>
+      </w:r>
+    </w:p>
+    <w:p>
+      <w:pPr>
+        <w:rPr>
+          <w:lang w:eastAsia="es-CO"/>
+        </w:rPr>
+      </w:pPr>
+      <w:proofErr w:type="gramStart"/>
+      <w:r>
+        <w:rPr>
+          <w:lang w:eastAsia="es-CO"/>
+        </w:rPr>
+        <w:t>1:N</w:t>
+      </w:r>
+      <w:proofErr w:type="gramEnd"/>
+    </w:p>
+    <w:p>
+      <w:pPr>
+        <w:rPr>
+          <w:lang w:eastAsia="es-CO"/>
+        </w:rPr>
+      </w:pPr>
+      <w:r>
+        <w:rPr>
+          <w:lang w:eastAsia="es-CO"/>
+        </w:rPr>
+        <w:t>(1.n)</w:t>
+      </w:r>
+    </w:p>
+    <w:p>
+      <w:pPr>
+        <w:rPr>
+          <w:lang w:eastAsia="es-CO"/>
+        </w:rPr>
+      </w:pPr>
+      <w:r>
+        <w:rPr>
+          <w:lang w:eastAsia="es-CO"/>
+        </w:rPr>
+        <w:t>EJEMPLAR</w:t>
+      </w:r>
+    </w:p>
+    <w:p>
+      <w:pPr>
+        <w:rPr>
+          <w:lang w:eastAsia="es-CO"/>
+        </w:rPr>
+      </w:pPr>
+      <w:r>
+        <w:rPr>
+          <w:lang w:eastAsia="es-CO"/>
+        </w:rPr>
+        <w:t>Código</w:t>
+      </w:r>
+    </w:p>
+    <w:p>
+      <w:pPr>
+        <w:rPr>
+          <w:lang w:eastAsia="es-CO"/>
+        </w:rPr>
+      </w:pPr>
+      <w:r>
+        <w:rPr>
+          <w:lang w:eastAsia="es-CO"/>
+        </w:rPr>
+        <w:t>Localización</w:t>
+      </w:r>
+    </w:p>
+    <w:p>
+      <w:pPr>
+        <w:rPr>
+          <w:lang w:eastAsia="es-CO"/>
+        </w:rPr>
+      </w:pPr>
+      <w:r>
+        <w:rPr>
+          <w:lang w:eastAsia="es-CO"/>
+        </w:rPr>
         <w:t>(</w:t>
       </w:r>
       <w:proofErr w:type="gramStart"/>
@@ -9810,220 +9734,92 @@
         <w:rPr>
           <w:lang w:eastAsia="es-CO"/>
         </w:rPr>
-        <w:t>1,n</w:t>
+        <w:t>1:n</w:t>
       </w:r>
       <w:proofErr w:type="gramEnd"/>
       <w:r>
         <w:rPr>
           <w:lang w:eastAsia="es-CO"/>
         </w:rPr>
-        <w:t xml:space="preserve">) </w:t>
-      </w:r>
-    </w:p>
-    <w:p>
-      <w:pPr>
-        <w:rPr>
-          <w:lang w:eastAsia="es-CO"/>
-        </w:rPr>
-      </w:pPr>
-      <w:r>
-        <w:rPr>
-          <w:lang w:eastAsia="es-CO"/>
-        </w:rPr>
-        <w:t>LIBRO</w:t>
-      </w:r>
-    </w:p>
-    <w:p>
-      <w:pPr>
-        <w:rPr>
-          <w:lang w:eastAsia="es-CO"/>
-        </w:rPr>
-      </w:pPr>
-      <w:r>
-        <w:rPr>
-          <w:lang w:eastAsia="es-CO"/>
-        </w:rPr>
-        <w:t>Páginas</w:t>
-      </w:r>
-    </w:p>
-    <w:p>
-      <w:pPr>
-        <w:rPr>
-          <w:lang w:eastAsia="es-CO"/>
-        </w:rPr>
-      </w:pPr>
-      <w:r>
-        <w:rPr>
-          <w:lang w:eastAsia="es-CO"/>
-        </w:rPr>
-        <w:t>Código</w:t>
-      </w:r>
-    </w:p>
-    <w:p>
-      <w:pPr>
-        <w:rPr>
-          <w:lang w:eastAsia="es-CO"/>
-        </w:rPr>
-      </w:pPr>
-      <w:r>
-        <w:rPr>
-          <w:lang w:eastAsia="es-CO"/>
-        </w:rPr>
-        <w:t>Nombre</w:t>
-      </w:r>
-    </w:p>
-    <w:p>
-      <w:pPr>
-        <w:rPr>
-          <w:lang w:eastAsia="es-CO"/>
-        </w:rPr>
-      </w:pPr>
-      <w:r>
-        <w:rPr>
-          <w:lang w:eastAsia="es-CO"/>
-        </w:rPr>
-        <w:t>Título</w:t>
-      </w:r>
-    </w:p>
-    <w:p>
-      <w:pPr>
-        <w:rPr>
-          <w:lang w:eastAsia="es-CO"/>
-        </w:rPr>
-      </w:pPr>
-      <w:r>
-        <w:rPr>
-          <w:lang w:eastAsia="es-CO"/>
-        </w:rPr>
-        <w:t>ISBN</w:t>
-      </w:r>
-    </w:p>
-    <w:p>
-      <w:pPr>
-        <w:rPr>
-          <w:lang w:eastAsia="es-CO"/>
-        </w:rPr>
-      </w:pPr>
-      <w:r>
-        <w:rPr>
-          <w:lang w:eastAsia="es-CO"/>
-        </w:rPr>
-        <w:t>Editorial</w:t>
-      </w:r>
-    </w:p>
-    <w:p>
-      <w:pPr>
-        <w:rPr>
-          <w:lang w:eastAsia="es-CO"/>
-        </w:rPr>
-      </w:pPr>
-      <w:r>
-        <w:rPr>
-          <w:lang w:eastAsia="es-CO"/>
-        </w:rPr>
-        <w:t>(1,1)</w:t>
-      </w:r>
-    </w:p>
-    <w:p>
-      <w:pPr>
-        <w:rPr>
-          <w:lang w:eastAsia="es-CO"/>
-        </w:rPr>
-      </w:pPr>
-      <w:r>
-        <w:rPr>
-          <w:lang w:eastAsia="es-CO"/>
-        </w:rPr>
-        <w:t>Tiene</w:t>
-      </w:r>
-    </w:p>
-    <w:p>
-      <w:pPr>
-        <w:rPr>
-          <w:lang w:eastAsia="es-CO"/>
-        </w:rPr>
-      </w:pPr>
+        <w:t>)</w:t>
+      </w:r>
+    </w:p>
+    <w:p>
+      <w:pPr>
+        <w:rPr>
+          <w:lang w:eastAsia="es-CO"/>
+        </w:rPr>
+      </w:pPr>
+      <w:r>
+        <w:rPr>
+          <w:lang w:eastAsia="es-CO"/>
+        </w:rPr>
+        <w:t>Saca</w:t>
+      </w:r>
+    </w:p>
+    <w:p>
+      <w:pPr>
+        <w:rPr>
+          <w:lang w:eastAsia="es-CO"/>
+        </w:rPr>
+      </w:pPr>
+      <w:r>
+        <w:rPr>
+          <w:lang w:eastAsia="es-CO"/>
+        </w:rPr>
+        <w:t>N:M</w:t>
+      </w:r>
+    </w:p>
+    <w:p>
+      <w:pPr>
+        <w:rPr>
+          <w:lang w:eastAsia="es-CO"/>
+        </w:rPr>
+      </w:pPr>
+      <w:proofErr w:type="spellStart"/>
+      <w:r>
+        <w:rPr>
+          <w:lang w:eastAsia="es-CO"/>
+        </w:rPr>
+        <w:t>FechaDev</w:t>
+      </w:r>
+      <w:proofErr w:type="spellEnd"/>
+    </w:p>
+    <w:p>
+      <w:pPr>
+        <w:rPr>
+          <w:lang w:eastAsia="es-CO"/>
+        </w:rPr>
+      </w:pPr>
+      <w:proofErr w:type="spellStart"/>
+      <w:r>
+        <w:rPr>
+          <w:lang w:eastAsia="es-CO"/>
+        </w:rPr>
+        <w:t>FechaPrest</w:t>
+      </w:r>
+      <w:proofErr w:type="spellEnd"/>
+    </w:p>
+    <w:p>
+      <w:pPr>
+        <w:rPr>
+          <w:lang w:eastAsia="es-CO"/>
+        </w:rPr>
+      </w:pPr>
+      <w:r>
+        <w:rPr>
+          <w:lang w:eastAsia="es-CO"/>
+        </w:rPr>
+        <w:t>(</w:t>
+      </w:r>
       <w:proofErr w:type="gramStart"/>
       <w:r>
         <w:rPr>
           <w:lang w:eastAsia="es-CO"/>
         </w:rPr>
-        <w:t>1:N</w:t>
+        <w:t>1:n</w:t>
       </w:r>
       <w:proofErr w:type="gramEnd"/>
-    </w:p>
-    <w:p>
-      <w:pPr>
-        <w:rPr>
-          <w:lang w:eastAsia="es-CO"/>
-        </w:rPr>
-      </w:pPr>
-      <w:r>
-        <w:rPr>
-          <w:lang w:eastAsia="es-CO"/>
-        </w:rPr>
-        <w:t>(1.n)</w:t>
-      </w:r>
-    </w:p>
-    <w:p>
-      <w:pPr>
-        <w:rPr>
-          <w:lang w:eastAsia="es-CO"/>
-        </w:rPr>
-      </w:pPr>
-      <w:r>
-        <w:rPr>
-          <w:lang w:eastAsia="es-CO"/>
-        </w:rPr>
-        <w:t>EJEMPLAR</w:t>
-      </w:r>
-    </w:p>
-    <w:p>
-      <w:pPr>
-        <w:rPr>
-          <w:lang w:eastAsia="es-CO"/>
-        </w:rPr>
-      </w:pPr>
-      <w:r>
-        <w:rPr>
-          <w:lang w:eastAsia="es-CO"/>
-        </w:rPr>
-        <w:t>Código</w:t>
-      </w:r>
-    </w:p>
-    <w:p>
-      <w:pPr>
-        <w:rPr>
-          <w:lang w:eastAsia="es-CO"/>
-        </w:rPr>
-      </w:pPr>
-      <w:r>
-        <w:rPr>
-          <w:lang w:eastAsia="es-CO"/>
-        </w:rPr>
-        <w:t>Localización</w:t>
-      </w:r>
-    </w:p>
-    <w:p>
-      <w:pPr>
-        <w:rPr>
-          <w:lang w:eastAsia="es-CO"/>
-        </w:rPr>
-      </w:pPr>
-      <w:r>
-        <w:rPr>
-          <w:lang w:eastAsia="es-CO"/>
-        </w:rPr>
-        <w:t>(</w:t>
-      </w:r>
-      <w:proofErr w:type="gramStart"/>
-      <w:r>
-        <w:rPr>
-          <w:lang w:eastAsia="es-CO"/>
-        </w:rPr>
-        <w:t>1:n</w:t>
-      </w:r>
-      <w:proofErr w:type="gramEnd"/>
       <w:r>
         <w:rPr>
           <w:lang w:eastAsia="es-CO"/>
@@ -10041,90 +9837,7 @@
         <w:rPr>
           <w:lang w:eastAsia="es-CO"/>
         </w:rPr>
-        <w:t>Saca</w:t>
-      </w:r>
-    </w:p>
-    <w:p>
-      <w:pPr>
-        <w:rPr>
-          <w:lang w:eastAsia="es-CO"/>
-        </w:rPr>
-      </w:pPr>
-      <w:r>
-        <w:rPr>
-          <w:lang w:eastAsia="es-CO"/>
-        </w:rPr>
-        <w:t>N:M</w:t>
-      </w:r>
-    </w:p>
-    <w:p>
-      <w:pPr>
-        <w:rPr>
-          <w:lang w:eastAsia="es-CO"/>
-        </w:rPr>
-      </w:pPr>
-      <w:proofErr w:type="spellStart"/>
-      <w:r>
-        <w:rPr>
-          <w:lang w:eastAsia="es-CO"/>
-        </w:rPr>
-        <w:t>FechaDev</w:t>
-      </w:r>
-      <w:proofErr w:type="spellEnd"/>
-    </w:p>
-    <w:p>
-      <w:pPr>
-        <w:rPr>
-          <w:lang w:eastAsia="es-CO"/>
-        </w:rPr>
-      </w:pPr>
-      <w:proofErr w:type="spellStart"/>
-      <w:r>
-        <w:rPr>
-          <w:lang w:eastAsia="es-CO"/>
-        </w:rPr>
         <w:lastRenderedPageBreak/>
-        <w:t>FechaPrest</w:t>
-      </w:r>
-      <w:proofErr w:type="spellEnd"/>
-    </w:p>
-    <w:p>
-      <w:pPr>
-        <w:rPr>
-          <w:lang w:eastAsia="es-CO"/>
-        </w:rPr>
-      </w:pPr>
-      <w:r>
-        <w:rPr>
-          <w:lang w:eastAsia="es-CO"/>
-        </w:rPr>
-        <w:t>(</w:t>
-      </w:r>
-      <w:proofErr w:type="gramStart"/>
-      <w:r>
-        <w:rPr>
-          <w:lang w:eastAsia="es-CO"/>
-        </w:rPr>
-        <w:t>1:n</w:t>
-      </w:r>
-      <w:proofErr w:type="gramEnd"/>
-      <w:r>
-        <w:rPr>
-          <w:lang w:eastAsia="es-CO"/>
-        </w:rPr>
-        <w:t>)</w:t>
-      </w:r>
-    </w:p>
-    <w:p>
-      <w:pPr>
-        <w:rPr>
-          <w:lang w:eastAsia="es-CO"/>
-        </w:rPr>
-      </w:pPr>
-      <w:r>
-        <w:rPr>
-          <w:lang w:eastAsia="es-CO"/>
-        </w:rPr>
         <w:t>USUARIO</w:t>
       </w:r>
     </w:p>
@@ -10242,6 +9955,13 @@
     </w:p>
     <w:p>
       <w:pPr>
+        <w:rPr>
+          <w:lang w:eastAsia="es-CO"/>
+        </w:rPr>
+      </w:pPr>
+    </w:p>
+    <w:p>
+      <w:pPr>
         <w:pStyle w:val="Prrafodelista"/>
         <w:numPr>
           <w:ilvl w:val="0"/>
@@ -10257,20 +9977,20 @@
           <w:b/>
           <w:lang w:eastAsia="es-CO"/>
         </w:rPr>
+        <w:t>Manipulación y aplicación de los datos relacionales</w:t>
+      </w:r>
+    </w:p>
+    <w:p>
+      <w:pPr>
+        <w:rPr>
+          <w:lang w:eastAsia="es-CO"/>
+        </w:rPr>
+      </w:pPr>
+      <w:r>
+        <w:rPr>
+          <w:lang w:eastAsia="es-CO"/>
+        </w:rPr>
         <w:lastRenderedPageBreak/>
-        <w:t>Manipulación y aplicación de los datos relacionales</w:t>
-      </w:r>
-    </w:p>
-    <w:p>
-      <w:pPr>
-        <w:rPr>
-          <w:lang w:eastAsia="es-CO"/>
-        </w:rPr>
-      </w:pPr>
-      <w:r>
-        <w:rPr>
-          <w:lang w:eastAsia="es-CO"/>
-        </w:rPr>
         <w:t>La manipulación de la información en bases de datos relacionales se sustenta en el álgebra y el cálculo relacional, los cuales permiten definir consultas y operaciones sobre los datos. Mientras el álgebra relacional describe cómo obtener los resultados mediante operaciones formales, el cálculo relacional se centra en especificar qué información se desea recuperar, enfoque que da origen a lenguajes de consulta como SQL.</w:t>
       </w:r>
     </w:p>
@@ -10298,11 +10018,11 @@
       <w:pPr>
         <w:pStyle w:val="Ttulo2"/>
       </w:pPr>
-      <w:bookmarkStart w:id="9" w:name="_Toc228874076"/>
+      <w:bookmarkStart w:id="11" w:name="_Toc235515447"/>
       <w:r>
         <w:t>Componentes de una base de datos</w:t>
       </w:r>
-      <w:bookmarkEnd w:id="9"/>
+      <w:bookmarkEnd w:id="11"/>
     </w:p>
     <w:p>
       <w:pPr>
@@ -10340,7 +10060,6 @@
         <w:rPr>
           <w:lang w:eastAsia="es-CO"/>
         </w:rPr>
-        <w:lastRenderedPageBreak/>
         <w:t>A continuación, se explica en qué consiste cada uno de estos componentes:</w:t>
       </w:r>
     </w:p>
@@ -10361,6 +10080,7 @@
           <w:b/>
           <w:lang w:eastAsia="es-CO"/>
         </w:rPr>
+        <w:lastRenderedPageBreak/>
         <w:t>Redundancia de datos</w:t>
       </w:r>
     </w:p>
@@ -10439,10 +10159,7 @@
           </w:tcPr>
           <w:p>
             <w:pPr>
-              <w:ind w:firstLine="0"/>
-              <w:rPr>
-                <w:lang w:eastAsia="es-CO"/>
-              </w:rPr>
+              <w:pStyle w:val="TextoTablas"/>
             </w:pPr>
             <w:r>
               <w:t>ID Cliente</w:t>
@@ -10455,10 +10172,7 @@
           </w:tcPr>
           <w:p>
             <w:pPr>
-              <w:ind w:firstLine="0"/>
-              <w:rPr>
-                <w:lang w:eastAsia="es-CO"/>
-              </w:rPr>
+              <w:pStyle w:val="TextoTablas"/>
             </w:pPr>
             <w:r>
               <w:t>Nombre</w:t>
@@ -10471,10 +10185,7 @@
           </w:tcPr>
           <w:p>
             <w:pPr>
-              <w:ind w:firstLine="0"/>
-              <w:rPr>
-                <w:lang w:eastAsia="es-CO"/>
-              </w:rPr>
+              <w:pStyle w:val="TextoTablas"/>
             </w:pPr>
             <w:r>
               <w:t>Ciudad</w:t>
@@ -10492,10 +10203,7 @@
           </w:tcPr>
           <w:p>
             <w:pPr>
-              <w:ind w:firstLine="0"/>
-              <w:rPr>
-                <w:lang w:eastAsia="es-CO"/>
-              </w:rPr>
+              <w:pStyle w:val="TextoTablas"/>
             </w:pPr>
             <w:r>
               <w:t>1</w:t>
@@ -10508,10 +10216,7 @@
           </w:tcPr>
           <w:p>
             <w:pPr>
-              <w:ind w:firstLine="0"/>
-              <w:rPr>
-                <w:lang w:eastAsia="es-CO"/>
-              </w:rPr>
+              <w:pStyle w:val="TextoTablas"/>
             </w:pPr>
             <w:r>
               <w:t>Juan</w:t>
@@ -10524,10 +10229,7 @@
           </w:tcPr>
           <w:p>
             <w:pPr>
-              <w:ind w:firstLine="0"/>
-              <w:rPr>
-                <w:lang w:eastAsia="es-CO"/>
-              </w:rPr>
+              <w:pStyle w:val="TextoTablas"/>
             </w:pPr>
             <w:r>
               <w:t>Ibagué</w:t>
@@ -10542,10 +10244,7 @@
           </w:tcPr>
           <w:p>
             <w:pPr>
-              <w:ind w:firstLine="0"/>
-              <w:rPr>
-                <w:lang w:eastAsia="es-CO"/>
-              </w:rPr>
+              <w:pStyle w:val="TextoTablas"/>
             </w:pPr>
             <w:r>
               <w:t>2</w:t>
@@ -10558,10 +10257,7 @@
           </w:tcPr>
           <w:p>
             <w:pPr>
-              <w:ind w:firstLine="0"/>
-              <w:rPr>
-                <w:lang w:eastAsia="es-CO"/>
-              </w:rPr>
+              <w:pStyle w:val="TextoTablas"/>
             </w:pPr>
             <w:r>
               <w:t>Ana</w:t>
@@ -10574,10 +10270,7 @@
           </w:tcPr>
           <w:p>
             <w:pPr>
-              <w:ind w:firstLine="0"/>
-              <w:rPr>
-                <w:lang w:eastAsia="es-CO"/>
-              </w:rPr>
+              <w:pStyle w:val="TextoTablas"/>
             </w:pPr>
             <w:r>
               <w:t>Ibagué</w:t>
@@ -10595,10 +10288,7 @@
           </w:tcPr>
           <w:p>
             <w:pPr>
-              <w:ind w:firstLine="0"/>
-              <w:rPr>
-                <w:lang w:eastAsia="es-CO"/>
-              </w:rPr>
+              <w:pStyle w:val="TextoTablas"/>
             </w:pPr>
             <w:r>
               <w:t>3</w:t>
@@ -10611,10 +10301,7 @@
           </w:tcPr>
           <w:p>
             <w:pPr>
-              <w:ind w:firstLine="0"/>
-              <w:rPr>
-                <w:lang w:eastAsia="es-CO"/>
-              </w:rPr>
+              <w:pStyle w:val="TextoTablas"/>
             </w:pPr>
             <w:r>
               <w:t>Pedro</w:t>
@@ -10627,10 +10314,7 @@
           </w:tcPr>
           <w:p>
             <w:pPr>
-              <w:ind w:firstLine="0"/>
-              <w:rPr>
-                <w:lang w:eastAsia="es-CO"/>
-              </w:rPr>
+              <w:pStyle w:val="TextoTablas"/>
             </w:pPr>
             <w:r>
               <w:t>Ibagué</w:t>
@@ -10656,7 +10340,6 @@
         <w:rPr>
           <w:lang w:eastAsia="es-CO"/>
         </w:rPr>
-        <w:lastRenderedPageBreak/>
         <w:t>En este caso, el valor "Ibagué" se repite innecesariamente, lo que podría optimizarse mediante una estructura relacional más adecuada.</w:t>
       </w:r>
     </w:p>
@@ -10690,6 +10373,7 @@
         <w:rPr>
           <w:lang w:eastAsia="es-CO"/>
         </w:rPr>
+        <w:lastRenderedPageBreak/>
         <w:t>Se presenta cuando existen discrepancias en la información almacenada; es decir, cuando un mismo dato presenta diferentes valores en distintas partes de la base de datos. Este problema está directamente relacionado con la redundancia, ya que la duplicación de datos aumenta la probabilidad de inconsistencias.</w:t>
       </w:r>
     </w:p>
@@ -10775,7 +10459,6 @@
         <w:rPr>
           <w:lang w:eastAsia="es-CO"/>
         </w:rPr>
-        <w:lastRenderedPageBreak/>
         <w:t>Aunque existen diferentes enfoques, los principales tipos de integridad en bases de datos relacionales son los siguientes:</w:t>
       </w:r>
     </w:p>
@@ -10820,6 +10503,7 @@
           <w:b/>
           <w:lang w:eastAsia="es-CO"/>
         </w:rPr>
+        <w:lastRenderedPageBreak/>
         <w:t>Integridad referencial</w:t>
       </w:r>
       <w:r>
@@ -10917,8 +10601,14 @@
         <w:rPr>
           <w:lang w:eastAsia="es-CO"/>
         </w:rPr>
+        <w:t xml:space="preserve">En sistemas reales, estos componentes son fundamentales para garantizar la calidad de la información. En sectores como el financiero, la salud o la educación, una inconsistencia o error en los datos puede generar consecuencias graves, lo que hace indispensable contar con bases de datos bien estructuradas. El control de estos </w:t>
+      </w:r>
+      <w:r>
+        <w:rPr>
+          <w:lang w:eastAsia="es-CO"/>
+        </w:rPr>
         <w:lastRenderedPageBreak/>
-        <w:t>En sistemas reales, estos componentes son fundamentales para garantizar la calidad de la información. En sectores como el financiero, la salud o la educación, una inconsistencia o error en los datos puede generar consecuencias graves, lo que hace indispensable contar con bases de datos bien estructuradas. El control de estos aspectos permite desarrollar sistemas confiables, reducir errores y mejorar la toma de decisiones basada en datos.</w:t>
+        <w:t>aspectos permite desarrollar sistemas confiables, reducir errores y mejorar la toma de decisiones basada en datos.</w:t>
       </w:r>
     </w:p>
     <w:p>
@@ -10932,11 +10622,11 @@
       <w:pPr>
         <w:pStyle w:val="Ttulo2"/>
       </w:pPr>
-      <w:bookmarkStart w:id="10" w:name="_Toc228874077"/>
+      <w:bookmarkStart w:id="12" w:name="_Toc235515448"/>
       <w:r>
         <w:t>Sistema gestor de bases de datos</w:t>
       </w:r>
-      <w:bookmarkEnd w:id="10"/>
+      <w:bookmarkEnd w:id="12"/>
     </w:p>
     <w:p>
       <w:pPr>
@@ -10991,13 +10681,6 @@
         </w:rPr>
         <w:t>En el contexto del diseño y modelado de bases de datos, el DBMS desempeña un papel fundamental, ya que proporciona las herramientas necesarias para implementar las estructuras diseñadas, ejecutar consultas, asegurar la integridad de los datos y controlar el acceso a la información.</w:t>
       </w:r>
-    </w:p>
-    <w:p>
-      <w:pPr>
-        <w:rPr>
-          <w:lang w:eastAsia="es-CO"/>
-        </w:rPr>
-      </w:pPr>
     </w:p>
     <w:p>
       <w:pPr>
@@ -11034,13 +10717,6 @@
     </w:p>
     <w:p>
       <w:pPr>
-        <w:rPr>
-          <w:lang w:eastAsia="es-CO"/>
-        </w:rPr>
-      </w:pPr>
-    </w:p>
-    <w:p>
-      <w:pPr>
         <w:pStyle w:val="Prrafodelista"/>
         <w:numPr>
           <w:ilvl w:val="0"/>
@@ -11055,7 +10731,6 @@
           <w:b/>
           <w:lang w:eastAsia="es-CO"/>
         </w:rPr>
-        <w:lastRenderedPageBreak/>
         <w:t>Definición de datos</w:t>
       </w:r>
       <w:r>
@@ -11167,6 +10842,7 @@
           <w:b/>
           <w:lang w:eastAsia="es-CO"/>
         </w:rPr>
+        <w:lastRenderedPageBreak/>
         <w:t>Gestión de transacciones</w:t>
       </w:r>
       <w:r>
@@ -11286,6 +10962,7 @@
     <w:p>
       <w:pPr>
         <w:ind w:firstLine="0"/>
+        <w:jc w:val="center"/>
         <w:rPr>
           <w:lang w:eastAsia="es-CO"/>
         </w:rPr>
@@ -11352,14 +11029,14 @@
         <w:rPr>
           <w:lang w:eastAsia="es-CO"/>
         </w:rPr>
-        <w:t xml:space="preserve">Un sistema gestor de bases de datos (DBMS) está compuesto por diversos elementos que permiten su funcionamiento, entre los que se encuentran el motor de </w:t>
+        <w:t xml:space="preserve">Un sistema gestor de bases de datos (DBMS) está compuesto por diversos elementos que permiten su funcionamiento, entre los que se encuentran el motor de base de datos, encargado del almacenamiento y la recuperación de la información; el lenguaje de consulta, como SQL, que permite interactuar con los datos; el administrador de transacciones, responsable de garantizar la consistencia de las operaciones; el gestor de almacenamiento, que define cómo se guardan los datos en disco o memoria; y el diccionario de datos, que contiene la definición de la estructura de la base de datos. Según el modelo de datos que utilizan, los DBMS pueden </w:t>
       </w:r>
       <w:r>
         <w:rPr>
           <w:lang w:eastAsia="es-CO"/>
         </w:rPr>
         <w:lastRenderedPageBreak/>
-        <w:t>base de datos, encargado del almacenamiento y la recuperación de la información; el lenguaje de consulta, como SQL, que permite interactuar con los datos; el administrador de transacciones, responsable de garantizar la consistencia de las operaciones; el gestor de almacenamiento, que define cómo se guardan los datos en disco o memoria; y el diccionario de datos, que contiene la definición de la estructura de la base de datos. Según el modelo de datos que utilizan, los DBMS pueden clasificarse en relacionales, orientados a tablas y relaciones; NoSQL, basados en estructuras flexibles; distribuidos, que gestionan datos en múltiples ubicaciones; y en memoria, que almacenan la información en RAM para ofrecer mayor velocidad de acceso.</w:t>
+        <w:t>clasificarse en relacionales, orientados a tablas y relaciones; NoSQL, basados en estructuras flexibles; distribuidos, que gestionan datos en múltiples ubicaciones; y en memoria, que almacenan la información en RAM para ofrecer mayor velocidad de acceso.</w:t>
       </w:r>
     </w:p>
     <w:p>
@@ -11601,7 +11278,6 @@
         <w:rPr>
           <w:lang w:eastAsia="es-CO"/>
         </w:rPr>
-        <w:lastRenderedPageBreak/>
         <w:t>Pueden generar costos de licencia en algunos casos.</w:t>
       </w:r>
     </w:p>
@@ -11680,6 +11356,7 @@
         <w:rPr>
           <w:lang w:eastAsia="es-CO"/>
         </w:rPr>
+        <w:lastRenderedPageBreak/>
         <w:t>Permite definir y modificar la estructura de la base de datos, incluyendo la creación, alteración y eliminación de tablas, vistas e índices.</w:t>
       </w:r>
     </w:p>
@@ -11910,25 +11587,47 @@
     </w:p>
     <w:p>
       <w:pPr>
+        <w:rPr>
+          <w:lang w:eastAsia="es-CO"/>
+        </w:rPr>
+      </w:pPr>
+    </w:p>
+    <w:p>
+      <w:pPr>
+        <w:rPr>
+          <w:lang w:eastAsia="es-CO"/>
+        </w:rPr>
+      </w:pPr>
+    </w:p>
+    <w:p>
+      <w:pPr>
+        <w:rPr>
+          <w:lang w:eastAsia="es-CO"/>
+        </w:rPr>
+      </w:pPr>
+    </w:p>
+    <w:p>
+      <w:pPr>
         <w:pStyle w:val="Figura"/>
       </w:pPr>
       <w:r>
+        <w:t>Interacción usuario – DBMS – base de datos</w:t>
+      </w:r>
+    </w:p>
+    <w:p>
+      <w:pPr>
+        <w:ind w:firstLine="0"/>
+        <w:jc w:val="center"/>
+        <w:rPr>
+          <w:lang w:eastAsia="es-CO"/>
+        </w:rPr>
+      </w:pPr>
+      <w:r>
+        <w:rPr>
+          <w:noProof/>
+          <w:lang w:eastAsia="es-CO"/>
+        </w:rPr>
         <w:lastRenderedPageBreak/>
-        <w:t>Interacción usuario – DBMS – base de datos</w:t>
-      </w:r>
-    </w:p>
-    <w:p>
-      <w:pPr>
-        <w:ind w:firstLine="0"/>
-        <w:rPr>
-          <w:lang w:eastAsia="es-CO"/>
-        </w:rPr>
-      </w:pPr>
-      <w:r>
-        <w:rPr>
-          <w:noProof/>
-          <w:lang w:eastAsia="es-CO"/>
-        </w:rPr>
         <w:drawing>
           <wp:inline distT="0" distB="0" distL="0" distR="0" wp14:anchorId="3E622B58" wp14:editId="14913AF1">
             <wp:extent cx="6010395" cy="6752856"/>
@@ -11994,12 +11693,12 @@
       <w:pPr>
         <w:pStyle w:val="Ttulo2"/>
       </w:pPr>
-      <w:bookmarkStart w:id="11" w:name="_Toc228874078"/>
+      <w:bookmarkStart w:id="13" w:name="_Toc235515449"/>
       <w:r>
         <w:lastRenderedPageBreak/>
         <w:t>Modelos de diseño de bases de datos</w:t>
       </w:r>
-      <w:bookmarkEnd w:id="11"/>
+      <w:bookmarkEnd w:id="13"/>
     </w:p>
     <w:p>
       <w:pPr>
@@ -12381,65 +12080,16 @@
     </w:p>
     <w:p>
       <w:pPr>
-        <w:rPr>
-          <w:lang w:eastAsia="es-CO"/>
-        </w:rPr>
-      </w:pPr>
-    </w:p>
-    <w:p>
-      <w:pPr>
-        <w:rPr>
-          <w:lang w:eastAsia="es-CO"/>
-        </w:rPr>
-      </w:pPr>
-    </w:p>
-    <w:p>
-      <w:pPr>
-        <w:rPr>
-          <w:lang w:eastAsia="es-CO"/>
-        </w:rPr>
-      </w:pPr>
-    </w:p>
-    <w:p>
-      <w:pPr>
-        <w:rPr>
-          <w:lang w:eastAsia="es-CO"/>
-        </w:rPr>
-      </w:pPr>
-    </w:p>
-    <w:p>
-      <w:pPr>
-        <w:rPr>
-          <w:lang w:eastAsia="es-CO"/>
-        </w:rPr>
-      </w:pPr>
-    </w:p>
-    <w:p>
-      <w:pPr>
-        <w:rPr>
-          <w:lang w:eastAsia="es-CO"/>
-        </w:rPr>
-      </w:pPr>
-    </w:p>
-    <w:p>
-      <w:pPr>
-        <w:rPr>
-          <w:lang w:eastAsia="es-CO"/>
-        </w:rPr>
-      </w:pPr>
-    </w:p>
-    <w:p>
-      <w:pPr>
         <w:pStyle w:val="Figura"/>
       </w:pPr>
       <w:r>
-        <w:lastRenderedPageBreak/>
         <w:t>Ejemplo modelo entidad-relación</w:t>
       </w:r>
     </w:p>
     <w:p>
       <w:pPr>
         <w:ind w:firstLine="0"/>
+        <w:jc w:val="center"/>
         <w:rPr>
           <w:lang w:eastAsia="es-CO"/>
         </w:rPr>
@@ -12450,9 +12100,9 @@
           <w:lang w:eastAsia="es-CO"/>
         </w:rPr>
         <w:drawing>
-          <wp:inline distT="0" distB="0" distL="0" distR="0" wp14:anchorId="7C7D7574" wp14:editId="143FA616">
-            <wp:extent cx="5953125" cy="2433778"/>
-            <wp:effectExtent l="0" t="0" r="0" b="5080"/>
+          <wp:inline distT="0" distB="0" distL="0" distR="0" wp14:anchorId="7C7D7574" wp14:editId="1EA16FDA">
+            <wp:extent cx="5570343" cy="2277288"/>
+            <wp:effectExtent l="0" t="0" r="0" b="8890"/>
             <wp:docPr id="14" name="Imagen 14" descr="Figura 8 que representa un ejemplo de modelo entidad-relación, donde se muestra la entidad cliente identificada por su DNI, relacionada con la entidad pedido mediante una relación uno a muchos. El esquema incluye además la entidad artículo, vinculada al pedido a través de una relación muchos a muchos, incorporando atributos como fecha, cantidad y número de serie para describir las interacciones entre las entidades."/>
             <wp:cNvGraphicFramePr>
               <a:graphicFrameLocks xmlns:a="http://schemas.openxmlformats.org/drawingml/2006/main" noChangeAspect="1"/>
@@ -12482,7 +12132,7 @@
                   <pic:spPr bwMode="auto">
                     <a:xfrm>
                       <a:off x="0" y="0"/>
-                      <a:ext cx="5981081" cy="2445207"/>
+                      <a:ext cx="5611242" cy="2294008"/>
                     </a:xfrm>
                     <a:prstGeom prst="rect">
                       <a:avLst/>
@@ -12499,13 +12149,6 @@
     <w:p>
       <w:pPr>
         <w:rPr>
-          <w:lang w:eastAsia="es-CO"/>
-        </w:rPr>
-      </w:pPr>
-    </w:p>
-    <w:p>
-      <w:pPr>
-        <w:rPr>
           <w:b/>
           <w:lang w:eastAsia="es-CO"/>
         </w:rPr>
@@ -12515,6 +12158,7 @@
           <w:b/>
           <w:lang w:eastAsia="es-CO"/>
         </w:rPr>
+        <w:lastRenderedPageBreak/>
         <w:t>Ejemplo modelo entidad-relación</w:t>
       </w:r>
     </w:p>
@@ -12660,7 +12304,6 @@
         <w:rPr>
           <w:lang w:eastAsia="es-CO"/>
         </w:rPr>
-        <w:lastRenderedPageBreak/>
         <w:t>*Artículo</w:t>
       </w:r>
     </w:p>
@@ -12742,6 +12385,7 @@
         <w:rPr>
           <w:lang w:eastAsia="es-CO"/>
         </w:rPr>
+        <w:lastRenderedPageBreak/>
         <w:t>Aquí se traduce el modelo conceptual a una estructura más formal, basada en el modelo relacional, donde se definen claves primarias, claves foráneas y restricciones.</w:t>
       </w:r>
     </w:p>
@@ -12965,7 +12609,6 @@
         <w:rPr>
           <w:lang w:eastAsia="es-CO"/>
         </w:rPr>
-        <w:lastRenderedPageBreak/>
         <w:t>Define reglas de integridad.</w:t>
       </w:r>
     </w:p>
@@ -12993,6 +12636,7 @@
     <w:p>
       <w:pPr>
         <w:ind w:firstLine="0"/>
+        <w:jc w:val="center"/>
         <w:rPr>
           <w:lang w:eastAsia="es-CO"/>
         </w:rPr>
@@ -13003,8 +12647,8 @@
           <w:lang w:eastAsia="es-CO"/>
         </w:rPr>
         <w:drawing>
-          <wp:inline distT="0" distB="0" distL="0" distR="0" wp14:anchorId="1A6D570F" wp14:editId="0CBE8E01">
-            <wp:extent cx="5876925" cy="2667663"/>
+          <wp:inline distT="0" distB="0" distL="0" distR="0" wp14:anchorId="1A6D570F" wp14:editId="16043300">
+            <wp:extent cx="5208326" cy="2364171"/>
             <wp:effectExtent l="0" t="0" r="0" b="0"/>
             <wp:docPr id="15" name="Imagen 15" descr="Figura 9 que muestra un ejemplo de modelo lógico de base de datos, donde se representan las tablas Cliente, Pedido y Artículo con sus respectivos atributos, claves primarias y claves foráneas, así como las relaciones entre ellas. El diagrama evidencia una relación uno a muchos entre Cliente y Pedido, y una relación muchos a muchos entre Pedido y Artículo, resuelta mediante una tabla intermedia."/>
             <wp:cNvGraphicFramePr>
@@ -13035,7 +12679,7 @@
                   <pic:spPr bwMode="auto">
                     <a:xfrm>
                       <a:off x="0" y="0"/>
-                      <a:ext cx="5889632" cy="2673431"/>
+                      <a:ext cx="5246023" cy="2381282"/>
                     </a:xfrm>
                     <a:prstGeom prst="rect">
                       <a:avLst/>
@@ -13059,6 +12703,7 @@
         <w:rPr>
           <w:lang w:eastAsia="es-CO"/>
         </w:rPr>
+        <w:lastRenderedPageBreak/>
         <w:t>Ejemplo modelo lógico</w:t>
       </w:r>
     </w:p>
@@ -13243,7 +12888,6 @@
         <w:rPr>
           <w:lang w:eastAsia="es-CO"/>
         </w:rPr>
-        <w:lastRenderedPageBreak/>
         <w:t>ARTÍCULO</w:t>
       </w:r>
     </w:p>
@@ -13374,10 +13018,18 @@
     </w:p>
     <w:p>
       <w:pPr>
-        <w:rPr>
-          <w:lang w:eastAsia="es-CO"/>
-        </w:rPr>
-      </w:pPr>
+        <w:spacing w:before="0" w:after="0" w:line="240" w:lineRule="auto"/>
+        <w:ind w:firstLine="0"/>
+        <w:rPr>
+          <w:lang w:eastAsia="es-CO"/>
+        </w:rPr>
+      </w:pPr>
+      <w:r>
+        <w:rPr>
+          <w:lang w:eastAsia="es-CO"/>
+        </w:rPr>
+        <w:br w:type="page"/>
+      </w:r>
     </w:p>
     <w:p>
       <w:pPr>
@@ -13396,6 +13048,7 @@
           <w:b/>
           <w:lang w:eastAsia="es-CO"/>
         </w:rPr>
+        <w:lastRenderedPageBreak/>
         <w:t>Modelo físico</w:t>
       </w:r>
     </w:p>
@@ -13529,7 +13182,6 @@
           <w:b/>
           <w:lang w:eastAsia="es-CO"/>
         </w:rPr>
-        <w:lastRenderedPageBreak/>
         <w:t>Restricciones de integridad</w:t>
       </w:r>
       <w:r>
@@ -13639,15 +13291,24 @@
     </w:p>
     <w:p>
       <w:pPr>
+        <w:rPr>
+          <w:lang w:eastAsia="es-CO"/>
+        </w:rPr>
+      </w:pPr>
+    </w:p>
+    <w:p>
+      <w:pPr>
         <w:pStyle w:val="Figura"/>
       </w:pPr>
       <w:r>
+        <w:lastRenderedPageBreak/>
         <w:t>Ejemplo modelo físico (SQL)</w:t>
       </w:r>
     </w:p>
     <w:p>
       <w:pPr>
         <w:ind w:firstLine="0"/>
+        <w:jc w:val="center"/>
         <w:rPr>
           <w:lang w:eastAsia="es-CO"/>
         </w:rPr>
@@ -13716,127 +13377,127 @@
           <w:b/>
           <w:lang w:eastAsia="es-CO"/>
         </w:rPr>
+        <w:t>Ejemplo de implementación física</w:t>
+      </w:r>
+    </w:p>
+    <w:p>
+      <w:pPr>
+        <w:rPr>
+          <w:lang w:eastAsia="es-CO"/>
+        </w:rPr>
+      </w:pPr>
+      <w:r>
+        <w:rPr>
+          <w:lang w:eastAsia="es-CO"/>
+        </w:rPr>
+        <w:t>CREATE TABLE Cliente (</w:t>
+      </w:r>
+    </w:p>
+    <w:p>
+      <w:pPr>
+        <w:rPr>
+          <w:lang w:eastAsia="es-CO"/>
+        </w:rPr>
+      </w:pPr>
+      <w:r>
+        <w:rPr>
+          <w:lang w:eastAsia="es-CO"/>
+        </w:rPr>
+        <w:t xml:space="preserve">   </w:t>
+      </w:r>
+      <w:proofErr w:type="spellStart"/>
+      <w:r>
+        <w:rPr>
+          <w:lang w:eastAsia="es-CO"/>
+        </w:rPr>
+        <w:t>ID_Cliente</w:t>
+      </w:r>
+      <w:proofErr w:type="spellEnd"/>
+      <w:r>
+        <w:rPr>
+          <w:lang w:eastAsia="es-CO"/>
+        </w:rPr>
+        <w:t xml:space="preserve"> INT PRIMARY KEY,</w:t>
+      </w:r>
+    </w:p>
+    <w:p>
+      <w:pPr>
+        <w:rPr>
+          <w:lang w:eastAsia="es-CO"/>
+        </w:rPr>
+      </w:pPr>
+      <w:r>
+        <w:rPr>
+          <w:lang w:eastAsia="es-CO"/>
+        </w:rPr>
+        <w:t xml:space="preserve">   Nombre </w:t>
+      </w:r>
+      <w:proofErr w:type="gramStart"/>
+      <w:r>
+        <w:rPr>
+          <w:lang w:eastAsia="es-CO"/>
+        </w:rPr>
+        <w:t>VARCHAR(</w:t>
+      </w:r>
+      <w:proofErr w:type="gramEnd"/>
+      <w:r>
+        <w:rPr>
+          <w:lang w:eastAsia="es-CO"/>
+        </w:rPr>
+        <w:t>50),</w:t>
+      </w:r>
+    </w:p>
+    <w:p>
+      <w:pPr>
+        <w:rPr>
+          <w:lang w:eastAsia="es-CO"/>
+        </w:rPr>
+      </w:pPr>
+      <w:r>
+        <w:rPr>
+          <w:lang w:eastAsia="es-CO"/>
+        </w:rPr>
+        <w:t xml:space="preserve">   Ciudad </w:t>
+      </w:r>
+      <w:proofErr w:type="gramStart"/>
+      <w:r>
+        <w:rPr>
+          <w:lang w:eastAsia="es-CO"/>
+        </w:rPr>
+        <w:t>VARCHAR(</w:t>
+      </w:r>
+      <w:proofErr w:type="gramEnd"/>
+      <w:r>
+        <w:rPr>
+          <w:lang w:eastAsia="es-CO"/>
+        </w:rPr>
+        <w:t>50)</w:t>
+      </w:r>
+    </w:p>
+    <w:p>
+      <w:pPr>
+        <w:rPr>
+          <w:lang w:eastAsia="es-CO"/>
+        </w:rPr>
+      </w:pPr>
+      <w:r>
+        <w:rPr>
+          <w:lang w:eastAsia="es-CO"/>
+        </w:rPr>
+        <w:t>);</w:t>
+      </w:r>
+    </w:p>
+    <w:p>
+      <w:pPr>
+        <w:rPr>
+          <w:lang w:eastAsia="es-CO"/>
+        </w:rPr>
+      </w:pPr>
+      <w:r>
+        <w:rPr>
+          <w:lang w:eastAsia="es-CO"/>
+        </w:rPr>
         <w:lastRenderedPageBreak/>
-        <w:t>Ejemplo de implementación física</w:t>
-      </w:r>
-    </w:p>
-    <w:p>
-      <w:pPr>
-        <w:rPr>
-          <w:lang w:eastAsia="es-CO"/>
-        </w:rPr>
-      </w:pPr>
-      <w:r>
-        <w:rPr>
-          <w:lang w:eastAsia="es-CO"/>
-        </w:rPr>
-        <w:t>CREATE TABLE Cliente (</w:t>
-      </w:r>
-    </w:p>
-    <w:p>
-      <w:pPr>
-        <w:rPr>
-          <w:lang w:eastAsia="es-CO"/>
-        </w:rPr>
-      </w:pPr>
-      <w:r>
-        <w:rPr>
-          <w:lang w:eastAsia="es-CO"/>
-        </w:rPr>
-        <w:t xml:space="preserve">   </w:t>
-      </w:r>
-      <w:proofErr w:type="spellStart"/>
-      <w:r>
-        <w:rPr>
-          <w:lang w:eastAsia="es-CO"/>
-        </w:rPr>
-        <w:t>ID_Cliente</w:t>
-      </w:r>
-      <w:proofErr w:type="spellEnd"/>
-      <w:r>
-        <w:rPr>
-          <w:lang w:eastAsia="es-CO"/>
-        </w:rPr>
-        <w:t xml:space="preserve"> INT PRIMARY KEY,</w:t>
-      </w:r>
-    </w:p>
-    <w:p>
-      <w:pPr>
-        <w:rPr>
-          <w:lang w:eastAsia="es-CO"/>
-        </w:rPr>
-      </w:pPr>
-      <w:r>
-        <w:rPr>
-          <w:lang w:eastAsia="es-CO"/>
-        </w:rPr>
-        <w:t xml:space="preserve">   Nombre </w:t>
-      </w:r>
-      <w:proofErr w:type="gramStart"/>
-      <w:r>
-        <w:rPr>
-          <w:lang w:eastAsia="es-CO"/>
-        </w:rPr>
-        <w:t>VARCHAR(</w:t>
-      </w:r>
-      <w:proofErr w:type="gramEnd"/>
-      <w:r>
-        <w:rPr>
-          <w:lang w:eastAsia="es-CO"/>
-        </w:rPr>
-        <w:t>50),</w:t>
-      </w:r>
-    </w:p>
-    <w:p>
-      <w:pPr>
-        <w:rPr>
-          <w:lang w:eastAsia="es-CO"/>
-        </w:rPr>
-      </w:pPr>
-      <w:r>
-        <w:rPr>
-          <w:lang w:eastAsia="es-CO"/>
-        </w:rPr>
-        <w:t xml:space="preserve">   Ciudad </w:t>
-      </w:r>
-      <w:proofErr w:type="gramStart"/>
-      <w:r>
-        <w:rPr>
-          <w:lang w:eastAsia="es-CO"/>
-        </w:rPr>
-        <w:t>VARCHAR(</w:t>
-      </w:r>
-      <w:proofErr w:type="gramEnd"/>
-      <w:r>
-        <w:rPr>
-          <w:lang w:eastAsia="es-CO"/>
-        </w:rPr>
-        <w:t>50)</w:t>
-      </w:r>
-    </w:p>
-    <w:p>
-      <w:pPr>
-        <w:rPr>
-          <w:lang w:eastAsia="es-CO"/>
-        </w:rPr>
-      </w:pPr>
-      <w:r>
-        <w:rPr>
-          <w:lang w:eastAsia="es-CO"/>
-        </w:rPr>
-        <w:t>);</w:t>
-      </w:r>
-    </w:p>
-    <w:p>
-      <w:pPr>
-        <w:rPr>
-          <w:lang w:eastAsia="es-CO"/>
-        </w:rPr>
-      </w:pPr>
-      <w:r>
-        <w:rPr>
-          <w:lang w:eastAsia="es-CO"/>
-        </w:rPr>
         <w:t>Este ejemplo muestra cómo el modelo lógico se transforma en una estructura implementada en un DBMS.</w:t>
       </w:r>
     </w:p>
@@ -13864,6 +13525,7 @@
     <w:p>
       <w:pPr>
         <w:ind w:firstLine="0"/>
+        <w:jc w:val="center"/>
         <w:rPr>
           <w:lang w:eastAsia="es-CO"/>
         </w:rPr>
@@ -13922,21 +13584,29 @@
     </w:p>
     <w:p>
       <w:pPr>
-        <w:rPr>
-          <w:lang w:eastAsia="es-CO"/>
-        </w:rPr>
-      </w:pPr>
+        <w:spacing w:before="0" w:after="0" w:line="240" w:lineRule="auto"/>
+        <w:ind w:firstLine="0"/>
+        <w:rPr>
+          <w:lang w:eastAsia="es-CO"/>
+        </w:rPr>
+      </w:pPr>
+      <w:r>
+        <w:rPr>
+          <w:lang w:eastAsia="es-CO"/>
+        </w:rPr>
+        <w:br w:type="page"/>
+      </w:r>
     </w:p>
     <w:p>
       <w:pPr>
         <w:pStyle w:val="Ttulo1"/>
       </w:pPr>
-      <w:bookmarkStart w:id="12" w:name="_Toc228874079"/>
+      <w:bookmarkStart w:id="14" w:name="_Toc235515450"/>
       <w:r>
         <w:lastRenderedPageBreak/>
         <w:t>Diseño de bases de datos relacionales</w:t>
       </w:r>
-      <w:bookmarkEnd w:id="12"/>
+      <w:bookmarkEnd w:id="14"/>
     </w:p>
     <w:p>
       <w:pPr>
@@ -14053,18 +13723,20 @@
           <w:lang w:eastAsia="es-CO"/>
         </w:rPr>
       </w:pPr>
-      <w:bookmarkStart w:id="13" w:name="_Toc228874080"/>
-      <w:bookmarkEnd w:id="13"/>
+      <w:bookmarkStart w:id="15" w:name="_Toc228874080"/>
+      <w:bookmarkStart w:id="16" w:name="_Toc235515451"/>
+      <w:bookmarkEnd w:id="15"/>
+      <w:bookmarkEnd w:id="16"/>
     </w:p>
     <w:p>
       <w:pPr>
         <w:pStyle w:val="Ttulo2"/>
       </w:pPr>
-      <w:bookmarkStart w:id="14" w:name="_Toc228874081"/>
+      <w:bookmarkStart w:id="17" w:name="_Toc235515452"/>
       <w:r>
         <w:t>Normalización de bases de datos</w:t>
       </w:r>
-      <w:bookmarkEnd w:id="14"/>
+      <w:bookmarkEnd w:id="17"/>
     </w:p>
     <w:p>
       <w:pPr>
@@ -14598,11 +14270,11 @@
       <w:pPr>
         <w:pStyle w:val="Ttulo2"/>
       </w:pPr>
-      <w:bookmarkStart w:id="15" w:name="_Toc228874082"/>
+      <w:bookmarkStart w:id="18" w:name="_Toc235515453"/>
       <w:r>
         <w:t>Modelo relacional</w:t>
       </w:r>
-      <w:bookmarkEnd w:id="15"/>
+      <w:bookmarkEnd w:id="18"/>
     </w:p>
     <w:p>
       <w:pPr>
@@ -14659,7 +14331,6 @@
           <w:numId w:val="45"/>
         </w:numPr>
         <w:rPr>
-          <w:b/>
           <w:lang w:eastAsia="es-CO"/>
         </w:rPr>
       </w:pPr>
@@ -14735,11 +14406,11 @@
       <w:pPr>
         <w:pStyle w:val="Ttulo2"/>
       </w:pPr>
-      <w:bookmarkStart w:id="16" w:name="_Toc228874083"/>
+      <w:bookmarkStart w:id="19" w:name="_Toc235515454"/>
       <w:r>
         <w:t>Tipos de claves</w:t>
       </w:r>
-      <w:bookmarkEnd w:id="16"/>
+      <w:bookmarkEnd w:id="19"/>
     </w:p>
     <w:p>
       <w:pPr>
@@ -15095,12 +14766,12 @@
       <w:pPr>
         <w:pStyle w:val="Ttulo2"/>
       </w:pPr>
-      <w:bookmarkStart w:id="17" w:name="_Toc228874084"/>
+      <w:bookmarkStart w:id="20" w:name="_Toc235515455"/>
       <w:r>
         <w:lastRenderedPageBreak/>
         <w:t>Entidades fuertes y débiles</w:t>
       </w:r>
-      <w:bookmarkEnd w:id="17"/>
+      <w:bookmarkEnd w:id="20"/>
     </w:p>
     <w:p>
       <w:pPr>
@@ -15239,6 +14910,7 @@
     <w:p>
       <w:pPr>
         <w:ind w:firstLine="0"/>
+        <w:jc w:val="center"/>
         <w:rPr>
           <w:lang w:eastAsia="es-CO"/>
         </w:rPr>
@@ -15445,10 +15117,7 @@
           </w:tcPr>
           <w:p>
             <w:pPr>
-              <w:ind w:firstLine="0"/>
-              <w:rPr>
-                <w:lang w:eastAsia="es-CO"/>
-              </w:rPr>
+              <w:pStyle w:val="TextoTablas"/>
             </w:pPr>
             <w:r>
               <w:t>Característica</w:t>
@@ -15461,10 +15130,7 @@
           </w:tcPr>
           <w:p>
             <w:pPr>
-              <w:ind w:firstLine="0"/>
-              <w:rPr>
-                <w:lang w:eastAsia="es-CO"/>
-              </w:rPr>
+              <w:pStyle w:val="TextoTablas"/>
             </w:pPr>
             <w:r>
               <w:t>Entidad fuerte</w:t>
@@ -15477,10 +15143,7 @@
           </w:tcPr>
           <w:p>
             <w:pPr>
-              <w:ind w:firstLine="0"/>
-              <w:rPr>
-                <w:lang w:eastAsia="es-CO"/>
-              </w:rPr>
+              <w:pStyle w:val="TextoTablas"/>
             </w:pPr>
             <w:r>
               <w:t>Entidad débil</w:t>
@@ -15498,10 +15161,7 @@
           </w:tcPr>
           <w:p>
             <w:pPr>
-              <w:ind w:firstLine="0"/>
-              <w:rPr>
-                <w:lang w:eastAsia="es-CO"/>
-              </w:rPr>
+              <w:pStyle w:val="TextoTablas"/>
             </w:pPr>
             <w:r>
               <w:t>Existencia</w:t>
@@ -15514,10 +15174,7 @@
           </w:tcPr>
           <w:p>
             <w:pPr>
-              <w:ind w:firstLine="0"/>
-              <w:rPr>
-                <w:lang w:eastAsia="es-CO"/>
-              </w:rPr>
+              <w:pStyle w:val="TextoTablas"/>
             </w:pPr>
             <w:r>
               <w:t>Independiente</w:t>
@@ -15530,10 +15187,7 @@
           </w:tcPr>
           <w:p>
             <w:pPr>
-              <w:ind w:firstLine="0"/>
-              <w:rPr>
-                <w:lang w:eastAsia="es-CO"/>
-              </w:rPr>
+              <w:pStyle w:val="TextoTablas"/>
             </w:pPr>
             <w:r>
               <w:t>Dependiente</w:t>
@@ -15548,10 +15202,7 @@
           </w:tcPr>
           <w:p>
             <w:pPr>
-              <w:ind w:firstLine="0"/>
-              <w:rPr>
-                <w:lang w:eastAsia="es-CO"/>
-              </w:rPr>
+              <w:pStyle w:val="TextoTablas"/>
             </w:pPr>
             <w:r>
               <w:t>Identificación</w:t>
@@ -15564,10 +15215,7 @@
           </w:tcPr>
           <w:p>
             <w:pPr>
-              <w:ind w:firstLine="0"/>
-              <w:rPr>
-                <w:lang w:eastAsia="es-CO"/>
-              </w:rPr>
+              <w:pStyle w:val="TextoTablas"/>
             </w:pPr>
             <w:r>
               <w:t>Clave primaria propia</w:t>
@@ -15580,10 +15228,7 @@
           </w:tcPr>
           <w:p>
             <w:pPr>
-              <w:ind w:firstLine="0"/>
-              <w:rPr>
-                <w:lang w:eastAsia="es-CO"/>
-              </w:rPr>
+              <w:pStyle w:val="TextoTablas"/>
             </w:pPr>
             <w:r>
               <w:t>Clave parcial + clave foránea</w:t>
@@ -15601,10 +15246,7 @@
           </w:tcPr>
           <w:p>
             <w:pPr>
-              <w:ind w:firstLine="0"/>
-              <w:rPr>
-                <w:lang w:eastAsia="es-CO"/>
-              </w:rPr>
+              <w:pStyle w:val="TextoTablas"/>
             </w:pPr>
             <w:r>
               <w:t>Relación</w:t>
@@ -15617,10 +15259,7 @@
           </w:tcPr>
           <w:p>
             <w:pPr>
-              <w:ind w:firstLine="0"/>
-              <w:rPr>
-                <w:lang w:eastAsia="es-CO"/>
-              </w:rPr>
+              <w:pStyle w:val="TextoTablas"/>
             </w:pPr>
             <w:r>
               <w:t>No depende de otras</w:t>
@@ -15633,10 +15272,7 @@
           </w:tcPr>
           <w:p>
             <w:pPr>
-              <w:ind w:firstLine="0"/>
-              <w:rPr>
-                <w:lang w:eastAsia="es-CO"/>
-              </w:rPr>
+              <w:pStyle w:val="TextoTablas"/>
             </w:pPr>
             <w:r>
               <w:t>Depende de una entidad fuerte</w:t>
@@ -15721,20 +15357,20 @@
         <w:rPr>
           <w:lang w:eastAsia="es-CO"/>
         </w:rPr>
+        <w:t>Además, este concepto facilita la normalización de la base de datos, ya que ayuda a definir correctamente las relaciones entre tablas y evita redundancias innecesarias.</w:t>
+      </w:r>
+    </w:p>
+    <w:p>
+      <w:pPr>
+        <w:rPr>
+          <w:lang w:eastAsia="es-CO"/>
+        </w:rPr>
+      </w:pPr>
+      <w:r>
+        <w:rPr>
+          <w:lang w:eastAsia="es-CO"/>
+        </w:rPr>
         <w:lastRenderedPageBreak/>
-        <w:t>Además, este concepto facilita la normalización de la base de datos, ya que ayuda a definir correctamente las relaciones entre tablas y evita redundancias innecesarias.</w:t>
-      </w:r>
-    </w:p>
-    <w:p>
-      <w:pPr>
-        <w:rPr>
-          <w:lang w:eastAsia="es-CO"/>
-        </w:rPr>
-      </w:pPr>
-      <w:r>
-        <w:rPr>
-          <w:lang w:eastAsia="es-CO"/>
-        </w:rPr>
         <w:t>Las entidades fuertes y débiles están directamente relacionadas con:</w:t>
       </w:r>
     </w:p>
@@ -15821,11 +15457,11 @@
       <w:pPr>
         <w:pStyle w:val="Ttulo2"/>
       </w:pPr>
-      <w:bookmarkStart w:id="18" w:name="_Toc228874085"/>
+      <w:bookmarkStart w:id="21" w:name="_Toc235515456"/>
       <w:r>
         <w:t>Campos relacionales y dependencia de existencia</w:t>
       </w:r>
-      <w:bookmarkEnd w:id="18"/>
+      <w:bookmarkEnd w:id="21"/>
     </w:p>
     <w:p>
       <w:pPr>
@@ -15865,6 +15501,20 @@
         </w:rPr>
         <w:t>Para comprender la organización y coherencia de la información en una base de datos, es fundamental analizar el papel que cumplen los campos relacionales y su impacto en las relaciones, la dependencia de existencia y la integridad referencial:</w:t>
       </w:r>
+    </w:p>
+    <w:p>
+      <w:pPr>
+        <w:rPr>
+          <w:lang w:eastAsia="es-CO"/>
+        </w:rPr>
+      </w:pPr>
+    </w:p>
+    <w:p>
+      <w:pPr>
+        <w:rPr>
+          <w:lang w:eastAsia="es-CO"/>
+        </w:rPr>
+      </w:pPr>
     </w:p>
     <w:p>
       <w:pPr>
@@ -16196,27 +15846,6 @@
     </w:p>
     <w:p>
       <w:pPr>
-        <w:rPr>
-          <w:lang w:eastAsia="es-CO"/>
-        </w:rPr>
-      </w:pPr>
-    </w:p>
-    <w:p>
-      <w:pPr>
-        <w:rPr>
-          <w:lang w:eastAsia="es-CO"/>
-        </w:rPr>
-      </w:pPr>
-    </w:p>
-    <w:p>
-      <w:pPr>
-        <w:rPr>
-          <w:lang w:eastAsia="es-CO"/>
-        </w:rPr>
-      </w:pPr>
-    </w:p>
-    <w:p>
-      <w:pPr>
         <w:pStyle w:val="Prrafodelista"/>
         <w:numPr>
           <w:ilvl w:val="0"/>
@@ -16232,7 +15861,6 @@
           <w:b/>
           <w:lang w:eastAsia="es-CO"/>
         </w:rPr>
-        <w:lastRenderedPageBreak/>
         <w:t>Errores comunes en su implementación</w:t>
       </w:r>
     </w:p>
@@ -16282,6 +15910,7 @@
         <w:rPr>
           <w:lang w:eastAsia="es-CO"/>
         </w:rPr>
+        <w:lastRenderedPageBreak/>
         <w:t>Permitir registros sin relación válida.</w:t>
       </w:r>
     </w:p>
@@ -16347,12 +15976,12 @@
       <w:pPr>
         <w:pStyle w:val="Ttulo1"/>
       </w:pPr>
-      <w:bookmarkStart w:id="19" w:name="_Toc228874086"/>
+      <w:bookmarkStart w:id="22" w:name="_Toc235515457"/>
       <w:r>
         <w:lastRenderedPageBreak/>
         <w:t>Lenguajes de sistemas gestores de bases de datos (DBMS)</w:t>
       </w:r>
-      <w:bookmarkEnd w:id="19"/>
+      <w:bookmarkEnd w:id="22"/>
     </w:p>
     <w:p>
       <w:pPr>
@@ -16452,18 +16081,20 @@
           <w:lang w:eastAsia="es-CO"/>
         </w:rPr>
       </w:pPr>
-      <w:bookmarkStart w:id="20" w:name="_Toc228874087"/>
-      <w:bookmarkEnd w:id="20"/>
+      <w:bookmarkStart w:id="23" w:name="_Toc228874087"/>
+      <w:bookmarkStart w:id="24" w:name="_Toc235515458"/>
+      <w:bookmarkEnd w:id="23"/>
+      <w:bookmarkEnd w:id="24"/>
     </w:p>
     <w:p>
       <w:pPr>
         <w:pStyle w:val="Ttulo2"/>
       </w:pPr>
-      <w:bookmarkStart w:id="21" w:name="_Toc228874088"/>
+      <w:bookmarkStart w:id="25" w:name="_Toc235515459"/>
       <w:r>
         <w:t>Lenguaje de definición de datos (DDL)</w:t>
       </w:r>
-      <w:bookmarkEnd w:id="21"/>
+      <w:bookmarkEnd w:id="25"/>
     </w:p>
     <w:p>
       <w:pPr>
@@ -18320,11 +17951,11 @@
       <w:pPr>
         <w:pStyle w:val="Ttulo2"/>
       </w:pPr>
-      <w:bookmarkStart w:id="22" w:name="_Toc228874089"/>
+      <w:bookmarkStart w:id="26" w:name="_Toc235515460"/>
       <w:r>
         <w:t>Lenguaje de manipulación de datos (DML)</w:t>
       </w:r>
-      <w:bookmarkEnd w:id="22"/>
+      <w:bookmarkEnd w:id="26"/>
     </w:p>
     <w:p>
       <w:pPr>
@@ -18739,11 +18370,11 @@
       <w:pPr>
         <w:pStyle w:val="Ttulo2"/>
       </w:pPr>
-      <w:bookmarkStart w:id="23" w:name="_Toc228874090"/>
+      <w:bookmarkStart w:id="27" w:name="_Toc235515461"/>
       <w:r>
         <w:t>Lenguaje de control de datos (DCL)</w:t>
       </w:r>
-      <w:bookmarkEnd w:id="23"/>
+      <w:bookmarkEnd w:id="27"/>
     </w:p>
     <w:p>
       <w:pPr>
@@ -19016,12 +18647,12 @@
       <w:pPr>
         <w:pStyle w:val="Ttulo2"/>
       </w:pPr>
-      <w:bookmarkStart w:id="24" w:name="_Toc228874091"/>
+      <w:bookmarkStart w:id="28" w:name="_Toc235515462"/>
       <w:r>
         <w:lastRenderedPageBreak/>
         <w:t>Lenguaje de definición de vistas (VDL)</w:t>
       </w:r>
-      <w:bookmarkEnd w:id="24"/>
+      <w:bookmarkEnd w:id="28"/>
     </w:p>
     <w:p>
       <w:pPr>
@@ -19456,19 +19087,23 @@
       </w:r>
     </w:p>
     <w:p>
-      <w:pPr>
-        <w:ind w:firstLine="0"/>
-        <w:jc w:val="center"/>
-      </w:pPr>
       <w:r>
         <w:rPr>
           <w:noProof/>
         </w:rPr>
         <w:drawing>
-          <wp:inline distT="0" distB="0" distL="0" distR="0" wp14:anchorId="66562410" wp14:editId="233172D3">
+          <wp:anchor distT="0" distB="0" distL="114300" distR="114300" simplePos="0" relativeHeight="251659264" behindDoc="0" locked="0" layoutInCell="1" allowOverlap="1" wp14:anchorId="1AE727CD" wp14:editId="4FC1F6F3">
+            <wp:simplePos x="0" y="0"/>
+            <wp:positionH relativeFrom="margin">
+              <wp:align>center</wp:align>
+            </wp:positionH>
+            <wp:positionV relativeFrom="paragraph">
+              <wp:posOffset>29845</wp:posOffset>
+            </wp:positionV>
             <wp:extent cx="4680000" cy="2631600"/>
             <wp:effectExtent l="0" t="0" r="6350" b="0"/>
-            <wp:docPr id="20" name="Imagen 20">
+            <wp:wrapNone/>
+            <wp:docPr id="5" name="Imagen 5">
               <a:extLst xmlns:a="http://schemas.openxmlformats.org/drawingml/2006/main">
                 <a:ext uri="{C183D7F6-B498-43B3-948B-1728B52AA6E4}">
                   <adec:decorative xmlns:adec="http://schemas.microsoft.com/office/drawing/2017/decorative" val="1"/>
@@ -19482,10 +19117,8 @@
               <a:graphicData uri="http://schemas.openxmlformats.org/drawingml/2006/picture">
                 <pic:pic xmlns:pic="http://schemas.openxmlformats.org/drawingml/2006/picture">
                   <pic:nvPicPr>
-                    <pic:cNvPr id="0" name="Picture 15"/>
-                    <pic:cNvPicPr>
-                      <a:picLocks noChangeAspect="1" noChangeArrowheads="1"/>
-                    </pic:cNvPicPr>
+                    <pic:cNvPr id="5" name="maxresdefault (2).jpg"/>
+                    <pic:cNvPicPr/>
                   </pic:nvPicPr>
                   <pic:blipFill>
                     <a:blip r:embed="rId21" cstate="print">
@@ -19495,12 +19128,11 @@
                         </a:ext>
                       </a:extLst>
                     </a:blip>
-                    <a:srcRect/>
                     <a:stretch>
                       <a:fillRect/>
                     </a:stretch>
                   </pic:blipFill>
-                  <pic:spPr bwMode="auto">
+                  <pic:spPr>
                     <a:xfrm>
                       <a:off x="0" y="0"/>
                       <a:ext cx="4680000" cy="2631600"/>
@@ -19508,16 +19140,31 @@
                     <a:prstGeom prst="rect">
                       <a:avLst/>
                     </a:prstGeom>
-                    <a:noFill/>
                   </pic:spPr>
                 </pic:pic>
               </a:graphicData>
             </a:graphic>
-          </wp:inline>
+            <wp14:sizeRelH relativeFrom="margin">
+              <wp14:pctWidth>0</wp14:pctWidth>
+            </wp14:sizeRelH>
+            <wp14:sizeRelV relativeFrom="margin">
+              <wp14:pctHeight>0</wp14:pctHeight>
+            </wp14:sizeRelV>
+          </wp:anchor>
         </w:drawing>
       </w:r>
     </w:p>
-    <w:bookmarkStart w:id="25" w:name="_Hlk161159634"/>
+    <w:p/>
+    <w:p/>
+    <w:p>
+      <w:pPr>
+        <w:ind w:firstLine="0"/>
+      </w:pPr>
+    </w:p>
+    <w:p/>
+    <w:p/>
+    <w:p/>
+    <w:bookmarkStart w:id="29" w:name="_Hlk161159634"/>
     <w:p>
       <w:pPr>
         <w:ind w:firstLine="0"/>
@@ -19536,7 +19183,7 @@
         <w:rPr>
           <w:b/>
         </w:rPr>
-        <w:instrText xml:space="preserve"> HYPERLINK "https://www.youtube.com/watch?v=DL5w_hyqA4w" </w:instrText>
+        <w:instrText xml:space="preserve"> HYPERLINK "https://www.youtube.com/watch?v=MKLWAcFz1Ds" </w:instrText>
       </w:r>
       <w:r>
         <w:rPr>
@@ -19557,6 +19204,15 @@
         </w:rPr>
         <w:fldChar w:fldCharType="end"/>
       </w:r>
+    </w:p>
+    <w:p>
+      <w:pPr>
+        <w:ind w:firstLine="0"/>
+        <w:jc w:val="center"/>
+        <w:rPr>
+          <w:b/>
+        </w:rPr>
+      </w:pPr>
     </w:p>
     <w:tbl>
       <w:tblPr>
@@ -19582,6 +19238,7 @@
               <w:rPr>
                 <w:b/>
               </w:rPr>
+              <w:lastRenderedPageBreak/>
               <w:t>Transcripción</w:t>
             </w:r>
             <w:r>
@@ -19603,7 +19260,6 @@
           </w:tcPr>
           <w:p>
             <w:r>
-              <w:lastRenderedPageBreak/>
               <w:t>Los lenguajes de los sistemas gestores de bases de datos (DBMS) permiten interactuar con la base de datos de forma estructurada, segura y eficiente. A través de estos lenguajes, el sistema puede definir estructuras, manipular información, controlar accesos y gestionar vistas, teniendo la base de datos como elemento central.</w:t>
             </w:r>
           </w:p>
@@ -19635,7 +19291,7 @@
           </w:p>
         </w:tc>
       </w:tr>
-      <w:bookmarkEnd w:id="25"/>
+      <w:bookmarkEnd w:id="29"/>
     </w:tbl>
     <w:p/>
     <w:p>
@@ -19651,12 +19307,12 @@
       <w:pPr>
         <w:pStyle w:val="Ttulo1"/>
       </w:pPr>
-      <w:bookmarkStart w:id="26" w:name="_Toc228874092"/>
+      <w:bookmarkStart w:id="30" w:name="_Toc235515463"/>
       <w:r>
         <w:lastRenderedPageBreak/>
         <w:t>Bases de datos NoSQL y su diseño</w:t>
       </w:r>
-      <w:bookmarkEnd w:id="26"/>
+      <w:bookmarkEnd w:id="30"/>
     </w:p>
     <w:p>
       <w:r>
@@ -19768,18 +19424,20 @@
           <w:lang w:eastAsia="es-CO"/>
         </w:rPr>
       </w:pPr>
-      <w:bookmarkStart w:id="27" w:name="_Toc228874093"/>
-      <w:bookmarkEnd w:id="27"/>
+      <w:bookmarkStart w:id="31" w:name="_Toc228874093"/>
+      <w:bookmarkStart w:id="32" w:name="_Toc235515464"/>
+      <w:bookmarkEnd w:id="31"/>
+      <w:bookmarkEnd w:id="32"/>
     </w:p>
     <w:p>
       <w:pPr>
         <w:pStyle w:val="Ttulo2"/>
       </w:pPr>
-      <w:bookmarkStart w:id="28" w:name="_Toc228874094"/>
+      <w:bookmarkStart w:id="33" w:name="_Toc235515465"/>
       <w:r>
         <w:t>Conceptos, principios y terminología NoSQL</w:t>
       </w:r>
-      <w:bookmarkEnd w:id="28"/>
+      <w:bookmarkEnd w:id="33"/>
     </w:p>
     <w:p>
       <w:r>
@@ -20121,11 +19779,11 @@
       <w:pPr>
         <w:pStyle w:val="Ttulo2"/>
       </w:pPr>
-      <w:bookmarkStart w:id="29" w:name="_Toc228874095"/>
+      <w:bookmarkStart w:id="34" w:name="_Toc235515466"/>
       <w:r>
         <w:t>Modelos de bases de datos NoSQL</w:t>
       </w:r>
-      <w:bookmarkEnd w:id="29"/>
+      <w:bookmarkEnd w:id="34"/>
     </w:p>
     <w:p>
       <w:r>
@@ -20167,7 +19825,7 @@
           </w:tcPr>
           <w:p>
             <w:pPr>
-              <w:ind w:firstLine="0"/>
+              <w:pStyle w:val="TextoTablas"/>
             </w:pPr>
             <w:r>
               <w:t>Modelo</w:t>
@@ -20180,7 +19838,7 @@
           </w:tcPr>
           <w:p>
             <w:pPr>
-              <w:ind w:firstLine="0"/>
+              <w:pStyle w:val="TextoTablas"/>
             </w:pPr>
             <w:r>
               <w:t>Descripción</w:t>
@@ -20193,7 +19851,7 @@
           </w:tcPr>
           <w:p>
             <w:pPr>
-              <w:ind w:firstLine="0"/>
+              <w:pStyle w:val="TextoTablas"/>
             </w:pPr>
             <w:r>
               <w:t>Uso principal</w:t>
@@ -20211,7 +19869,7 @@
           </w:tcPr>
           <w:p>
             <w:pPr>
-              <w:ind w:firstLine="0"/>
+              <w:pStyle w:val="TextoTablas"/>
             </w:pPr>
             <w:r>
               <w:t>Clave-valor.</w:t>
@@ -20224,7 +19882,7 @@
           </w:tcPr>
           <w:p>
             <w:pPr>
-              <w:ind w:firstLine="0"/>
+              <w:pStyle w:val="TextoTablas"/>
             </w:pPr>
             <w:r>
               <w:t>Almacena la información como pares clave-valor.</w:t>
@@ -20237,7 +19895,7 @@
           </w:tcPr>
           <w:p>
             <w:pPr>
-              <w:ind w:firstLine="0"/>
+              <w:pStyle w:val="TextoTablas"/>
             </w:pPr>
             <w:r>
               <w:t>Caché, gestión de sesiones.</w:t>
@@ -20252,10 +19910,9 @@
           </w:tcPr>
           <w:p>
             <w:pPr>
-              <w:ind w:firstLine="0"/>
+              <w:pStyle w:val="TextoTablas"/>
             </w:pPr>
             <w:r>
-              <w:lastRenderedPageBreak/>
               <w:t>Documental.</w:t>
             </w:r>
           </w:p>
@@ -20266,7 +19923,7 @@
           </w:tcPr>
           <w:p>
             <w:pPr>
-              <w:ind w:firstLine="0"/>
+              <w:pStyle w:val="TextoTablas"/>
             </w:pPr>
             <w:r>
               <w:t>Utiliza documentos estructurados tipo JSON o BSON.</w:t>
@@ -20279,7 +19936,7 @@
           </w:tcPr>
           <w:p>
             <w:pPr>
-              <w:ind w:firstLine="0"/>
+              <w:pStyle w:val="TextoTablas"/>
             </w:pPr>
             <w:r>
               <w:t>Aplicaciones web.</w:t>
@@ -20297,9 +19954,10 @@
           </w:tcPr>
           <w:p>
             <w:pPr>
-              <w:ind w:firstLine="0"/>
+              <w:pStyle w:val="TextoTablas"/>
             </w:pPr>
             <w:r>
+              <w:lastRenderedPageBreak/>
               <w:t>Columnar.</w:t>
             </w:r>
           </w:p>
@@ -20310,7 +19968,7 @@
           </w:tcPr>
           <w:p>
             <w:pPr>
-              <w:ind w:firstLine="0"/>
+              <w:pStyle w:val="TextoTablas"/>
             </w:pPr>
             <w:r>
               <w:t>Organiza los datos por columnas en lugar de filas.</w:t>
@@ -20323,7 +19981,7 @@
           </w:tcPr>
           <w:p>
             <w:pPr>
-              <w:ind w:firstLine="0"/>
+              <w:pStyle w:val="TextoTablas"/>
             </w:pPr>
             <w:r>
               <w:t>Big data, análisis</w:t>
@@ -20338,7 +19996,7 @@
           </w:tcPr>
           <w:p>
             <w:pPr>
-              <w:ind w:firstLine="0"/>
+              <w:pStyle w:val="TextoTablas"/>
             </w:pPr>
             <w:r>
               <w:t>Grafos.</w:t>
@@ -20351,7 +20009,7 @@
           </w:tcPr>
           <w:p>
             <w:pPr>
-              <w:ind w:firstLine="0"/>
+              <w:pStyle w:val="TextoTablas"/>
             </w:pPr>
             <w:r>
               <w:t>Representa los datos mediante nodos y relaciones.</w:t>
@@ -20364,7 +20022,7 @@
           </w:tcPr>
           <w:p>
             <w:pPr>
-              <w:ind w:firstLine="0"/>
+              <w:pStyle w:val="TextoTablas"/>
             </w:pPr>
             <w:r>
               <w:t>Redes sociales</w:t>
@@ -20384,11 +20042,11 @@
       <w:pPr>
         <w:pStyle w:val="Ttulo2"/>
       </w:pPr>
-      <w:bookmarkStart w:id="30" w:name="_Toc228874096"/>
+      <w:bookmarkStart w:id="35" w:name="_Toc235515467"/>
       <w:r>
         <w:t>Tipos de bases de datos NoSQL</w:t>
       </w:r>
-      <w:bookmarkEnd w:id="30"/>
+      <w:bookmarkEnd w:id="35"/>
     </w:p>
     <w:p>
       <w:r>
@@ -20415,13 +20073,16 @@
         <w:rPr>
           <w:b/>
         </w:rPr>
+        <w:t>Bases de datos clave-valor</w:t>
+      </w:r>
+    </w:p>
+    <w:p>
+      <w:r>
+        <w:t xml:space="preserve">Almacenan la información mediante pares formados por una clave única y un valor asociado. Este modelo se caracteriza por su simplicidad y rapidez en el acceso a los datos, ya que la recuperación de la información se realiza directamente a través de </w:t>
+      </w:r>
+      <w:r>
         <w:lastRenderedPageBreak/>
-        <w:t>Bases de datos clave-valor</w:t>
-      </w:r>
-    </w:p>
-    <w:p>
-      <w:r>
-        <w:t>Almacenan la información mediante pares formados por una clave única y un valor asociado. Este modelo se caracteriza por su simplicidad y rapidez en el acceso a los datos, ya que la recuperación de la información se realiza directamente a través de la clave. Son ampliamente utilizadas en sistemas que requieren respuestas rápidas, como el manejo de sesiones de usuario, caché de datos y configuraciones temporales.</w:t>
+        <w:t>la clave. Son ampliamente utilizadas en sistemas que requieren respuestas rápidas, como el manejo de sesiones de usuario, caché de datos y configuraciones temporales.</w:t>
       </w:r>
     </w:p>
     <w:p>
@@ -20473,13 +20134,16 @@
         <w:rPr>
           <w:b/>
         </w:rPr>
+        <w:t>Bases de datos en columna</w:t>
+      </w:r>
+    </w:p>
+    <w:p>
+      <w:r>
+        <w:t xml:space="preserve">Organizan la información por columnas en lugar de filas, lo que facilita la ejecución de consultas analíticas sobre grandes volúmenes de datos. Este enfoque permite un acceso eficiente a conjuntos específicos de información y es ampliamente </w:t>
+      </w:r>
+      <w:r>
         <w:lastRenderedPageBreak/>
-        <w:t>Bases de datos en columna</w:t>
-      </w:r>
-    </w:p>
-    <w:p>
-      <w:r>
-        <w:t>Organizan la información por columnas en lugar de filas, lo que facilita la ejecución de consultas analíticas sobre grandes volúmenes de datos. Este enfoque permite un acceso eficiente a conjuntos específicos de información y es ampliamente utilizado en entornos de análisis de datos, inteligencia de negocios y procesamiento masivo de información.</w:t>
+        <w:t>utilizado en entornos de análisis de datos, inteligencia de negocios y procesamiento masivo de información.</w:t>
       </w:r>
     </w:p>
     <w:p>
@@ -20541,8 +20205,6 @@
         <w:t>Un ejemplo representativo es Neo4j, una base de datos orientada a grafos que modela la información mediante nodos y relaciones. Este sistema es ideal para aplicaciones donde las conexiones entre los datos son fundamentales, como redes sociales, sistemas de recomendación y análisis de relaciones complejas.</w:t>
       </w:r>
     </w:p>
-    <w:p/>
-    <w:p/>
     <w:p>
       <w:pPr>
         <w:pStyle w:val="Prrafodelista"/>
@@ -20558,25 +20220,25 @@
         <w:rPr>
           <w:b/>
         </w:rPr>
+        <w:t>Importancia de la clasificación NoSQL</w:t>
+      </w:r>
+    </w:p>
+    <w:p>
+      <w:r>
+        <w:t>La clasificación de las bases de datos NoSQL facilita la selección de la tecnología más adecuada según el tipo de aplicación y los datos que se desean gestionar, contribuyendo a mejorar el rendimiento, la escalabilidad y la eficiencia general del sistema.</w:t>
+      </w:r>
+    </w:p>
+    <w:p/>
+    <w:p>
+      <w:pPr>
+        <w:pStyle w:val="Ttulo2"/>
+      </w:pPr>
+      <w:bookmarkStart w:id="36" w:name="_Toc235515468"/>
+      <w:r>
         <w:lastRenderedPageBreak/>
-        <w:t>Importancia de la clasificación NoSQL</w:t>
-      </w:r>
-    </w:p>
-    <w:p>
-      <w:r>
-        <w:t>La clasificación de las bases de datos NoSQL facilita la selección de la tecnología más adecuada según el tipo de aplicación y los datos que se desean gestionar, contribuyendo a mejorar el rendimiento, la escalabilidad y la eficiencia general del sistema.</w:t>
-      </w:r>
-    </w:p>
-    <w:p/>
-    <w:p>
-      <w:pPr>
-        <w:pStyle w:val="Ttulo2"/>
-      </w:pPr>
-      <w:bookmarkStart w:id="31" w:name="_Toc228874097"/>
-      <w:r>
         <w:t>Arquitecturas y esquemas de datos</w:t>
       </w:r>
-      <w:bookmarkEnd w:id="31"/>
+      <w:bookmarkEnd w:id="36"/>
     </w:p>
     <w:p>
       <w:r>
@@ -20646,19 +20308,17 @@
       <w:pPr>
         <w:pStyle w:val="Ttulo2"/>
       </w:pPr>
-      <w:bookmarkStart w:id="32" w:name="_Toc228874098"/>
-      <w:r>
-        <w:lastRenderedPageBreak/>
+      <w:bookmarkStart w:id="37" w:name="_Toc235515469"/>
+      <w:r>
         <w:t>Diseño de bases de datos NoSQL</w:t>
       </w:r>
-      <w:bookmarkEnd w:id="32"/>
+      <w:bookmarkEnd w:id="37"/>
     </w:p>
     <w:p>
       <w:r>
         <w:t>El diseño de bases de datos NoSQL se fundamenta en un enfoque orientado al uso y al rendimiento, donde la estructura de los datos se define a partir de la forma en que serán consultados. A diferencia del modelo relacional, en NoSQL no se prioriza la normalización, sino la optimización de las consultas y el acceso eficiente a la información mediante estructuras flexibles adaptadas a las necesidades de la aplicación.</w:t>
       </w:r>
     </w:p>
-    <w:p/>
     <w:p>
       <w:pPr>
         <w:pStyle w:val="Prrafodelista"/>
@@ -20674,6 +20334,7 @@
         <w:rPr>
           <w:b/>
         </w:rPr>
+        <w:lastRenderedPageBreak/>
         <w:t>Patrones de acceso</w:t>
       </w:r>
     </w:p>
@@ -20736,7 +20397,6 @@
       </w:r>
     </w:p>
     <w:p/>
-    <w:p/>
     <w:p>
       <w:pPr>
         <w:pStyle w:val="Prrafodelista"/>
@@ -20752,7 +20412,6 @@
         <w:rPr>
           <w:b/>
         </w:rPr>
-        <w:lastRenderedPageBreak/>
         <w:t>Uso de claves en NoSQL</w:t>
       </w:r>
     </w:p>
@@ -20799,6 +20458,7 @@
     </w:p>
     <w:p>
       <w:r>
+        <w:lastRenderedPageBreak/>
         <w:t>El uso adecuado de las claves permite minimizar el tiempo de respuesta y optimizar el rendimiento del sistema.</w:t>
       </w:r>
     </w:p>
@@ -20862,7 +20522,6 @@
         <w:t>Los datos relacionados se almacenan dentro de un mismo documento, reduciendo la necesidad de consultas adicionales.</w:t>
       </w:r>
     </w:p>
-    <w:p/>
     <w:p>
       <w:pPr>
         <w:pStyle w:val="Prrafodelista"/>
@@ -20878,7 +20537,6 @@
         <w:rPr>
           <w:b/>
         </w:rPr>
-        <w:lastRenderedPageBreak/>
         <w:t>Referencia (</w:t>
       </w:r>
       <w:r>
@@ -20909,7 +20567,6 @@
     <w:p/>
     <w:p/>
     <w:p/>
-    <w:p/>
     <w:p>
       <w:pPr>
         <w:rPr>
@@ -20921,12 +20578,12 @@
       <w:pPr>
         <w:pStyle w:val="Titulosgenerales"/>
       </w:pPr>
-      <w:bookmarkStart w:id="33" w:name="_Toc228874099"/>
+      <w:bookmarkStart w:id="38" w:name="_Toc235515470"/>
       <w:r>
         <w:lastRenderedPageBreak/>
         <w:t>Síntesis</w:t>
       </w:r>
-      <w:bookmarkEnd w:id="33"/>
+      <w:bookmarkEnd w:id="38"/>
     </w:p>
     <w:p>
       <w:pPr>
@@ -21024,14 +20681,14 @@
       <w:pPr>
         <w:pStyle w:val="Titulosgenerales"/>
       </w:pPr>
-      <w:bookmarkStart w:id="34" w:name="_Toc176443725"/>
-      <w:bookmarkStart w:id="35" w:name="_Toc228874100"/>
+      <w:bookmarkStart w:id="39" w:name="_Toc176443725"/>
+      <w:bookmarkStart w:id="40" w:name="_Toc235515471"/>
       <w:r>
         <w:lastRenderedPageBreak/>
         <w:t>Glosario</w:t>
       </w:r>
-      <w:bookmarkEnd w:id="34"/>
-      <w:bookmarkEnd w:id="35"/>
+      <w:bookmarkEnd w:id="39"/>
+      <w:bookmarkEnd w:id="40"/>
     </w:p>
     <w:p>
       <w:pPr>
@@ -21236,8 +20893,8 @@
           <w:lang w:val="es-MX"/>
         </w:rPr>
       </w:pPr>
-      <w:bookmarkStart w:id="36" w:name="_Toc176443726"/>
-      <w:bookmarkStart w:id="37" w:name="_Toc228874101"/>
+      <w:bookmarkStart w:id="41" w:name="_Toc176443726"/>
+      <w:bookmarkStart w:id="42" w:name="_Toc235515472"/>
       <w:r>
         <w:rPr>
           <w:lang w:val="es-MX"/>
@@ -21245,8 +20902,8 @@
         <w:lastRenderedPageBreak/>
         <w:t>Referencias bibliográficas</w:t>
       </w:r>
-      <w:bookmarkEnd w:id="36"/>
-      <w:bookmarkEnd w:id="37"/>
+      <w:bookmarkEnd w:id="41"/>
+      <w:bookmarkEnd w:id="42"/>
     </w:p>
     <w:p>
       <w:pPr>
@@ -21949,14 +21606,14 @@
       <w:pPr>
         <w:pStyle w:val="Titulosgenerales"/>
       </w:pPr>
-      <w:bookmarkStart w:id="38" w:name="_Toc176443727"/>
-      <w:bookmarkStart w:id="39" w:name="_Toc228874102"/>
+      <w:bookmarkStart w:id="43" w:name="_Toc176443727"/>
+      <w:bookmarkStart w:id="44" w:name="_Toc235515473"/>
       <w:r>
         <w:lastRenderedPageBreak/>
         <w:t>Créditos</w:t>
       </w:r>
-      <w:bookmarkEnd w:id="38"/>
-      <w:bookmarkEnd w:id="39"/>
+      <w:bookmarkEnd w:id="43"/>
+      <w:bookmarkEnd w:id="44"/>
     </w:p>
     <w:tbl>
       <w:tblPr>
@@ -22090,8 +21747,6 @@
             <w:r>
               <w:t>Profesional G06. Responsable Ecosistema de Recursos Educativos Digitales (RED)</w:t>
             </w:r>
-            <w:bookmarkStart w:id="40" w:name="_GoBack"/>
-            <w:bookmarkEnd w:id="40"/>
           </w:p>
         </w:tc>
         <w:tc>
@@ -24962,8 +24617,8 @@
   <w:abstractNum w:abstractNumId="20" w15:restartNumberingAfterBreak="0">
     <w:nsid w:val="2DA71956"/>
     <w:multiLevelType w:val="hybridMultilevel"/>
-    <w:tmpl w:val="B708361C"/>
-    <w:lvl w:ilvl="0" w:tplc="240A0015">
+    <w:tmpl w:val="5A3E88D4"/>
+    <w:lvl w:ilvl="0" w:tplc="9FFAC52E">
       <w:start w:val="1"/>
       <w:numFmt w:val="upperLetter"/>
       <w:lvlText w:val="%1."/>
@@ -24971,6 +24626,9 @@
       <w:pPr>
         <w:ind w:left="1429" w:hanging="360"/>
       </w:pPr>
+      <w:rPr>
+        <w:b/>
+      </w:rPr>
     </w:lvl>
     <w:lvl w:ilvl="1" w:tplc="240A0019" w:tentative="1">
       <w:start w:val="1"/>
@@ -29033,8 +28691,8 @@
   <w:abstractNum w:abstractNumId="59" w15:restartNumberingAfterBreak="0">
     <w:nsid w:val="743558E5"/>
     <w:multiLevelType w:val="hybridMultilevel"/>
-    <w:tmpl w:val="CF440382"/>
-    <w:lvl w:ilvl="0" w:tplc="01CA1060">
+    <w:tmpl w:val="15E2D8CA"/>
+    <w:lvl w:ilvl="0" w:tplc="56B834BC">
       <w:start w:val="1"/>
       <w:numFmt w:val="decimal"/>
       <w:pStyle w:val="Figura"/>
@@ -31153,14 +30811,15 @@
     <w:link w:val="FiguraCar"/>
     <w:autoRedefine/>
     <w:qFormat/>
-    <w:rsid w:val="00D84FE3"/>
+    <w:rsid w:val="00D51FC8"/>
     <w:pPr>
       <w:numPr>
         <w:numId w:val="6"/>
       </w:numPr>
       <w:tabs>
-        <w:tab w:val="left" w:pos="1134"/>
+        <w:tab w:val="left" w:pos="720"/>
       </w:tabs>
+      <w:ind w:left="426"/>
     </w:pPr>
     <w:rPr>
       <w:rFonts w:cs="Times New Roman (Cuerpo en alfa"/>
@@ -31175,7 +30834,7 @@
     <w:name w:val="Figura Car"/>
     <w:basedOn w:val="Fuentedeprrafopredeter"/>
     <w:link w:val="Figura"/>
-    <w:rsid w:val="00D84FE3"/>
+    <w:rsid w:val="00D51FC8"/>
     <w:rPr>
       <w:rFonts w:cs="Times New Roman (Cuerpo en alfa"/>
       <w:b/>
@@ -32381,7 +32040,7 @@
 </file>
 
 <file path=customXml/itemProps1.xml><?xml version="1.0" encoding="utf-8"?>
-<ds:datastoreItem xmlns:ds="http://schemas.openxmlformats.org/officeDocument/2006/customXml" ds:itemID="{EC00798D-D106-46F1-8118-41742F1153F4}">
+<ds:datastoreItem xmlns:ds="http://schemas.openxmlformats.org/officeDocument/2006/customXml" ds:itemID="{4434F756-3E27-4D5E-9E19-E450132E1C5F}">
   <ds:schemaRefs>
     <ds:schemaRef ds:uri="http://schemas.openxmlformats.org/officeDocument/2006/bibliography"/>
   </ds:schemaRefs>
@@ -32389,13 +32048,13 @@
 </file>
 
 <file path=customXml/itemProps2.xml><?xml version="1.0" encoding="utf-8"?>
-<ds:datastoreItem xmlns:ds="http://schemas.openxmlformats.org/officeDocument/2006/customXml" ds:itemID="{D120CCE3-7D95-4B40-8B31-720BFFF7FED1}"/>
+<ds:datastoreItem xmlns:ds="http://schemas.openxmlformats.org/officeDocument/2006/customXml" ds:itemID="{B03D37F9-6EA2-4744-8B88-129139CC2D21}"/>
 </file>
 
 <file path=customXml/itemProps3.xml><?xml version="1.0" encoding="utf-8"?>
-<ds:datastoreItem xmlns:ds="http://schemas.openxmlformats.org/officeDocument/2006/customXml" ds:itemID="{7FFF0594-E4C3-4DBC-9046-8E44FA54D2EA}"/>
+<ds:datastoreItem xmlns:ds="http://schemas.openxmlformats.org/officeDocument/2006/customXml" ds:itemID="{A8208486-D4FC-48F3-943F-8AA282647FB2}"/>
 </file>
 
 <file path=customXml/itemProps4.xml><?xml version="1.0" encoding="utf-8"?>
-<ds:datastoreItem xmlns:ds="http://schemas.openxmlformats.org/officeDocument/2006/customXml" ds:itemID="{387970AD-7ABB-49D4-8C99-733A919AA842}"/>
+<ds:datastoreItem xmlns:ds="http://schemas.openxmlformats.org/officeDocument/2006/customXml" ds:itemID="{3F60C974-74EF-499E-AEC2-206A970158F9}"/>
 </file>